--- a/ApiWeb/bin/Debug/net8.0/Modelos/ESQUELETO.docx
+++ b/ApiWeb/bin/Debug/net8.0/Modelos/ESQUELETO.docx
@@ -46,7 +46,7 @@
             </w:pPr>
             <w:r>
               <w:rPr>
-                <w:rFonts w:eastAsia="Aptos" w:cs="Arial"/>
+                <w:rFonts w:eastAsia="Aptos" w:cs="Arial" w:ascii="Arial" w:hAnsi="Arial"/>
                 <w:b/>
                 <w:bCs/>
                 <w:kern w:val="2"/>
@@ -65,7 +65,13 @@
               <w:spacing w:lineRule="auto" w:line="240" w:before="0" w:after="0"/>
               <w:jc w:val="center"/>
               <w:rPr>
-                <w:rFonts w:ascii="Arial" w:hAnsi="Arial" w:eastAsia="Aptos" w:cs="Arial"/>
+                <w:b/>
+                <w:bCs/>
+              </w:rPr>
+            </w:pPr>
+            <w:r>
+              <w:rPr>
+                <w:rFonts w:eastAsia="Aptos" w:cs="Arial" w:ascii="Arial" w:hAnsi="Arial"/>
                 <w:b/>
                 <w:bCs/>
                 <w:kern w:val="2"/>
@@ -73,10 +79,11 @@
                 <w:szCs w:val="24"/>
                 <w:lang w:val="pt-BR" w:eastAsia="en-US" w:bidi="ar-SA"/>
               </w:rPr>
-            </w:pPr>
+              <w:t>{{</w:t>
+            </w:r>
             <w:r>
               <w:rPr>
-                <w:rFonts w:eastAsia="Aptos" w:cs="Arial"/>
+                <w:rFonts w:eastAsia="Aptos" w:cs="Arial" w:ascii="Arial" w:hAnsi="Arial"/>
                 <w:b/>
                 <w:bCs/>
                 <w:kern w:val="2"/>
@@ -84,23 +91,11 @@
                 <w:szCs w:val="24"/>
                 <w:lang w:val="pt-BR" w:eastAsia="en-US" w:bidi="ar-SA"/>
               </w:rPr>
-              <w:t>{{</w:t>
-            </w:r>
-            <w:r>
-              <w:rPr>
-                <w:rFonts w:eastAsia="Aptos" w:cs="Arial"/>
-                <w:b/>
-                <w:bCs/>
-                <w:kern w:val="2"/>
-                <w:sz w:val="24"/>
-                <w:szCs w:val="24"/>
-                <w:lang w:val="pt-BR" w:eastAsia="en-US" w:bidi="ar-SA"/>
-              </w:rPr>
               <w:t>NumeroPericia</w:t>
             </w:r>
             <w:r>
               <w:rPr>
-                <w:rFonts w:eastAsia="Aptos" w:cs="Arial"/>
+                <w:rFonts w:eastAsia="Aptos" w:cs="Arial" w:ascii="Arial" w:hAnsi="Arial"/>
                 <w:b/>
                 <w:bCs/>
                 <w:kern w:val="2"/>
@@ -132,7 +127,7 @@
             </w:pPr>
             <w:r>
               <w:rPr>
-                <w:rFonts w:eastAsia="Aptos" w:cs="Arial"/>
+                <w:rFonts w:eastAsia="Aptos" w:cs="Arial" w:ascii="Arial" w:hAnsi="Arial"/>
                 <w:b/>
                 <w:bCs/>
                 <w:kern w:val="2"/>
@@ -157,7 +152,7 @@
             </w:pPr>
             <w:r>
               <w:rPr>
-                <w:rFonts w:eastAsia="Aptos" w:cs="Arial"/>
+                <w:rFonts w:eastAsia="Aptos" w:cs="Arial" w:ascii="Arial" w:hAnsi="Arial"/>
                 <w:b/>
                 <w:bCs/>
                 <w:kern w:val="2"/>
@@ -191,7 +186,7 @@
             </w:pPr>
             <w:r>
               <w:rPr>
-                <w:rFonts w:eastAsia="Aptos" w:cs="" w:ascii="Aptos" w:hAnsi="Aptos"/>
+                <w:rFonts w:eastAsia="Aptos" w:cs=""/>
                 <w:kern w:val="2"/>
                 <w:sz w:val="24"/>
                 <w:szCs w:val="24"/>
@@ -213,7 +208,7 @@
       </w:pPr>
       <w:r>
         <w:rPr>
-          <w:rFonts w:cs="Arial"/>
+          <w:rFonts w:cs="Arial" w:ascii="Arial" w:hAnsi="Arial"/>
           <w:b/>
           <w:bCs/>
         </w:rPr>
@@ -231,7 +226,7 @@
       </w:pPr>
       <w:r>
         <w:rPr>
-          <w:rFonts w:cs="Arial"/>
+          <w:rFonts w:cs="Arial" w:ascii="Arial" w:hAnsi="Arial"/>
           <w:b/>
           <w:bCs/>
         </w:rPr>
@@ -248,23 +243,27 @@
       </w:pPr>
       <w:r>
         <w:rPr>
-          <w:rFonts w:cs="Arial"/>
-          <w:b/>
-          <w:bCs/>
-        </w:rPr>
-        <w:t xml:space="preserve">PROCESSO: </w:t>
-      </w:r>
-      <w:r>
-        <w:rPr>
-          <w:rFonts w:cs="Arial"/>
-          <w:b/>
-          <w:bCs/>
+          <w:rFonts w:cs="Arial" w:ascii="Arial" w:hAnsi="Arial"/>
+          <w:b/>
+          <w:bCs/>
+        </w:rPr>
+        <w:t>PROCESSO:</w:t>
+      </w:r>
+      <w:r>
+        <w:rPr>
+          <w:rFonts w:cs="Arial" w:ascii="Arial" w:hAnsi="Arial"/>
+        </w:rPr>
+        <w:t xml:space="preserve"> </w:t>
+      </w:r>
+      <w:r>
+        <w:rPr>
+          <w:rFonts w:cs="Arial" w:ascii="Arial" w:hAnsi="Arial"/>
         </w:rPr>
         <w:t>{{</w:t>
       </w:r>
       <w:r>
         <w:rPr>
-          <w:rFonts w:eastAsia="Aptos" w:cs="Arial"/>
+          <w:rFonts w:eastAsia="Aptos" w:cs="Arial" w:ascii="Arial" w:hAnsi="Arial"/>
           <w:b/>
           <w:bCs/>
           <w:kern w:val="2"/>
@@ -276,7 +275,7 @@
       </w:r>
       <w:r>
         <w:rPr>
-          <w:rFonts w:eastAsia="Aptos" w:cs="Arial"/>
+          <w:rFonts w:eastAsia="Aptos" w:cs="Arial" w:ascii="Arial" w:hAnsi="Arial"/>
           <w:b/>
           <w:bCs/>
           <w:kern w:val="2"/>
@@ -296,45 +295,39 @@
       </w:pPr>
       <w:r>
         <w:rPr>
-          <w:rFonts w:cs="Arial"/>
-          <w:b/>
-          <w:bCs/>
-        </w:rPr>
-        <w:t>AUTOR: {{Reclamantes}}</w:t>
-      </w:r>
-      <w:r>
-        <w:rPr>
-          <w:rFonts w:cs="Arial"/>
+          <w:rFonts w:cs="Arial" w:ascii="Arial" w:hAnsi="Arial"/>
+          <w:b/>
+          <w:bCs/>
+        </w:rPr>
+        <w:t xml:space="preserve">AUTOR: {{Reclamantes}} </w:t>
+      </w:r>
+    </w:p>
+    <w:p>
+      <w:pPr>
+        <w:pStyle w:val="Normal"/>
+        <w:rPr>
+          <w:rFonts w:ascii="Arial" w:hAnsi="Arial" w:cs="Arial"/>
+          <w:b/>
+          <w:bCs/>
+        </w:rPr>
+      </w:pPr>
+      <w:r>
+        <w:rPr>
+          <w:rFonts w:cs="Arial" w:ascii="Arial" w:hAnsi="Arial"/>
+          <w:b/>
+          <w:bCs/>
+        </w:rPr>
+        <w:t>RÉU:</w:t>
+      </w:r>
+      <w:r>
+        <w:rPr>
+          <w:rFonts w:cs="Arial" w:ascii="Arial" w:hAnsi="Arial"/>
         </w:rPr>
         <w:t xml:space="preserve"> </w:t>
       </w:r>
-    </w:p>
-    <w:p>
-      <w:pPr>
-        <w:pStyle w:val="Normal"/>
-        <w:rPr>
-          <w:rFonts w:ascii="Arial" w:hAnsi="Arial" w:cs="Arial"/>
-          <w:b/>
-          <w:bCs/>
-        </w:rPr>
-      </w:pPr>
-      <w:r>
-        <w:rPr>
-          <w:rFonts w:cs="Arial"/>
-          <w:b/>
-          <w:bCs/>
-        </w:rPr>
-        <w:t>RÉU:</w:t>
-      </w:r>
-      <w:r>
-        <w:rPr>
-          <w:rFonts w:cs="Arial"/>
-        </w:rPr>
-        <w:t xml:space="preserve"> </w:t>
-      </w:r>
-      <w:r>
-        <w:rPr>
-          <w:rFonts w:cs="Arial"/>
+      <w:r>
+        <w:rPr>
+          <w:rFonts w:cs="Arial" w:ascii="Arial" w:hAnsi="Arial"/>
           <w:b/>
           <w:bCs/>
         </w:rPr>
@@ -395,7 +388,7 @@
           <w:rFonts w:cs="Arial"/>
           <w:sz w:val="22"/>
         </w:rPr>
-        <w:t xml:space="preserve">”, encaminha a Vossa Excelência o respectivo laudo pericial e valor de honorários periciais. O presente documento é resultado do trabalho técnico realizado por este perito nas dependências da </w:t>
+        <w:t>”, encaminha a Vossa Excelência o respectivo laudo pericial e valor de honorários periciais. O presente documento é resultado do trabalho técnico realizado por este perito nas dependências da #</w:t>
       </w:r>
       <w:r>
         <w:rPr>
@@ -404,7 +397,7 @@
           <w:bCs/>
           <w:sz w:val="22"/>
         </w:rPr>
-        <w:t>{{Reclamada}}</w:t>
+        <w:t>Reclamadas</w:t>
       </w:r>
       <w:r>
         <w:rPr>
@@ -436,7 +429,7 @@
           <w:bCs/>
           <w:sz w:val="22"/>
         </w:rPr>
-        <w:t xml:space="preserve">{{RUA}}, {{Numero}}, </w:t>
+        <w:t xml:space="preserve">{{RUA}}, {{NUMERO}}, </w:t>
       </w:r>
       <w:r>
         <w:rPr>
@@ -573,31 +566,33 @@
       </w:pPr>
       <w:r>
         <w:rPr>
-          <w:rFonts w:cs="Arial"/>
-          <w:b/>
-          <w:bCs/>
-          <w:sz w:val="22"/>
-          <w:szCs w:val="22"/>
-        </w:rPr>
-        <w:t>{{CIDADE}}, {{DATALAUDO}}</w:t>
-      </w:r>
-    </w:p>
-    <w:p>
-      <w:pPr>
-        <w:pStyle w:val="Normal"/>
-        <w:spacing w:lineRule="auto" w:line="360"/>
-        <w:rPr>
-          <w:rFonts w:cs="Arial"/>
-          <w:b/>
-          <w:bCs/>
-        </w:rPr>
-      </w:pPr>
-      <w:r>
-        <w:rPr>
-          <w:rFonts w:cs="Arial"/>
-          <w:b/>
-          <w:bCs/>
-        </w:rPr>
+          <w:rFonts w:cs="Arial" w:ascii="Arial" w:hAnsi="Arial"/>
+          <w:b/>
+          <w:bCs/>
+          <w:sz w:val="22"/>
+          <w:szCs w:val="22"/>
+        </w:rPr>
+        <w:t>{{CIDADE}}, {{DATA</w:t>
+      </w:r>
+      <w:r>
+        <w:rPr>
+          <w:rFonts w:cs="Arial" w:ascii="Arial" w:hAnsi="Arial"/>
+          <w:b/>
+          <w:bCs/>
+          <w:sz w:val="22"/>
+          <w:szCs w:val="22"/>
+        </w:rPr>
+        <w:t>LAUDO</w:t>
+      </w:r>
+      <w:r>
+        <w:rPr>
+          <w:rFonts w:cs="Arial" w:ascii="Arial" w:hAnsi="Arial"/>
+          <w:b/>
+          <w:bCs/>
+          <w:sz w:val="22"/>
+          <w:szCs w:val="22"/>
+        </w:rPr>
+        <w:t>}}</w:t>
       </w:r>
     </w:p>
     <w:p>
@@ -848,7 +843,7 @@
             </w:pPr>
             <w:r>
               <w:rPr>
-                <w:rFonts w:eastAsia="Aptos" w:cs="" w:ascii="Aptos" w:hAnsi="Aptos"/>
+                <w:rFonts w:eastAsia="Aptos" w:cs=""/>
                 <w:kern w:val="2"/>
                 <w:sz w:val="24"/>
                 <w:szCs w:val="24"/>
@@ -889,7 +884,7 @@
       </w:pPr>
       <w:r>
         <w:rPr>
-          <w:rFonts w:cs="Arial"/>
+          <w:rFonts w:cs="Arial" w:ascii="Arial" w:hAnsi="Arial"/>
           <w:b/>
           <w:bCs/>
         </w:rPr>
@@ -908,7 +903,7 @@
       </w:pPr>
       <w:r>
         <w:rPr>
-          <w:rFonts w:cs="Arial"/>
+          <w:rFonts w:cs="Arial" w:ascii="Arial" w:hAnsi="Arial"/>
           <w:b/>
           <w:bCs/>
         </w:rPr>
@@ -927,7 +922,7 @@
       </w:pPr>
       <w:r>
         <w:rPr>
-          <w:rFonts w:cs="Arial"/>
+          <w:rFonts w:cs="Arial" w:ascii="Arial" w:hAnsi="Arial"/>
           <w:b/>
           <w:bCs/>
         </w:rPr>
@@ -946,7 +941,7 @@
       </w:pPr>
       <w:r>
         <w:rPr>
-          <w:rFonts w:cs="Arial"/>
+          <w:rFonts w:cs="Arial" w:ascii="Arial" w:hAnsi="Arial"/>
           <w:b/>
           <w:bCs/>
         </w:rPr>
@@ -954,7 +949,7 @@
       </w:r>
       <w:r>
         <w:rPr>
-          <w:rFonts w:cs="Arial"/>
+          <w:rFonts w:cs="Arial" w:ascii="Arial" w:hAnsi="Arial"/>
           <w:b/>
           <w:bCs/>
         </w:rPr>
@@ -973,7 +968,7 @@
       </w:pPr>
       <w:r>
         <w:rPr>
-          <w:rFonts w:cs="Arial"/>
+          <w:rFonts w:cs="Arial" w:ascii="Arial" w:hAnsi="Arial"/>
           <w:b/>
           <w:bCs/>
         </w:rPr>
@@ -992,7 +987,7 @@
       </w:pPr>
       <w:r>
         <w:rPr>
-          <w:rFonts w:cs="Arial"/>
+          <w:rFonts w:cs="Arial" w:ascii="Arial" w:hAnsi="Arial"/>
           <w:b/>
           <w:bCs/>
         </w:rPr>
@@ -1011,7 +1006,7 @@
       </w:pPr>
       <w:r>
         <w:rPr>
-          <w:rFonts w:cs="Arial"/>
+          <w:rFonts w:cs="Arial" w:ascii="Arial" w:hAnsi="Arial"/>
           <w:b/>
           <w:bCs/>
         </w:rPr>
@@ -1063,7 +1058,7 @@
       </w:pPr>
       <w:r>
         <w:rPr>
-          <w:rFonts w:cs="Arial"/>
+          <w:rFonts w:cs="Arial" w:ascii="Arial" w:hAnsi="Arial"/>
         </w:rPr>
       </w:r>
     </w:p>
@@ -1252,7 +1247,7 @@
             </w:pPr>
             <w:r>
               <w:rPr>
-                <w:rFonts w:eastAsia="Aptos" w:cs="" w:ascii="Aptos" w:hAnsi="Aptos"/>
+                <w:rFonts w:eastAsia="Aptos" w:cs=""/>
                 <w:kern w:val="2"/>
                 <w:sz w:val="24"/>
                 <w:szCs w:val="24"/>
@@ -1275,7 +1270,7 @@
       </w:pPr>
       <w:r>
         <w:rPr>
-          <w:rFonts w:cs="Arial"/>
+          <w:rFonts w:cs="Arial" w:ascii="Arial" w:hAnsi="Arial"/>
           <w:b/>
           <w:bCs/>
         </w:rPr>
@@ -1294,7 +1289,7 @@
       </w:pPr>
       <w:r>
         <w:rPr>
-          <w:rFonts w:cs="Arial"/>
+          <w:rFonts w:cs="Arial" w:ascii="Arial" w:hAnsi="Arial"/>
           <w:b/>
           <w:bCs/>
         </w:rPr>
@@ -1327,7 +1322,7 @@
       </w:pPr>
       <w:r>
         <w:rPr>
-          <w:rFonts w:cs="Arial"/>
+          <w:rFonts w:cs="Arial" w:ascii="Arial" w:hAnsi="Arial"/>
           <w:b/>
           <w:bCs/>
           <w:sz w:val="28"/>
@@ -1358,7 +1353,7 @@
       </w:pPr>
       <w:r>
         <w:rPr>
-          <w:rFonts w:cs="Arial"/>
+          <w:rFonts w:cs="Arial" w:ascii="Arial" w:hAnsi="Arial"/>
           <w:b/>
           <w:bCs/>
           <w:sz w:val="22"/>
@@ -1368,7 +1363,7 @@
       </w:r>
       <w:r>
         <w:rPr>
-          <w:rFonts w:cs="Arial"/>
+          <w:rFonts w:cs="Arial" w:ascii="Arial" w:hAnsi="Arial"/>
           <w:sz w:val="22"/>
           <w:szCs w:val="22"/>
         </w:rPr>
@@ -1376,7 +1371,7 @@
       </w:r>
       <w:r>
         <w:rPr>
-          <w:rFonts w:cs="Arial"/>
+          <w:rFonts w:cs="Arial" w:ascii="Arial" w:hAnsi="Arial"/>
           <w:b/>
           <w:bCs/>
           <w:sz w:val="22"/>
@@ -1398,7 +1393,7 @@
       </w:pPr>
       <w:r>
         <w:rPr>
-          <w:rFonts w:cs="Arial"/>
+          <w:rFonts w:cs="Arial" w:ascii="Arial" w:hAnsi="Arial"/>
           <w:b/>
           <w:bCs/>
           <w:sz w:val="22"/>
@@ -1408,7 +1403,7 @@
       </w:r>
       <w:r>
         <w:rPr>
-          <w:rFonts w:cs="Arial"/>
+          <w:rFonts w:cs="Arial" w:ascii="Arial" w:hAnsi="Arial"/>
           <w:sz w:val="22"/>
           <w:szCs w:val="22"/>
         </w:rPr>
@@ -1416,7 +1411,7 @@
       </w:r>
       <w:r>
         <w:rPr>
-          <w:rFonts w:cs="Arial"/>
+          <w:rFonts w:cs="Arial" w:ascii="Arial" w:hAnsi="Arial"/>
           <w:b/>
           <w:bCs/>
           <w:sz w:val="22"/>
@@ -1438,7 +1433,7 @@
       </w:pPr>
       <w:r>
         <w:rPr>
-          <w:rFonts w:cs="Arial"/>
+          <w:rFonts w:cs="Arial" w:ascii="Arial" w:hAnsi="Arial"/>
           <w:b/>
           <w:bCs/>
           <w:sz w:val="22"/>
@@ -1448,7 +1443,7 @@
       </w:r>
       <w:r>
         <w:rPr>
-          <w:rFonts w:cs="Arial"/>
+          <w:rFonts w:cs="Arial" w:ascii="Arial" w:hAnsi="Arial"/>
           <w:sz w:val="22"/>
           <w:szCs w:val="22"/>
         </w:rPr>
@@ -1456,7 +1451,7 @@
       </w:r>
       <w:r>
         <w:rPr>
-          <w:rFonts w:cs="Arial"/>
+          <w:rFonts w:cs="Arial" w:ascii="Arial" w:hAnsi="Arial"/>
           <w:b/>
           <w:bCs/>
           <w:sz w:val="22"/>
@@ -1478,7 +1473,7 @@
       </w:pPr>
       <w:r>
         <w:rPr>
-          <w:rFonts w:cs="Arial"/>
+          <w:rFonts w:cs="Arial" w:ascii="Arial" w:hAnsi="Arial"/>
           <w:b/>
           <w:bCs/>
           <w:sz w:val="22"/>
@@ -1498,7 +1493,7 @@
       </w:pPr>
       <w:r>
         <w:rPr>
-          <w:rFonts w:cs="Arial"/>
+          <w:rFonts w:cs="Arial" w:ascii="Arial" w:hAnsi="Arial"/>
           <w:b/>
           <w:bCs/>
         </w:rPr>
@@ -1517,7 +1512,7 @@
       </w:pPr>
       <w:r>
         <w:rPr>
-          <w:rFonts w:cs="Arial"/>
+          <w:rFonts w:cs="Arial" w:ascii="Arial" w:hAnsi="Arial"/>
           <w:b/>
           <w:bCs/>
           <w:sz w:val="28"/>
@@ -1542,7 +1537,7 @@
       </w:pPr>
       <w:r>
         <w:rPr>
-          <w:rFonts w:cs="Arial"/>
+          <w:rFonts w:cs="Arial" w:ascii="Arial" w:hAnsi="Arial"/>
           <w:b/>
           <w:bCs/>
           <w:sz w:val="28"/>
@@ -1563,7 +1558,7 @@
       </w:pPr>
       <w:r>
         <w:rPr>
-          <w:rFonts w:cs="Arial"/>
+          <w:rFonts w:cs="Arial" w:ascii="Arial" w:hAnsi="Arial"/>
           <w:sz w:val="22"/>
           <w:szCs w:val="22"/>
         </w:rPr>
@@ -1581,7 +1576,7 @@
       </w:pPr>
       <w:r>
         <w:rPr>
-          <w:rFonts w:cs="Arial"/>
+          <w:rFonts w:cs="Arial" w:ascii="Arial" w:hAnsi="Arial"/>
           <w:sz w:val="28"/>
           <w:szCs w:val="28"/>
         </w:rPr>
@@ -1604,7 +1599,7 @@
       </w:pPr>
       <w:r>
         <w:rPr>
-          <w:rFonts w:cs="Arial"/>
+          <w:rFonts w:cs="Arial" w:ascii="Arial" w:hAnsi="Arial"/>
           <w:b/>
           <w:bCs/>
           <w:sz w:val="28"/>
@@ -1685,16 +1680,6 @@
           <w:szCs w:val="22"/>
         </w:rPr>
         <w:t>{{Anexos}}</w:t>
-      </w:r>
-    </w:p>
-    <w:p>
-      <w:pPr>
-        <w:pStyle w:val="meusumrio"/>
-        <w:ind w:left="708"/>
-        <w:rPr/>
-      </w:pPr>
-      <w:r>
-        <w:rPr/>
       </w:r>
     </w:p>
     <w:p>
@@ -1915,7 +1900,7 @@
             </w:pPr>
             <w:r>
               <w:rPr>
-                <w:rFonts w:eastAsia="Aptos" w:cs="" w:ascii="Aptos" w:hAnsi="Aptos"/>
+                <w:rFonts w:eastAsia="Aptos" w:cs=""/>
                 <w:kern w:val="2"/>
                 <w:sz w:val="24"/>
                 <w:szCs w:val="24"/>
@@ -2494,7 +2479,7 @@
       </w:pPr>
       <w:r>
         <w:rPr>
-          <w:rFonts w:cs="Arial"/>
+          <w:rFonts w:cs="Arial" w:ascii="Arial" w:hAnsi="Arial"/>
           <w:b/>
           <w:bCs/>
           <w:sz w:val="28"/>
@@ -2516,7 +2501,7 @@
       </w:pPr>
       <w:r>
         <w:rPr>
-          <w:rFonts w:cs="Arial"/>
+          <w:rFonts w:cs="Arial" w:ascii="Arial" w:hAnsi="Arial"/>
           <w:b/>
           <w:bCs/>
           <w:sz w:val="28"/>
@@ -2682,7 +2667,7 @@
             </w:pPr>
             <w:r>
               <w:rPr>
-                <w:rFonts w:eastAsia="Aptos" w:cs="" w:ascii="Aptos" w:hAnsi="Aptos"/>
+                <w:rFonts w:eastAsia="Aptos" w:cs=""/>
                 <w:kern w:val="2"/>
                 <w:sz w:val="24"/>
                 <w:szCs w:val="24"/>
@@ -2707,7 +2692,7 @@
       </w:pPr>
       <w:r>
         <w:rPr>
-          <w:rFonts w:cs="Arial"/>
+          <w:rFonts w:cs="Arial" w:ascii="Arial" w:hAnsi="Arial"/>
           <w:b/>
           <w:bCs/>
           <w:sz w:val="28"/>
@@ -2729,7 +2714,7 @@
       </w:pPr>
       <w:r>
         <w:rPr>
-          <w:rFonts w:cs="Arial"/>
+          <w:rFonts w:cs="Arial" w:ascii="Arial" w:hAnsi="Arial"/>
           <w:b/>
           <w:bCs/>
           <w:sz w:val="28"/>
@@ -2756,7 +2741,7 @@
       </w:pPr>
       <w:r>
         <w:rPr>
-          <w:rFonts w:cs="Arial"/>
+          <w:rFonts w:cs="Arial" w:ascii="Arial" w:hAnsi="Arial"/>
           <w:b/>
           <w:bCs/>
           <w:sz w:val="28"/>
@@ -2777,7 +2762,7 @@
       </w:pPr>
       <w:r>
         <w:rPr>
-          <w:rFonts w:cs="Arial"/>
+          <w:rFonts w:cs="Arial" w:ascii="Arial" w:hAnsi="Arial"/>
           <w:bCs/>
         </w:rPr>
       </w:r>
@@ -2796,7 +2781,7 @@
       </w:pPr>
       <w:r>
         <w:rPr>
-          <w:rFonts w:cs="Arial"/>
+          <w:rFonts w:cs="Arial" w:ascii="Arial" w:hAnsi="Arial"/>
           <w:bCs/>
           <w:sz w:val="22"/>
           <w:szCs w:val="22"/>
@@ -2805,7 +2790,7 @@
       </w:r>
       <w:r>
         <w:rPr>
-          <w:rFonts w:cs="Arial"/>
+          <w:rFonts w:cs="Arial" w:ascii="Arial" w:hAnsi="Arial"/>
           <w:b/>
           <w:sz w:val="22"/>
           <w:szCs w:val="22"/>
@@ -2814,7 +2799,7 @@
       </w:r>
       <w:r>
         <w:rPr>
-          <w:rFonts w:cs="Arial"/>
+          <w:rFonts w:cs="Arial" w:ascii="Arial" w:hAnsi="Arial"/>
           <w:bCs/>
           <w:sz w:val="22"/>
           <w:szCs w:val="22"/>
@@ -2823,7 +2808,7 @@
       </w:r>
       <w:r>
         <w:rPr>
-          <w:rFonts w:cs="Arial"/>
+          <w:rFonts w:cs="Arial" w:ascii="Arial" w:hAnsi="Arial"/>
           <w:b/>
           <w:sz w:val="22"/>
           <w:szCs w:val="22"/>
@@ -2832,7 +2817,7 @@
       </w:r>
       <w:r>
         <w:rPr>
-          <w:rFonts w:cs="Arial"/>
+          <w:rFonts w:cs="Arial" w:ascii="Arial" w:hAnsi="Arial"/>
           <w:bCs/>
           <w:sz w:val="22"/>
           <w:szCs w:val="22"/>
@@ -2841,7 +2826,7 @@
       </w:r>
       <w:r>
         <w:rPr>
-          <w:rFonts w:cs="Arial"/>
+          <w:rFonts w:cs="Arial" w:ascii="Arial" w:hAnsi="Arial"/>
           <w:b/>
           <w:sz w:val="22"/>
           <w:szCs w:val="22"/>
@@ -2850,7 +2835,7 @@
       </w:r>
       <w:r>
         <w:rPr>
-          <w:rFonts w:cs="Arial"/>
+          <w:rFonts w:cs="Arial" w:ascii="Arial" w:hAnsi="Arial"/>
           <w:bCs/>
           <w:sz w:val="22"/>
           <w:szCs w:val="22"/>
@@ -2859,7 +2844,7 @@
       </w:r>
       <w:r>
         <w:rPr>
-          <w:rFonts w:cs="Arial"/>
+          <w:rFonts w:cs="Arial" w:ascii="Arial" w:hAnsi="Arial"/>
           <w:b/>
           <w:sz w:val="22"/>
           <w:szCs w:val="22"/>
@@ -2868,7 +2853,7 @@
       </w:r>
       <w:r>
         <w:rPr>
-          <w:rFonts w:cs="Arial"/>
+          <w:rFonts w:cs="Arial" w:ascii="Arial" w:hAnsi="Arial"/>
           <w:bCs/>
           <w:sz w:val="22"/>
           <w:szCs w:val="22"/>
@@ -2877,7 +2862,7 @@
       </w:r>
       <w:r>
         <w:rPr>
-          <w:rFonts w:cs="Arial"/>
+          <w:rFonts w:cs="Arial" w:ascii="Arial" w:hAnsi="Arial"/>
           <w:b/>
           <w:sz w:val="22"/>
           <w:szCs w:val="22"/>
@@ -2897,7 +2882,7 @@
       </w:pPr>
       <w:r>
         <w:rPr>
-          <w:rFonts w:cs="Arial"/>
+          <w:rFonts w:cs="Arial" w:ascii="Arial" w:hAnsi="Arial"/>
           <w:bCs/>
         </w:rPr>
       </w:r>
@@ -2914,7 +2899,7 @@
       </w:pPr>
       <w:r>
         <w:rPr>
-          <w:rFonts w:cs="Arial"/>
+          <w:rFonts w:cs="Arial" w:ascii="Arial" w:hAnsi="Arial"/>
           <w:bCs/>
         </w:rPr>
       </w:r>
@@ -2931,7 +2916,7 @@
       </w:pPr>
       <w:r>
         <w:rPr>
-          <w:rFonts w:cs="Arial"/>
+          <w:rFonts w:cs="Arial" w:ascii="Arial" w:hAnsi="Arial"/>
           <w:bCs/>
         </w:rPr>
       </w:r>
@@ -2948,7 +2933,7 @@
       </w:pPr>
       <w:r>
         <w:rPr>
-          <w:rFonts w:cs="Arial"/>
+          <w:rFonts w:cs="Arial" w:ascii="Arial" w:hAnsi="Arial"/>
           <w:bCs/>
         </w:rPr>
       </w:r>
@@ -2965,7 +2950,7 @@
       </w:pPr>
       <w:r>
         <w:rPr>
-          <w:rFonts w:cs="Arial"/>
+          <w:rFonts w:cs="Arial" w:ascii="Arial" w:hAnsi="Arial"/>
           <w:bCs/>
         </w:rPr>
       </w:r>
@@ -2982,7 +2967,7 @@
       </w:pPr>
       <w:r>
         <w:rPr>
-          <w:rFonts w:cs="Arial"/>
+          <w:rFonts w:cs="Arial" w:ascii="Arial" w:hAnsi="Arial"/>
           <w:bCs/>
         </w:rPr>
       </w:r>
@@ -2999,7 +2984,7 @@
       </w:pPr>
       <w:r>
         <w:rPr>
-          <w:rFonts w:cs="Arial"/>
+          <w:rFonts w:cs="Arial" w:ascii="Arial" w:hAnsi="Arial"/>
           <w:bCs/>
         </w:rPr>
       </w:r>
@@ -3016,7 +3001,7 @@
       </w:pPr>
       <w:r>
         <w:rPr>
-          <w:rFonts w:cs="Arial"/>
+          <w:rFonts w:cs="Arial" w:ascii="Arial" w:hAnsi="Arial"/>
           <w:bCs/>
         </w:rPr>
       </w:r>
@@ -3033,7 +3018,7 @@
       </w:pPr>
       <w:r>
         <w:rPr>
-          <w:rFonts w:cs="Arial"/>
+          <w:rFonts w:cs="Arial" w:ascii="Arial" w:hAnsi="Arial"/>
           <w:bCs/>
         </w:rPr>
       </w:r>
@@ -3050,7 +3035,7 @@
       </w:pPr>
       <w:r>
         <w:rPr>
-          <w:rFonts w:cs="Arial"/>
+          <w:rFonts w:cs="Arial" w:ascii="Arial" w:hAnsi="Arial"/>
           <w:bCs/>
         </w:rPr>
       </w:r>
@@ -3067,7 +3052,7 @@
       </w:pPr>
       <w:r>
         <w:rPr>
-          <w:rFonts w:cs="Arial"/>
+          <w:rFonts w:cs="Arial" w:ascii="Arial" w:hAnsi="Arial"/>
           <w:sz w:val="22"/>
           <w:szCs w:val="22"/>
         </w:rPr>
@@ -3087,7 +3072,7 @@
       </w:pPr>
       <w:r>
         <w:rPr>
-          <w:rFonts w:cs="Arial"/>
+          <w:rFonts w:cs="Arial" w:ascii="Arial" w:hAnsi="Arial"/>
           <w:sz w:val="22"/>
           <w:szCs w:val="22"/>
         </w:rPr>
@@ -3095,7 +3080,7 @@
       </w:r>
       <w:r>
         <w:rPr>
-          <w:rFonts w:cs="Arial"/>
+          <w:rFonts w:cs="Arial" w:ascii="Arial" w:hAnsi="Arial"/>
           <w:b/>
           <w:bCs/>
           <w:sz w:val="22"/>
@@ -3105,7 +3090,7 @@
       </w:r>
       <w:r>
         <w:rPr>
-          <w:rFonts w:cs="Arial"/>
+          <w:rFonts w:cs="Arial" w:ascii="Arial" w:hAnsi="Arial"/>
           <w:sz w:val="22"/>
           <w:szCs w:val="22"/>
         </w:rPr>
@@ -3113,7 +3098,7 @@
       </w:r>
       <w:r>
         <w:rPr>
-          <w:rFonts w:cs="Arial"/>
+          <w:rFonts w:cs="Arial" w:ascii="Arial" w:hAnsi="Arial"/>
           <w:b/>
           <w:bCs/>
           <w:sz w:val="22"/>
@@ -3123,7 +3108,7 @@
       </w:r>
       <w:r>
         <w:rPr>
-          <w:rFonts w:cs="Arial"/>
+          <w:rFonts w:cs="Arial" w:ascii="Arial" w:hAnsi="Arial"/>
           <w:sz w:val="22"/>
           <w:szCs w:val="22"/>
         </w:rPr>
@@ -3131,7 +3116,7 @@
       </w:r>
       <w:r>
         <w:rPr>
-          <w:rFonts w:cs="Arial"/>
+          <w:rFonts w:cs="Arial" w:ascii="Arial" w:hAnsi="Arial"/>
           <w:bCs/>
           <w:sz w:val="22"/>
           <w:szCs w:val="22"/>
@@ -3152,7 +3137,7 @@
       </w:pPr>
       <w:r>
         <w:rPr>
-          <w:rFonts w:cs="Arial"/>
+          <w:rFonts w:cs="Arial" w:ascii="Arial" w:hAnsi="Arial"/>
           <w:bCs/>
           <w:sz w:val="22"/>
           <w:szCs w:val="22"/>
@@ -3172,7 +3157,7 @@
       </w:pPr>
       <w:r>
         <w:rPr>
-          <w:rFonts w:cs="Arial"/>
+          <w:rFonts w:cs="Arial" w:ascii="Arial" w:hAnsi="Arial"/>
           <w:bCs/>
           <w:sz w:val="22"/>
           <w:szCs w:val="22"/>
@@ -3191,7 +3176,7 @@
       </w:pPr>
       <w:r>
         <w:rPr>
-          <w:rFonts w:cs="Arial"/>
+          <w:rFonts w:cs="Arial" w:ascii="Arial" w:hAnsi="Arial"/>
           <w:bCs/>
           <w:sz w:val="22"/>
           <w:szCs w:val="22"/>
@@ -3360,7 +3345,7 @@
             </w:pPr>
             <w:r>
               <w:rPr>
-                <w:rFonts w:eastAsia="Aptos" w:cs="" w:ascii="Aptos" w:hAnsi="Aptos"/>
+                <w:rFonts w:eastAsia="Aptos" w:cs=""/>
                 <w:kern w:val="2"/>
                 <w:sz w:val="24"/>
                 <w:szCs w:val="24"/>
@@ -3384,7 +3369,7 @@
       </w:pPr>
       <w:r>
         <w:rPr>
-          <w:rFonts w:cs="Arial"/>
+          <w:rFonts w:cs="Arial" w:ascii="Arial" w:hAnsi="Arial"/>
           <w:bCs/>
           <w:sz w:val="22"/>
           <w:szCs w:val="22"/>
@@ -3404,7 +3389,7 @@
       </w:pPr>
       <w:r>
         <w:rPr>
-          <w:rFonts w:cs="Arial"/>
+          <w:rFonts w:cs="Arial" w:ascii="Arial" w:hAnsi="Arial"/>
           <w:bCs/>
           <w:sz w:val="22"/>
           <w:szCs w:val="22"/>
@@ -3429,7 +3414,7 @@
       </w:pPr>
       <w:r>
         <w:rPr>
-          <w:rFonts w:cs="Arial"/>
+          <w:rFonts w:cs="Arial" w:ascii="Arial" w:hAnsi="Arial"/>
           <w:b/>
           <w:sz w:val="28"/>
           <w:szCs w:val="28"/>
@@ -3450,7 +3435,7 @@
       </w:pPr>
       <w:r>
         <w:rPr>
-          <w:rFonts w:cs="Arial"/>
+          <w:rFonts w:cs="Arial" w:ascii="Arial" w:hAnsi="Arial"/>
           <w:bCs/>
           <w:sz w:val="22"/>
           <w:szCs w:val="22"/>
@@ -3470,7 +3455,7 @@
       </w:pPr>
       <w:r>
         <w:rPr>
-          <w:rFonts w:cs="Arial"/>
+          <w:rFonts w:cs="Arial" w:ascii="Arial" w:hAnsi="Arial"/>
           <w:bCs/>
           <w:sz w:val="22"/>
           <w:szCs w:val="22"/>
@@ -3490,7 +3475,7 @@
       </w:pPr>
       <w:r>
         <w:rPr>
-          <w:rFonts w:cs="Arial"/>
+          <w:rFonts w:cs="Arial" w:ascii="Arial" w:hAnsi="Arial"/>
           <w:bCs/>
           <w:sz w:val="22"/>
           <w:szCs w:val="22"/>
@@ -3514,7 +3499,7 @@
       </w:pPr>
       <w:r>
         <w:rPr>
-          <w:rFonts w:cs="Arial"/>
+          <w:rFonts w:cs="Arial" w:ascii="Arial" w:hAnsi="Arial"/>
           <w:b/>
           <w:bCs/>
         </w:rPr>
@@ -3535,7 +3520,7 @@
       </w:pPr>
       <w:r>
         <w:rPr>
-          <w:rFonts w:cs="Arial"/>
+          <w:rFonts w:cs="Arial" w:ascii="Arial" w:hAnsi="Arial"/>
           <w:bCs/>
           <w:sz w:val="22"/>
           <w:szCs w:val="22"/>
@@ -3556,7 +3541,7 @@
       </w:pPr>
       <w:r>
         <w:rPr>
-          <w:rFonts w:cs="Arial"/>
+          <w:rFonts w:cs="Arial" w:ascii="Arial" w:hAnsi="Arial"/>
           <w:bCs/>
           <w:sz w:val="22"/>
           <w:szCs w:val="22"/>
@@ -3577,7 +3562,7 @@
       </w:pPr>
       <w:r>
         <w:rPr>
-          <w:rFonts w:cs="Arial"/>
+          <w:rFonts w:cs="Arial" w:ascii="Arial" w:hAnsi="Arial"/>
           <w:bCs/>
           <w:sz w:val="22"/>
           <w:szCs w:val="22"/>
@@ -3598,7 +3583,7 @@
       </w:pPr>
       <w:r>
         <w:rPr>
-          <w:rFonts w:cs="Arial"/>
+          <w:rFonts w:cs="Arial" w:ascii="Arial" w:hAnsi="Arial"/>
           <w:bCs/>
           <w:sz w:val="22"/>
           <w:szCs w:val="22"/>
@@ -3619,7 +3604,7 @@
       </w:pPr>
       <w:r>
         <w:rPr>
-          <w:rFonts w:cs="Arial"/>
+          <w:rFonts w:cs="Arial" w:ascii="Arial" w:hAnsi="Arial"/>
           <w:bCs/>
           <w:sz w:val="22"/>
           <w:szCs w:val="22"/>
@@ -3645,7 +3630,7 @@
       </w:pPr>
       <w:r>
         <w:rPr>
-          <w:rFonts w:cs="Arial"/>
+          <w:rFonts w:cs="Arial" w:ascii="Arial" w:hAnsi="Arial"/>
           <w:b/>
           <w:bCs/>
           <w:sz w:val="28"/>
@@ -3668,7 +3653,7 @@
       </w:pPr>
       <w:r>
         <w:rPr>
-          <w:rFonts w:cs="Arial"/>
+          <w:rFonts w:cs="Arial" w:ascii="Arial" w:hAnsi="Arial"/>
           <w:bCs/>
           <w:sz w:val="22"/>
           <w:szCs w:val="22"/>
@@ -3749,7 +3734,7 @@
       </w:pPr>
       <w:r>
         <w:rPr>
-          <w:rFonts w:cs="Arial"/>
+          <w:rFonts w:cs="Arial" w:ascii="Arial" w:hAnsi="Arial"/>
           <w:bCs/>
           <w:sz w:val="22"/>
           <w:szCs w:val="22"/>
@@ -3768,7 +3753,7 @@
       </w:pPr>
       <w:r>
         <w:rPr>
-          <w:rFonts w:cs="Arial"/>
+          <w:rFonts w:cs="Arial" w:ascii="Arial" w:hAnsi="Arial"/>
           <w:bCs/>
         </w:rPr>
       </w:r>
@@ -3787,7 +3772,7 @@
       </w:pPr>
       <w:r>
         <w:rPr>
-          <w:rFonts w:cs="Arial"/>
+          <w:rFonts w:cs="Arial" w:ascii="Arial" w:hAnsi="Arial"/>
           <w:b/>
           <w:bCs/>
           <w:sz w:val="28"/>
@@ -3806,7 +3791,7 @@
       </w:pPr>
       <w:r>
         <w:rPr>
-          <w:rFonts w:cs="Arial"/>
+          <w:rFonts w:cs="Arial" w:ascii="Arial" w:hAnsi="Arial"/>
           <w:b/>
           <w:bCs/>
         </w:rPr>
@@ -4096,7 +4081,7 @@
   <w:docDefaults>
     <w:rPrDefault>
       <w:rPr>
-        <w:rFonts w:ascii="Arial" w:hAnsi="Arial" w:eastAsia="Arial" w:cs="DejaVu Sans" w:asciiTheme="minorHAnsi" w:cstheme="minorBidi" w:eastAsiaTheme="minorHAnsi" w:hAnsiTheme="minorHAnsi"/>
+        <w:rFonts w:ascii="Aptos" w:hAnsi="Aptos" w:eastAsia="Aptos" w:cs="" w:asciiTheme="minorHAnsi" w:cstheme="minorBidi" w:eastAsiaTheme="minorHAnsi" w:hAnsiTheme="minorHAnsi"/>
         <w:kern w:val="2"/>
         <w:sz w:val="24"/>
         <w:szCs w:val="24"/>
@@ -4499,7 +4484,7 @@
       <w:jc w:val="left"/>
     </w:pPr>
     <w:rPr>
-      <w:rFonts w:ascii="Arial" w:hAnsi="Arial" w:eastAsia="Arial" w:cs="DejaVu Sans" w:asciiTheme="minorHAnsi" w:cstheme="minorBidi" w:eastAsiaTheme="minorHAnsi" w:hAnsiTheme="minorHAnsi"/>
+      <w:rFonts w:ascii="Aptos" w:hAnsi="Aptos" w:eastAsia="Aptos" w:cs="" w:asciiTheme="minorHAnsi" w:cstheme="minorBidi" w:eastAsiaTheme="minorHAnsi" w:hAnsiTheme="minorHAnsi"/>
       <w:color w:val="auto"/>
       <w:kern w:val="2"/>
       <w:sz w:val="24"/>
@@ -4523,7 +4508,7 @@
       <w:outlineLvl w:val="0"/>
     </w:pPr>
     <w:rPr>
-      <w:rFonts w:ascii="Arial" w:hAnsi="Arial" w:eastAsia="DejaVu Sans" w:cs="DejaVu Sans" w:asciiTheme="majorHAnsi" w:cstheme="majorBidi" w:eastAsiaTheme="majorEastAsia" w:hAnsiTheme="majorHAnsi"/>
+      <w:rFonts w:ascii="Aptos Display" w:hAnsi="Aptos Display" w:eastAsia="" w:cs="" w:asciiTheme="majorHAnsi" w:cstheme="majorBidi" w:eastAsiaTheme="majorEastAsia" w:hAnsiTheme="majorHAnsi"/>
       <w:color w:themeColor="accent1" w:themeShade="bf" w:val="0F4761"/>
       <w:sz w:val="40"/>
       <w:szCs w:val="40"/>
@@ -4546,7 +4531,7 @@
       <w:outlineLvl w:val="1"/>
     </w:pPr>
     <w:rPr>
-      <w:rFonts w:ascii="Arial" w:hAnsi="Arial" w:eastAsia="DejaVu Sans" w:cs="DejaVu Sans" w:asciiTheme="majorHAnsi" w:cstheme="majorBidi" w:eastAsiaTheme="majorEastAsia" w:hAnsiTheme="majorHAnsi"/>
+      <w:rFonts w:ascii="Aptos Display" w:hAnsi="Aptos Display" w:eastAsia="" w:cs="" w:asciiTheme="majorHAnsi" w:cstheme="majorBidi" w:eastAsiaTheme="majorEastAsia" w:hAnsiTheme="majorHAnsi"/>
       <w:color w:themeColor="accent1" w:themeShade="bf" w:val="0F4761"/>
       <w:sz w:val="32"/>
       <w:szCs w:val="32"/>
@@ -4569,7 +4554,7 @@
       <w:outlineLvl w:val="2"/>
     </w:pPr>
     <w:rPr>
-      <w:rFonts w:eastAsia="DejaVu Sans" w:cs="DejaVu Sans" w:cstheme="majorBidi" w:eastAsiaTheme="majorEastAsia"/>
+      <w:rFonts w:eastAsia="" w:cs="" w:cstheme="majorBidi" w:eastAsiaTheme="majorEastAsia"/>
       <w:color w:themeColor="accent1" w:themeShade="bf" w:val="0F4761"/>
       <w:sz w:val="28"/>
       <w:szCs w:val="28"/>
@@ -4592,7 +4577,7 @@
       <w:outlineLvl w:val="3"/>
     </w:pPr>
     <w:rPr>
-      <w:rFonts w:eastAsia="DejaVu Sans" w:cs="DejaVu Sans" w:cstheme="majorBidi" w:eastAsiaTheme="majorEastAsia"/>
+      <w:rFonts w:eastAsia="" w:cs="" w:cstheme="majorBidi" w:eastAsiaTheme="majorEastAsia"/>
       <w:i/>
       <w:iCs/>
       <w:color w:themeColor="accent1" w:themeShade="bf" w:val="0F4761"/>
@@ -4615,7 +4600,7 @@
       <w:outlineLvl w:val="4"/>
     </w:pPr>
     <w:rPr>
-      <w:rFonts w:eastAsia="DejaVu Sans" w:cs="DejaVu Sans" w:cstheme="majorBidi" w:eastAsiaTheme="majorEastAsia"/>
+      <w:rFonts w:eastAsia="" w:cs="" w:cstheme="majorBidi" w:eastAsiaTheme="majorEastAsia"/>
       <w:color w:themeColor="accent1" w:themeShade="bf" w:val="0F4761"/>
     </w:rPr>
   </w:style>
@@ -4636,7 +4621,7 @@
       <w:outlineLvl w:val="5"/>
     </w:pPr>
     <w:rPr>
-      <w:rFonts w:eastAsia="DejaVu Sans" w:cs="DejaVu Sans" w:cstheme="majorBidi" w:eastAsiaTheme="majorEastAsia"/>
+      <w:rFonts w:eastAsia="" w:cs="" w:cstheme="majorBidi" w:eastAsiaTheme="majorEastAsia"/>
       <w:i/>
       <w:iCs/>
       <w:color w:themeColor="text1" w:themeTint="a6" w:val="595959"/>
@@ -4659,7 +4644,7 @@
       <w:outlineLvl w:val="6"/>
     </w:pPr>
     <w:rPr>
-      <w:rFonts w:eastAsia="DejaVu Sans" w:cs="DejaVu Sans" w:cstheme="majorBidi" w:eastAsiaTheme="majorEastAsia"/>
+      <w:rFonts w:eastAsia="" w:cs="" w:cstheme="majorBidi" w:eastAsiaTheme="majorEastAsia"/>
       <w:color w:themeColor="text1" w:themeTint="a6" w:val="595959"/>
     </w:rPr>
   </w:style>
@@ -4680,7 +4665,7 @@
       <w:outlineLvl w:val="7"/>
     </w:pPr>
     <w:rPr>
-      <w:rFonts w:eastAsia="DejaVu Sans" w:cs="DejaVu Sans" w:cstheme="majorBidi" w:eastAsiaTheme="majorEastAsia"/>
+      <w:rFonts w:eastAsia="" w:cs="" w:cstheme="majorBidi" w:eastAsiaTheme="majorEastAsia"/>
       <w:i/>
       <w:iCs/>
       <w:color w:themeColor="text1" w:themeTint="d8" w:val="272727"/>
@@ -4703,7 +4688,7 @@
       <w:outlineLvl w:val="8"/>
     </w:pPr>
     <w:rPr>
-      <w:rFonts w:eastAsia="DejaVu Sans" w:cs="DejaVu Sans" w:cstheme="majorBidi" w:eastAsiaTheme="majorEastAsia"/>
+      <w:rFonts w:eastAsia="" w:cs="" w:cstheme="majorBidi" w:eastAsiaTheme="majorEastAsia"/>
       <w:color w:themeColor="text1" w:themeTint="d8" w:val="272727"/>
     </w:rPr>
   </w:style>
@@ -4722,7 +4707,7 @@
     <w:qFormat/>
     <w:rsid w:val="00b60426"/>
     <w:rPr>
-      <w:rFonts w:ascii="Arial" w:hAnsi="Arial" w:eastAsia="DejaVu Sans" w:cs="DejaVu Sans" w:asciiTheme="majorHAnsi" w:cstheme="majorBidi" w:eastAsiaTheme="majorEastAsia" w:hAnsiTheme="majorHAnsi"/>
+      <w:rFonts w:ascii="Aptos Display" w:hAnsi="Aptos Display" w:eastAsia="" w:cs="" w:asciiTheme="majorHAnsi" w:cstheme="majorBidi" w:eastAsiaTheme="majorEastAsia" w:hAnsiTheme="majorHAnsi"/>
       <w:color w:themeColor="accent1" w:themeShade="bf" w:val="0F4761"/>
       <w:sz w:val="40"/>
       <w:szCs w:val="40"/>
@@ -4736,7 +4721,7 @@
     <w:qFormat/>
     <w:rsid w:val="00b60426"/>
     <w:rPr>
-      <w:rFonts w:ascii="Arial" w:hAnsi="Arial" w:eastAsia="DejaVu Sans" w:cs="DejaVu Sans" w:asciiTheme="majorHAnsi" w:cstheme="majorBidi" w:eastAsiaTheme="majorEastAsia" w:hAnsiTheme="majorHAnsi"/>
+      <w:rFonts w:ascii="Aptos Display" w:hAnsi="Aptos Display" w:eastAsia="" w:cs="" w:asciiTheme="majorHAnsi" w:cstheme="majorBidi" w:eastAsiaTheme="majorEastAsia" w:hAnsiTheme="majorHAnsi"/>
       <w:color w:themeColor="accent1" w:themeShade="bf" w:val="0F4761"/>
       <w:sz w:val="32"/>
       <w:szCs w:val="32"/>
@@ -4750,7 +4735,7 @@
     <w:qFormat/>
     <w:rsid w:val="00b60426"/>
     <w:rPr>
-      <w:rFonts w:eastAsia="DejaVu Sans" w:cs="DejaVu Sans" w:cstheme="majorBidi" w:eastAsiaTheme="majorEastAsia"/>
+      <w:rFonts w:eastAsia="" w:cs="" w:cstheme="majorBidi" w:eastAsiaTheme="majorEastAsia"/>
       <w:color w:themeColor="accent1" w:themeShade="bf" w:val="0F4761"/>
       <w:sz w:val="28"/>
       <w:szCs w:val="28"/>
@@ -4764,7 +4749,7 @@
     <w:qFormat/>
     <w:rsid w:val="00b60426"/>
     <w:rPr>
-      <w:rFonts w:eastAsia="DejaVu Sans" w:cs="DejaVu Sans" w:cstheme="majorBidi" w:eastAsiaTheme="majorEastAsia"/>
+      <w:rFonts w:eastAsia="" w:cs="" w:cstheme="majorBidi" w:eastAsiaTheme="majorEastAsia"/>
       <w:i/>
       <w:iCs/>
       <w:color w:themeColor="accent1" w:themeShade="bf" w:val="0F4761"/>
@@ -4778,7 +4763,7 @@
     <w:qFormat/>
     <w:rsid w:val="00b60426"/>
     <w:rPr>
-      <w:rFonts w:eastAsia="DejaVu Sans" w:cs="DejaVu Sans" w:cstheme="majorBidi" w:eastAsiaTheme="majorEastAsia"/>
+      <w:rFonts w:eastAsia="" w:cs="" w:cstheme="majorBidi" w:eastAsiaTheme="majorEastAsia"/>
       <w:color w:themeColor="accent1" w:themeShade="bf" w:val="0F4761"/>
     </w:rPr>
   </w:style>
@@ -4790,7 +4775,7 @@
     <w:qFormat/>
     <w:rsid w:val="00b60426"/>
     <w:rPr>
-      <w:rFonts w:eastAsia="DejaVu Sans" w:cs="DejaVu Sans" w:cstheme="majorBidi" w:eastAsiaTheme="majorEastAsia"/>
+      <w:rFonts w:eastAsia="" w:cs="" w:cstheme="majorBidi" w:eastAsiaTheme="majorEastAsia"/>
       <w:i/>
       <w:iCs/>
       <w:color w:themeColor="text1" w:themeTint="a6" w:val="595959"/>
@@ -4804,7 +4789,7 @@
     <w:qFormat/>
     <w:rsid w:val="00b60426"/>
     <w:rPr>
-      <w:rFonts w:eastAsia="DejaVu Sans" w:cs="DejaVu Sans" w:cstheme="majorBidi" w:eastAsiaTheme="majorEastAsia"/>
+      <w:rFonts w:eastAsia="" w:cs="" w:cstheme="majorBidi" w:eastAsiaTheme="majorEastAsia"/>
       <w:color w:themeColor="text1" w:themeTint="a6" w:val="595959"/>
     </w:rPr>
   </w:style>
@@ -4816,7 +4801,7 @@
     <w:qFormat/>
     <w:rsid w:val="00b60426"/>
     <w:rPr>
-      <w:rFonts w:eastAsia="DejaVu Sans" w:cs="DejaVu Sans" w:cstheme="majorBidi" w:eastAsiaTheme="majorEastAsia"/>
+      <w:rFonts w:eastAsia="" w:cs="" w:cstheme="majorBidi" w:eastAsiaTheme="majorEastAsia"/>
       <w:i/>
       <w:iCs/>
       <w:color w:themeColor="text1" w:themeTint="d8" w:val="272727"/>
@@ -4830,7 +4815,7 @@
     <w:qFormat/>
     <w:rsid w:val="00b60426"/>
     <w:rPr>
-      <w:rFonts w:eastAsia="DejaVu Sans" w:cs="DejaVu Sans" w:cstheme="majorBidi" w:eastAsiaTheme="majorEastAsia"/>
+      <w:rFonts w:eastAsia="" w:cs="" w:cstheme="majorBidi" w:eastAsiaTheme="majorEastAsia"/>
       <w:color w:themeColor="text1" w:themeTint="d8" w:val="272727"/>
     </w:rPr>
   </w:style>
@@ -4841,7 +4826,7 @@
     <w:qFormat/>
     <w:rsid w:val="00b60426"/>
     <w:rPr>
-      <w:rFonts w:ascii="Arial" w:hAnsi="Arial" w:eastAsia="DejaVu Sans" w:cs="DejaVu Sans" w:asciiTheme="majorHAnsi" w:cstheme="majorBidi" w:eastAsiaTheme="majorEastAsia" w:hAnsiTheme="majorHAnsi"/>
+      <w:rFonts w:ascii="Aptos Display" w:hAnsi="Aptos Display" w:eastAsia="" w:cs="" w:asciiTheme="majorHAnsi" w:cstheme="majorBidi" w:eastAsiaTheme="majorEastAsia" w:hAnsiTheme="majorHAnsi"/>
       <w:spacing w:val="-10"/>
       <w:kern w:val="2"/>
       <w:sz w:val="56"/>
@@ -4855,7 +4840,7 @@
     <w:qFormat/>
     <w:rsid w:val="00b60426"/>
     <w:rPr>
-      <w:rFonts w:eastAsia="DejaVu Sans" w:cs="DejaVu Sans" w:cstheme="majorBidi" w:eastAsiaTheme="majorEastAsia"/>
+      <w:rFonts w:eastAsia="" w:cs="" w:cstheme="majorBidi" w:eastAsiaTheme="majorEastAsia"/>
       <w:color w:themeColor="text1" w:themeTint="a6" w:val="595959"/>
       <w:spacing w:val="15"/>
       <w:sz w:val="28"/>
@@ -5015,7 +5000,7 @@
       <w:contextualSpacing/>
     </w:pPr>
     <w:rPr>
-      <w:rFonts w:ascii="Arial" w:hAnsi="Arial" w:eastAsia="DejaVu Sans" w:cs="DejaVu Sans" w:asciiTheme="majorHAnsi" w:cstheme="majorBidi" w:eastAsiaTheme="majorEastAsia" w:hAnsiTheme="majorHAnsi"/>
+      <w:rFonts w:ascii="Aptos Display" w:hAnsi="Aptos Display" w:eastAsia="" w:cs="" w:asciiTheme="majorHAnsi" w:cstheme="majorBidi" w:eastAsiaTheme="majorEastAsia" w:hAnsiTheme="majorHAnsi"/>
       <w:spacing w:val="-10"/>
       <w:kern w:val="2"/>
       <w:sz w:val="56"/>
@@ -5032,7 +5017,7 @@
     <w:rsid w:val="00b60426"/>
     <w:pPr/>
     <w:rPr>
-      <w:rFonts w:eastAsia="DejaVu Sans" w:cs="DejaVu Sans" w:cstheme="majorBidi" w:eastAsiaTheme="majorEastAsia"/>
+      <w:rFonts w:eastAsia="" w:cs="" w:cstheme="majorBidi" w:eastAsiaTheme="majorEastAsia"/>
       <w:color w:themeColor="text1" w:themeTint="a6" w:val="595959"/>
       <w:spacing w:val="15"/>
       <w:sz w:val="28"/>
@@ -5136,7 +5121,7 @@
       <w:jc w:val="left"/>
     </w:pPr>
     <w:rPr>
-      <w:rFonts w:ascii="Arial" w:hAnsi="Arial" w:eastAsia="Arial" w:cs="DejaVu Sans" w:asciiTheme="minorHAnsi" w:cstheme="minorBidi" w:eastAsiaTheme="minorHAnsi" w:hAnsiTheme="minorHAnsi"/>
+      <w:rFonts w:ascii="Aptos" w:hAnsi="Aptos" w:eastAsia="Aptos" w:cs="" w:asciiTheme="minorHAnsi" w:cstheme="minorBidi" w:eastAsiaTheme="minorHAnsi" w:hAnsiTheme="minorHAnsi"/>
       <w:color w:val="auto"/>
       <w:kern w:val="2"/>
       <w:sz w:val="24"/>
@@ -5204,9 +5189,9 @@
 </file>
 
 <file path=word/theme/theme1.xml><?xml version="1.0" encoding="utf-8"?>
-<a:theme xmlns:a="http://schemas.openxmlformats.org/drawingml/2006/main" xmlns:r="http://schemas.openxmlformats.org/officeDocument/2006/relationships" name="Office">
+<a:theme xmlns:a="http://schemas.openxmlformats.org/drawingml/2006/main" xmlns:r="http://schemas.openxmlformats.org/officeDocument/2006/relationships" name="Tema do Office">
   <a:themeElements>
-    <a:clrScheme name="LibreOffice">
+    <a:clrScheme name="Office">
       <a:dk1>
         <a:srgbClr val="000000"/>
       </a:dk1>
@@ -5214,46 +5199,46 @@
         <a:srgbClr val="ffffff"/>
       </a:lt1>
       <a:dk2>
-        <a:srgbClr val="000000"/>
+        <a:srgbClr val="0e2841"/>
       </a:dk2>
       <a:lt2>
-        <a:srgbClr val="ffffff"/>
+        <a:srgbClr val="e8e8e8"/>
       </a:lt2>
       <a:accent1>
-        <a:srgbClr val="18a303"/>
+        <a:srgbClr val="156082"/>
       </a:accent1>
       <a:accent2>
-        <a:srgbClr val="0369a3"/>
+        <a:srgbClr val="e97132"/>
       </a:accent2>
       <a:accent3>
-        <a:srgbClr val="a33e03"/>
+        <a:srgbClr val="196b24"/>
       </a:accent3>
       <a:accent4>
-        <a:srgbClr val="8e03a3"/>
+        <a:srgbClr val="0f9ed5"/>
       </a:accent4>
       <a:accent5>
-        <a:srgbClr val="c99c00"/>
+        <a:srgbClr val="a02b93"/>
       </a:accent5>
       <a:accent6>
-        <a:srgbClr val="c9211e"/>
+        <a:srgbClr val="4ea72e"/>
       </a:accent6>
       <a:hlink>
-        <a:srgbClr val="0000ee"/>
+        <a:srgbClr val="467886"/>
       </a:hlink>
       <a:folHlink>
-        <a:srgbClr val="551a8b"/>
+        <a:srgbClr val="96607d"/>
       </a:folHlink>
     </a:clrScheme>
     <a:fontScheme name="Office">
       <a:majorFont>
-        <a:latin typeface="Arial" pitchFamily="0" charset="1"/>
-        <a:ea typeface="DejaVu Sans" pitchFamily="0" charset="1"/>
-        <a:cs typeface="DejaVu Sans" pitchFamily="0" charset="1"/>
+        <a:latin typeface="Aptos Display" panose="02110004020202020204" pitchFamily="0" charset="1"/>
+        <a:ea typeface=""/>
+        <a:cs typeface=""/>
       </a:majorFont>
       <a:minorFont>
-        <a:latin typeface="Arial" pitchFamily="0" charset="1"/>
-        <a:ea typeface="DejaVu Sans" pitchFamily="0" charset="1"/>
-        <a:cs typeface="DejaVu Sans" pitchFamily="0" charset="1"/>
+        <a:latin typeface="Aptos" panose="02110004020202020204" pitchFamily="0" charset="1"/>
+        <a:ea typeface=""/>
+        <a:cs typeface=""/>
       </a:minorFont>
     </a:fontScheme>
     <a:fmtScheme>
@@ -5261,25 +5246,67 @@
         <a:solidFill>
           <a:schemeClr val="phClr"/>
         </a:solidFill>
-        <a:solidFill>
-          <a:schemeClr val="phClr"/>
-        </a:solidFill>
-        <a:solidFill>
-          <a:schemeClr val="phClr"/>
-        </a:solidFill>
+        <a:gradFill>
+          <a:gsLst>
+            <a:gs pos="0">
+              <a:schemeClr val="phClr">
+                <a:lumMod val="110000"/>
+                <a:tint val="67000"/>
+              </a:schemeClr>
+            </a:gs>
+            <a:gs pos="50000">
+              <a:schemeClr val="phClr">
+                <a:lumMod val="105000"/>
+                <a:tint val="73000"/>
+              </a:schemeClr>
+            </a:gs>
+            <a:gs pos="100000">
+              <a:schemeClr val="phClr">
+                <a:lumMod val="105000"/>
+                <a:tint val="81000"/>
+              </a:schemeClr>
+            </a:gs>
+          </a:gsLst>
+          <a:lin ang="5400000" scaled="0"/>
+          <a:tileRect l="0" t="0" r="0" b="0"/>
+        </a:gradFill>
+        <a:gradFill>
+          <a:gsLst>
+            <a:gs pos="0">
+              <a:schemeClr val="phClr">
+                <a:lumMod val="102000"/>
+                <a:tint val="94000"/>
+              </a:schemeClr>
+            </a:gs>
+            <a:gs pos="50000">
+              <a:schemeClr val="phClr">
+                <a:lumMod val="100000"/>
+                <a:shade val="100000"/>
+              </a:schemeClr>
+            </a:gs>
+            <a:gs pos="100000">
+              <a:schemeClr val="phClr">
+                <a:lumMod val="99000"/>
+                <a:shade val="78000"/>
+              </a:schemeClr>
+            </a:gs>
+          </a:gsLst>
+          <a:lin ang="5400000" scaled="0"/>
+          <a:tileRect l="0" t="0" r="0" b="0"/>
+        </a:gradFill>
       </a:fillStyleLst>
       <a:lnStyleLst>
-        <a:ln w="6350" cap="flat" cmpd="sng" algn="ctr">
+        <a:ln w="12700" cap="flat" cmpd="sng" algn="ctr">
           <a:prstDash val="solid"/>
-          <a:miter/>
+          <a:miter lim="800000"/>
         </a:ln>
-        <a:ln w="6350" cap="flat" cmpd="sng" algn="ctr">
+        <a:ln w="19050" cap="flat" cmpd="sng" algn="ctr">
           <a:prstDash val="solid"/>
-          <a:miter/>
+          <a:miter lim="800000"/>
         </a:ln>
-        <a:ln w="6350" cap="flat" cmpd="sng" algn="ctr">
+        <a:ln w="25400" cap="flat" cmpd="sng" algn="ctr">
           <a:prstDash val="solid"/>
-          <a:miter/>
+          <a:miter lim="800000"/>
         </a:ln>
       </a:lnStyleLst>
       <a:effectStyleLst>
@@ -5298,11 +5325,35 @@
           <a:schemeClr val="phClr"/>
         </a:solidFill>
         <a:solidFill>
-          <a:schemeClr val="phClr"/>
+          <a:schemeClr val="phClr">
+            <a:tint val="95000"/>
+          </a:schemeClr>
         </a:solidFill>
-        <a:solidFill>
-          <a:schemeClr val="phClr"/>
-        </a:solidFill>
+        <a:gradFill>
+          <a:gsLst>
+            <a:gs pos="0">
+              <a:schemeClr val="phClr">
+                <a:tint val="93000"/>
+                <a:shade val="98000"/>
+                <a:lumMod val="102000"/>
+              </a:schemeClr>
+            </a:gs>
+            <a:gs pos="50000">
+              <a:schemeClr val="phClr">
+                <a:tint val="98000"/>
+                <a:shade val="90000"/>
+                <a:lumMod val="103000"/>
+              </a:schemeClr>
+            </a:gs>
+            <a:gs pos="100000">
+              <a:schemeClr val="phClr">
+                <a:shade val="63000"/>
+              </a:schemeClr>
+            </a:gs>
+          </a:gsLst>
+          <a:lin ang="5400000" scaled="0"/>
+          <a:tileRect l="0" t="0" r="0" b="0"/>
+        </a:gradFill>
       </a:bgFillStyleLst>
     </a:fmtScheme>
   </a:themeElements>

--- a/ApiWeb/bin/Debug/net8.0/Modelos/ESQUELETO.docx
+++ b/ApiWeb/bin/Debug/net8.0/Modelos/ESQUELETO.docx
@@ -79,31 +79,7 @@
                 <w:szCs w:val="24"/>
                 <w:lang w:val="pt-BR" w:eastAsia="en-US" w:bidi="ar-SA"/>
               </w:rPr>
-              <w:t>{{</w:t>
-            </w:r>
-            <w:r>
-              <w:rPr>
-                <w:rFonts w:eastAsia="Aptos" w:cs="Arial" w:ascii="Arial" w:hAnsi="Arial"/>
-                <w:b/>
-                <w:bCs/>
-                <w:kern w:val="2"/>
-                <w:sz w:val="24"/>
-                <w:szCs w:val="24"/>
-                <w:lang w:val="pt-BR" w:eastAsia="en-US" w:bidi="ar-SA"/>
-              </w:rPr>
-              <w:t>NumeroPericia</w:t>
-            </w:r>
-            <w:r>
-              <w:rPr>
-                <w:rFonts w:eastAsia="Aptos" w:cs="Arial" w:ascii="Arial" w:hAnsi="Arial"/>
-                <w:b/>
-                <w:bCs/>
-                <w:kern w:val="2"/>
-                <w:sz w:val="24"/>
-                <w:szCs w:val="24"/>
-                <w:lang w:val="pt-BR" w:eastAsia="en-US" w:bidi="ar-SA"/>
-              </w:rPr>
-              <w:t>}}</w:t>
+              <w:t>#NumeroPericia</w:t>
             </w:r>
           </w:p>
         </w:tc>
@@ -257,12 +233,6 @@
       </w:r>
       <w:r>
         <w:rPr>
-          <w:rFonts w:cs="Arial" w:ascii="Arial" w:hAnsi="Arial"/>
-        </w:rPr>
-        <w:t>{{</w:t>
-      </w:r>
-      <w:r>
-        <w:rPr>
           <w:rFonts w:eastAsia="Aptos" w:cs="Arial" w:ascii="Arial" w:hAnsi="Arial"/>
           <w:b/>
           <w:bCs/>
@@ -271,19 +241,7 @@
           <w:szCs w:val="24"/>
           <w:lang w:val="pt-BR" w:eastAsia="en-US" w:bidi="ar-SA"/>
         </w:rPr>
-        <w:t>NumeroPericia</w:t>
-      </w:r>
-      <w:r>
-        <w:rPr>
-          <w:rFonts w:eastAsia="Aptos" w:cs="Arial" w:ascii="Arial" w:hAnsi="Arial"/>
-          <w:b/>
-          <w:bCs/>
-          <w:kern w:val="2"/>
-          <w:sz w:val="24"/>
-          <w:szCs w:val="24"/>
-          <w:lang w:val="pt-BR" w:eastAsia="en-US" w:bidi="ar-SA"/>
-        </w:rPr>
-        <w:t>}}</w:t>
+        <w:t>#NumeroPericia</w:t>
       </w:r>
     </w:p>
     <w:p>

--- a/ApiWeb/bin/Debug/net8.0/Modelos/ESQUELETO.docx
+++ b/ApiWeb/bin/Debug/net8.0/Modelos/ESQUELETO.docx
@@ -2,177 +2,6 @@
 <file path=word/document.xml><?xml version="1.0" encoding="utf-8"?>
 <w:document xmlns:o="urn:schemas-microsoft-com:office:office" xmlns:r="http://schemas.openxmlformats.org/officeDocument/2006/relationships" xmlns:v="urn:schemas-microsoft-com:vml" xmlns:w="http://schemas.openxmlformats.org/wordprocessingml/2006/main" xmlns:w10="urn:schemas-microsoft-com:office:word" xmlns:wp="http://schemas.openxmlformats.org/drawingml/2006/wordprocessingDrawing" xmlns:wps="http://schemas.microsoft.com/office/word/2010/wordprocessingShape" xmlns:wpg="http://schemas.microsoft.com/office/word/2010/wordprocessingGroup" xmlns:mc="http://schemas.openxmlformats.org/markup-compatibility/2006" xmlns:wp14="http://schemas.microsoft.com/office/word/2010/wordprocessingDrawing" xmlns:w14="http://schemas.microsoft.com/office/word/2010/wordml" xmlns:w15="http://schemas.microsoft.com/office/word/2012/wordml" mc:Ignorable="w14 wp14 w15">
   <w:body>
-    <w:tbl>
-      <w:tblPr>
-        <w:tblStyle w:val="Tabelacomgrade"/>
-        <w:tblW w:w="8494" w:type="dxa"/>
-        <w:jc w:val="center"/>
-        <w:tblInd w:w="0" w:type="dxa"/>
-        <w:tblLayout w:type="fixed"/>
-        <w:tblCellMar>
-          <w:top w:w="0" w:type="dxa"/>
-          <w:left w:w="108" w:type="dxa"/>
-          <w:bottom w:w="0" w:type="dxa"/>
-          <w:right w:w="108" w:type="dxa"/>
-        </w:tblCellMar>
-        <w:tblLook w:val="04a0" w:noHBand="0" w:noVBand="1" w:firstColumn="1" w:lastRow="0" w:lastColumn="0" w:firstRow="1"/>
-      </w:tblPr>
-      <w:tblGrid>
-        <w:gridCol w:w="2831"/>
-        <w:gridCol w:w="2831"/>
-        <w:gridCol w:w="2832"/>
-      </w:tblGrid>
-      <w:tr>
-        <w:trPr>
-          <w:trHeight w:val="557" w:hRule="atLeast"/>
-        </w:trPr>
-        <w:tc>
-          <w:tcPr>
-            <w:tcW w:w="2831" w:type="dxa"/>
-            <w:tcBorders/>
-          </w:tcPr>
-          <w:p>
-            <w:pPr>
-              <w:pStyle w:val="Normal"/>
-              <w:widowControl/>
-              <w:suppressAutoHyphens w:val="true"/>
-              <w:spacing w:lineRule="auto" w:line="240" w:before="0" w:after="0"/>
-              <w:jc w:val="center"/>
-              <w:rPr>
-                <w:rFonts w:ascii="Arial" w:hAnsi="Arial" w:cs="Arial"/>
-                <w:b/>
-                <w:bCs/>
-              </w:rPr>
-            </w:pPr>
-            <w:r>
-              <w:rPr>
-                <w:rFonts w:eastAsia="Aptos" w:cs="Arial" w:ascii="Arial" w:hAnsi="Arial"/>
-                <w:b/>
-                <w:bCs/>
-                <w:kern w:val="2"/>
-                <w:sz w:val="24"/>
-                <w:szCs w:val="24"/>
-                <w:lang w:val="pt-BR" w:eastAsia="en-US" w:bidi="ar-SA"/>
-              </w:rPr>
-              <w:t>PROCESSO</w:t>
-            </w:r>
-          </w:p>
-          <w:p>
-            <w:pPr>
-              <w:pStyle w:val="Normal"/>
-              <w:widowControl/>
-              <w:suppressAutoHyphens w:val="true"/>
-              <w:spacing w:lineRule="auto" w:line="240" w:before="0" w:after="0"/>
-              <w:jc w:val="center"/>
-              <w:rPr>
-                <w:b/>
-                <w:bCs/>
-              </w:rPr>
-            </w:pPr>
-            <w:r>
-              <w:rPr>
-                <w:rFonts w:eastAsia="Aptos" w:cs="Arial" w:ascii="Arial" w:hAnsi="Arial"/>
-                <w:b/>
-                <w:bCs/>
-                <w:kern w:val="2"/>
-                <w:sz w:val="24"/>
-                <w:szCs w:val="24"/>
-                <w:lang w:val="pt-BR" w:eastAsia="en-US" w:bidi="ar-SA"/>
-              </w:rPr>
-              <w:t>#NumeroPericia</w:t>
-            </w:r>
-          </w:p>
-        </w:tc>
-        <w:tc>
-          <w:tcPr>
-            <w:tcW w:w="2831" w:type="dxa"/>
-            <w:tcBorders/>
-          </w:tcPr>
-          <w:p>
-            <w:pPr>
-              <w:pStyle w:val="Normal"/>
-              <w:widowControl/>
-              <w:suppressAutoHyphens w:val="true"/>
-              <w:spacing w:lineRule="auto" w:line="240" w:before="0" w:after="0"/>
-              <w:jc w:val="center"/>
-              <w:rPr>
-                <w:rFonts w:ascii="Arial" w:hAnsi="Arial" w:cs="Arial"/>
-                <w:b/>
-                <w:bCs/>
-              </w:rPr>
-            </w:pPr>
-            <w:r>
-              <w:rPr>
-                <w:rFonts w:eastAsia="Aptos" w:cs="Arial" w:ascii="Arial" w:hAnsi="Arial"/>
-                <w:b/>
-                <w:bCs/>
-                <w:kern w:val="2"/>
-                <w:sz w:val="24"/>
-                <w:szCs w:val="24"/>
-                <w:lang w:val="pt-BR" w:eastAsia="en-US" w:bidi="ar-SA"/>
-              </w:rPr>
-              <w:t>Notificação</w:t>
-            </w:r>
-          </w:p>
-          <w:p>
-            <w:pPr>
-              <w:pStyle w:val="Normal"/>
-              <w:widowControl/>
-              <w:suppressAutoHyphens w:val="true"/>
-              <w:spacing w:lineRule="auto" w:line="240" w:before="0" w:after="0"/>
-              <w:jc w:val="center"/>
-              <w:rPr>
-                <w:b/>
-                <w:bCs/>
-              </w:rPr>
-            </w:pPr>
-            <w:r>
-              <w:rPr>
-                <w:rFonts w:eastAsia="Aptos" w:cs="Arial" w:ascii="Arial" w:hAnsi="Arial"/>
-                <w:b/>
-                <w:bCs/>
-                <w:kern w:val="2"/>
-                <w:sz w:val="24"/>
-                <w:szCs w:val="24"/>
-                <w:lang w:val="pt-BR" w:eastAsia="en-US" w:bidi="ar-SA"/>
-              </w:rPr>
-              <w:t>Realização de Perícia Técnica</w:t>
-            </w:r>
-          </w:p>
-        </w:tc>
-        <w:tc>
-          <w:tcPr>
-            <w:tcW w:w="2832" w:type="dxa"/>
-            <w:tcBorders/>
-          </w:tcPr>
-          <w:p>
-            <w:pPr>
-              <w:pStyle w:val="Normal"/>
-              <w:widowControl/>
-              <w:suppressAutoHyphens w:val="true"/>
-              <w:spacing w:lineRule="auto" w:line="240" w:before="0" w:after="0"/>
-              <w:jc w:val="left"/>
-              <w:rPr>
-                <w:rFonts w:ascii="Aptos" w:hAnsi="Aptos" w:eastAsia="Aptos" w:cs=""/>
-                <w:kern w:val="2"/>
-                <w:sz w:val="24"/>
-                <w:szCs w:val="24"/>
-                <w:lang w:val="pt-BR" w:eastAsia="en-US" w:bidi="ar-SA"/>
-              </w:rPr>
-            </w:pPr>
-            <w:r>
-              <w:rPr>
-                <w:rFonts w:eastAsia="Aptos" w:cs=""/>
-                <w:kern w:val="2"/>
-                <w:sz w:val="24"/>
-                <w:szCs w:val="24"/>
-                <w:lang w:val="pt-BR" w:eastAsia="en-US" w:bidi="ar-SA"/>
-              </w:rPr>
-            </w:r>
-          </w:p>
-        </w:tc>
-      </w:tr>
-    </w:tbl>
     <w:p>
       <w:pPr>
         <w:pStyle w:val="Normal"/>
@@ -230,6 +59,14 @@
           <w:rFonts w:cs="Arial" w:ascii="Arial" w:hAnsi="Arial"/>
         </w:rPr>
         <w:t xml:space="preserve"> </w:t>
+      </w:r>
+      <w:r>
+        <w:rPr>
+          <w:rFonts w:cs="Arial" w:ascii="Arial" w:hAnsi="Arial"/>
+          <w:b/>
+          <w:bCs/>
+        </w:rPr>
+        <w:t>{{</w:t>
       </w:r>
       <w:r>
         <w:rPr>
@@ -241,7 +78,19 @@
           <w:szCs w:val="24"/>
           <w:lang w:val="pt-BR" w:eastAsia="en-US" w:bidi="ar-SA"/>
         </w:rPr>
-        <w:t>#NumeroPericia</w:t>
+        <w:t>NumeroPericia</w:t>
+      </w:r>
+      <w:r>
+        <w:rPr>
+          <w:rFonts w:eastAsia="Aptos" w:cs="Arial" w:ascii="Arial" w:hAnsi="Arial"/>
+          <w:b/>
+          <w:bCs/>
+          <w:kern w:val="2"/>
+          <w:sz w:val="24"/>
+          <w:szCs w:val="24"/>
+          <w:lang w:val="pt-BR" w:eastAsia="en-US" w:bidi="ar-SA"/>
+        </w:rPr>
+        <w:t>}}</w:t>
       </w:r>
     </w:p>
     <w:p>
@@ -346,16 +195,16 @@
           <w:rFonts w:cs="Arial"/>
           <w:sz w:val="22"/>
         </w:rPr>
-        <w:t>”, encaminha a Vossa Excelência o respectivo laudo pericial e valor de honorários periciais. O presente documento é resultado do trabalho técnico realizado por este perito nas dependências da #</w:t>
+        <w:t xml:space="preserve">”, encaminha a Vossa Excelência o respectivo laudo pericial e valor de honorários periciais. O presente documento é resultado do trabalho técnico realizado por este perito nas dependências da </w:t>
       </w:r>
       <w:r>
         <w:rPr>
           <w:rFonts w:cs="Arial"/>
-          <w:b/>
-          <w:bCs/>
-          <w:sz w:val="22"/>
-        </w:rPr>
-        <w:t>Reclamadas</w:t>
+          <w:b w:val="false"/>
+          <w:bCs w:val="false"/>
+          <w:sz w:val="22"/>
+        </w:rPr>
+        <w:t>#Reclamadas</w:t>
       </w:r>
       <w:r>
         <w:rPr>
@@ -387,23 +236,16 @@
           <w:bCs/>
           <w:sz w:val="22"/>
         </w:rPr>
-        <w:t xml:space="preserve">{{RUA}}, {{NUMERO}}, </w:t>
+        <w:t>{</w:t>
       </w:r>
       <w:r>
         <w:rPr>
           <w:rFonts w:cs="Arial"/>
-          <w:sz w:val="22"/>
-        </w:rPr>
-        <w:t>bairro</w:t>
-      </w:r>
-      <w:r>
-        <w:rPr>
-          <w:rFonts w:cs="Arial"/>
-          <w:b/>
-          <w:bCs/>
-          <w:sz w:val="22"/>
-        </w:rPr>
-        <w:t xml:space="preserve"> {{BAIRRO}}, {{CIDADE}}</w:t>
+          <w:b w:val="false"/>
+          <w:bCs w:val="false"/>
+          <w:sz w:val="22"/>
+        </w:rPr>
+        <w:t>{RUA}}, {{NUMERO}}, bairro {{BAIRRO}}, {{CIDADE}}</w:t>
       </w:r>
       <w:r>
         <w:rPr>
@@ -530,27 +372,7 @@
           <w:sz w:val="22"/>
           <w:szCs w:val="22"/>
         </w:rPr>
-        <w:t>{{CIDADE}}, {{DATA</w:t>
-      </w:r>
-      <w:r>
-        <w:rPr>
-          <w:rFonts w:cs="Arial" w:ascii="Arial" w:hAnsi="Arial"/>
-          <w:b/>
-          <w:bCs/>
-          <w:sz w:val="22"/>
-          <w:szCs w:val="22"/>
-        </w:rPr>
-        <w:t>LAUDO</w:t>
-      </w:r>
-      <w:r>
-        <w:rPr>
-          <w:rFonts w:cs="Arial" w:ascii="Arial" w:hAnsi="Arial"/>
-          <w:b/>
-          <w:bCs/>
-          <w:sz w:val="22"/>
-          <w:szCs w:val="22"/>
-        </w:rPr>
-        <w:t>}}</w:t>
+        <w:t>{{CIDADE}}, {{DATALAUDO}}</w:t>
       </w:r>
     </w:p>
     <w:p>
@@ -630,204 +452,37 @@
         <w:pStyle w:val="Normal"/>
         <w:spacing w:lineRule="auto" w:line="360"/>
         <w:rPr>
-          <w:rFonts w:cs="Arial"/>
-          <w:b/>
-          <w:bCs/>
-        </w:rPr>
-      </w:pPr>
-      <w:r>
-        <w:rPr>
-          <w:rFonts w:cs="Arial"/>
-          <w:b/>
-          <w:bCs/>
-        </w:rPr>
-      </w:r>
-    </w:p>
-    <w:tbl>
-      <w:tblPr>
-        <w:tblStyle w:val="Tabelacomgrade"/>
-        <w:tblW w:w="8494" w:type="dxa"/>
-        <w:jc w:val="center"/>
-        <w:tblInd w:w="0" w:type="dxa"/>
-        <w:tblLayout w:type="fixed"/>
-        <w:tblCellMar>
-          <w:top w:w="0" w:type="dxa"/>
-          <w:left w:w="108" w:type="dxa"/>
-          <w:bottom w:w="0" w:type="dxa"/>
-          <w:right w:w="108" w:type="dxa"/>
-        </w:tblCellMar>
-        <w:tblLook w:val="04a0" w:noHBand="0" w:noVBand="1" w:firstColumn="1" w:lastRow="0" w:lastColumn="0" w:firstRow="1"/>
-      </w:tblPr>
-      <w:tblGrid>
-        <w:gridCol w:w="2831"/>
-        <w:gridCol w:w="2831"/>
-        <w:gridCol w:w="2832"/>
-      </w:tblGrid>
-      <w:tr>
-        <w:trPr>
-          <w:trHeight w:val="557" w:hRule="atLeast"/>
-        </w:trPr>
-        <w:tc>
-          <w:tcPr>
-            <w:tcW w:w="2831" w:type="dxa"/>
-            <w:tcBorders/>
-          </w:tcPr>
-          <w:p>
-            <w:pPr>
-              <w:pStyle w:val="Normal"/>
-              <w:widowControl/>
-              <w:suppressAutoHyphens w:val="true"/>
-              <w:spacing w:lineRule="auto" w:line="240" w:before="0" w:after="0"/>
-              <w:jc w:val="center"/>
-              <w:rPr>
-                <w:b/>
-                <w:bCs/>
-              </w:rPr>
-            </w:pPr>
-            <w:r>
-              <w:rPr>
-                <w:rFonts w:eastAsia="Aptos" w:cs=""/>
-                <w:b/>
-                <w:bCs/>
-                <w:kern w:val="2"/>
-                <w:sz w:val="24"/>
-                <w:szCs w:val="24"/>
-                <w:lang w:val="pt-BR" w:eastAsia="en-US" w:bidi="ar-SA"/>
-              </w:rPr>
-              <w:t>PROCESSO</w:t>
-            </w:r>
-          </w:p>
-          <w:p>
-            <w:pPr>
-              <w:pStyle w:val="Normal"/>
-              <w:widowControl/>
-              <w:suppressAutoHyphens w:val="true"/>
-              <w:spacing w:lineRule="auto" w:line="240" w:before="0" w:after="0"/>
-              <w:jc w:val="center"/>
-              <w:rPr>
-                <w:b/>
-                <w:bCs/>
-              </w:rPr>
-            </w:pPr>
-            <w:r>
-              <w:rPr>
-                <w:rFonts w:eastAsia="Aptos" w:cs=""/>
-                <w:b/>
-                <w:bCs/>
-                <w:kern w:val="2"/>
-                <w:sz w:val="24"/>
-                <w:szCs w:val="24"/>
-                <w:lang w:val="pt-BR" w:eastAsia="en-US" w:bidi="ar-SA"/>
-              </w:rPr>
-              <w:t>{{NumeroPericia}}</w:t>
-            </w:r>
-          </w:p>
-        </w:tc>
-        <w:tc>
-          <w:tcPr>
-            <w:tcW w:w="2831" w:type="dxa"/>
-            <w:tcBorders/>
-          </w:tcPr>
-          <w:p>
-            <w:pPr>
-              <w:pStyle w:val="Normal"/>
-              <w:widowControl/>
-              <w:suppressAutoHyphens w:val="true"/>
-              <w:spacing w:lineRule="auto" w:line="240" w:before="0" w:after="0"/>
-              <w:jc w:val="center"/>
-              <w:rPr>
-                <w:b/>
-                <w:bCs/>
-              </w:rPr>
-            </w:pPr>
-            <w:r>
-              <w:rPr>
-                <w:rFonts w:eastAsia="Aptos" w:cs=""/>
-                <w:b/>
-                <w:bCs/>
-                <w:kern w:val="2"/>
-                <w:sz w:val="24"/>
-                <w:szCs w:val="24"/>
-                <w:lang w:val="pt-BR" w:eastAsia="en-US" w:bidi="ar-SA"/>
-              </w:rPr>
-              <w:t>Notificação</w:t>
-            </w:r>
-          </w:p>
-          <w:p>
-            <w:pPr>
-              <w:pStyle w:val="Normal"/>
-              <w:widowControl/>
-              <w:suppressAutoHyphens w:val="true"/>
-              <w:spacing w:lineRule="auto" w:line="240" w:before="0" w:after="0"/>
-              <w:jc w:val="center"/>
-              <w:rPr>
-                <w:b/>
-                <w:bCs/>
-              </w:rPr>
-            </w:pPr>
-            <w:r>
-              <w:rPr>
-                <w:rFonts w:eastAsia="Aptos" w:cs=""/>
-                <w:b/>
-                <w:bCs/>
-                <w:kern w:val="2"/>
-                <w:sz w:val="24"/>
-                <w:szCs w:val="24"/>
-                <w:lang w:val="pt-BR" w:eastAsia="en-US" w:bidi="ar-SA"/>
-              </w:rPr>
-              <w:t>Realização de Perícia Técnica</w:t>
-            </w:r>
-          </w:p>
-        </w:tc>
-        <w:tc>
-          <w:tcPr>
-            <w:tcW w:w="2832" w:type="dxa"/>
-            <w:tcBorders/>
-          </w:tcPr>
-          <w:p>
-            <w:pPr>
-              <w:pStyle w:val="Normal"/>
-              <w:widowControl/>
-              <w:suppressAutoHyphens w:val="true"/>
-              <w:spacing w:lineRule="auto" w:line="240" w:before="0" w:after="0"/>
-              <w:jc w:val="left"/>
-              <w:rPr>
-                <w:rFonts w:ascii="Aptos" w:hAnsi="Aptos" w:eastAsia="Aptos" w:cs=""/>
-                <w:kern w:val="2"/>
-                <w:sz w:val="24"/>
-                <w:szCs w:val="24"/>
-                <w:lang w:val="pt-BR" w:eastAsia="en-US" w:bidi="ar-SA"/>
-              </w:rPr>
-            </w:pPr>
-            <w:r>
-              <w:rPr>
-                <w:rFonts w:eastAsia="Aptos" w:cs=""/>
-                <w:kern w:val="2"/>
-                <w:sz w:val="24"/>
-                <w:szCs w:val="24"/>
-                <w:lang w:val="pt-BR" w:eastAsia="en-US" w:bidi="ar-SA"/>
-              </w:rPr>
-            </w:r>
-          </w:p>
-        </w:tc>
-      </w:tr>
-    </w:tbl>
+          <w:rFonts w:ascii="Arial" w:hAnsi="Arial" w:cs="Arial"/>
+          <w:b/>
+          <w:bCs/>
+        </w:rPr>
+      </w:pPr>
+      <w:r>
+        <w:rPr>
+          <w:rFonts w:cs="Arial" w:ascii="Arial" w:hAnsi="Arial"/>
+          <w:b/>
+          <w:bCs/>
+        </w:rPr>
+        <w:t xml:space="preserve">Sumário </w:t>
+      </w:r>
+    </w:p>
     <w:p>
       <w:pPr>
         <w:pStyle w:val="Normal"/>
         <w:spacing w:lineRule="auto" w:line="360"/>
         <w:rPr>
-          <w:rFonts w:cs="Arial"/>
-          <w:b/>
-          <w:bCs/>
-        </w:rPr>
-      </w:pPr>
-      <w:r>
-        <w:rPr>
-          <w:rFonts w:cs="Arial"/>
-          <w:b/>
-          <w:bCs/>
-        </w:rPr>
+          <w:rFonts w:ascii="Arial" w:hAnsi="Arial" w:cs="Arial"/>
+          <w:b/>
+          <w:bCs/>
+        </w:rPr>
+      </w:pPr>
+      <w:r>
+        <w:rPr>
+          <w:rFonts w:cs="Arial" w:ascii="Arial" w:hAnsi="Arial"/>
+          <w:b/>
+          <w:bCs/>
+        </w:rPr>
+        <w:t xml:space="preserve">1. IDENTIFICAÇÃO DO PROCESSO................................................................ </w:t>
       </w:r>
     </w:p>
     <w:p>
@@ -846,7 +501,7 @@
           <w:b/>
           <w:bCs/>
         </w:rPr>
-        <w:t xml:space="preserve">Sumário </w:t>
+        <w:t>2. QUALIFICAÇÃO DO PERITO........................................................................</w:t>
       </w:r>
     </w:p>
     <w:p>
@@ -865,7 +520,15 @@
           <w:b/>
           <w:bCs/>
         </w:rPr>
-        <w:t xml:space="preserve">1. IDENTIFICAÇÃO DO PROCESSO................................................................ </w:t>
+        <w:t xml:space="preserve"> </w:t>
+      </w:r>
+      <w:r>
+        <w:rPr>
+          <w:rFonts w:cs="Arial" w:ascii="Arial" w:hAnsi="Arial"/>
+          <w:b/>
+          <w:bCs/>
+        </w:rPr>
+        <w:t xml:space="preserve">3. FUNDAMENTAÇÃO LEGAL E TÉCNICA..................................................... 4. OBJETO DA PERÍCIA ................................................................................... 5. METODOLOGIA UTILIZADA......................................................................... 6. PRESENTES À DILIGÊNCIA PERICIAL ....................................................... 7. AMBIENTE DE TRABALHO DA RECLAMANTE........................................... 8. DESCRIÇÃO DAS ATIVIDADES DA RECLAMANTE.................................... 9. ANÁLISE DA EXPOSIÇÃO AOS POSSÍVEIS AGENTES INSALUBRES .... 10. CONCLUSÃO TÉCNICA ............................................................................ </w:t>
       </w:r>
     </w:p>
     <w:p>
@@ -884,7 +547,7 @@
           <w:b/>
           <w:bCs/>
         </w:rPr>
-        <w:t>2. QUALIFICAÇÃO DO PERITO........................................................................</w:t>
+        <w:t xml:space="preserve">11. HONORÁRIOS PERICIAIS ....................................................................... 12. RESPOSTAS AOS QUESITOS APRESENTADOS PELA RECLAMANTE................................................................................................ </w:t>
       </w:r>
     </w:p>
     <w:p>
@@ -903,15 +566,7 @@
           <w:b/>
           <w:bCs/>
         </w:rPr>
-        <w:t xml:space="preserve"> </w:t>
-      </w:r>
-      <w:r>
-        <w:rPr>
-          <w:rFonts w:cs="Arial" w:ascii="Arial" w:hAnsi="Arial"/>
-          <w:b/>
-          <w:bCs/>
-        </w:rPr>
-        <w:t xml:space="preserve">3. FUNDAMENTAÇÃO LEGAL E TÉCNICA..................................................... 4. OBJETO DA PERÍCIA ................................................................................... 5. METODOLOGIA UTILIZADA......................................................................... 6. PRESENTES À DILIGÊNCIA PERICIAL ....................................................... 7. AMBIENTE DE TRABALHO DA RECLAMANTE........................................... 8. DESCRIÇÃO DAS ATIVIDADES DA RECLAMANTE.................................... 9. ANÁLISE DA EXPOSIÇÃO AOS POSSÍVEIS AGENTES INSALUBRES .... 10. CONCLUSÃO TÉCNICA ............................................................................ </w:t>
+        <w:t xml:space="preserve">13. RESPOSTAS AOS QUESITOS APRESENTADOS ELA RECLMADA..................................................................................................... </w:t>
       </w:r>
     </w:p>
     <w:p>
@@ -919,44 +574,6 @@
         <w:pStyle w:val="Normal"/>
         <w:spacing w:lineRule="auto" w:line="360"/>
         <w:rPr>
-          <w:rFonts w:ascii="Arial" w:hAnsi="Arial" w:cs="Arial"/>
-          <w:b/>
-          <w:bCs/>
-        </w:rPr>
-      </w:pPr>
-      <w:r>
-        <w:rPr>
-          <w:rFonts w:cs="Arial" w:ascii="Arial" w:hAnsi="Arial"/>
-          <w:b/>
-          <w:bCs/>
-        </w:rPr>
-        <w:t xml:space="preserve">11. HONORÁRIOS PERICIAIS ....................................................................... 12. RESPOSTAS AOS QUESITOS APRESENTADOS PELA RECLAMANTE................................................................................................ </w:t>
-      </w:r>
-    </w:p>
-    <w:p>
-      <w:pPr>
-        <w:pStyle w:val="Normal"/>
-        <w:spacing w:lineRule="auto" w:line="360"/>
-        <w:rPr>
-          <w:rFonts w:ascii="Arial" w:hAnsi="Arial" w:cs="Arial"/>
-          <w:b/>
-          <w:bCs/>
-        </w:rPr>
-      </w:pPr>
-      <w:r>
-        <w:rPr>
-          <w:rFonts w:cs="Arial" w:ascii="Arial" w:hAnsi="Arial"/>
-          <w:b/>
-          <w:bCs/>
-        </w:rPr>
-        <w:t xml:space="preserve">13. RESPOSTAS AOS QUESITOS APRESENTADOS ELA RECLMADA..................................................................................................... </w:t>
-      </w:r>
-    </w:p>
-    <w:p>
-      <w:pPr>
-        <w:pStyle w:val="Normal"/>
-        <w:spacing w:lineRule="auto" w:line="360"/>
-        <w:rPr>
           <w:rFonts w:cs="Arial"/>
           <w:b/>
           <w:bCs/>
@@ -1023,199 +640,39 @@
     <w:p>
       <w:pPr>
         <w:pStyle w:val="Normal"/>
-        <w:rPr/>
-      </w:pPr>
-      <w:r>
-        <w:rPr/>
+        <w:jc w:val="center"/>
+        <w:rPr>
+          <w:rFonts w:ascii="Arial" w:hAnsi="Arial" w:cs="Arial"/>
+          <w:b/>
+          <w:bCs/>
+        </w:rPr>
+      </w:pPr>
+      <w:r>
+        <w:rPr>
+          <w:rFonts w:cs="Arial" w:ascii="Arial" w:hAnsi="Arial"/>
+          <w:b/>
+          <w:bCs/>
+        </w:rPr>
       </w:r>
     </w:p>
     <w:p>
       <w:pPr>
         <w:pStyle w:val="Normal"/>
-        <w:rPr/>
-      </w:pPr>
-      <w:r>
-        <w:rPr/>
-      </w:r>
-    </w:p>
-    <w:p>
-      <w:pPr>
-        <w:pStyle w:val="Normal"/>
-        <w:rPr/>
-      </w:pPr>
-      <w:r>
-        <w:rPr/>
-      </w:r>
-    </w:p>
-    <w:tbl>
-      <w:tblPr>
-        <w:tblStyle w:val="Tabelacomgrade"/>
-        <w:tblW w:w="8494" w:type="dxa"/>
         <w:jc w:val="center"/>
-        <w:tblInd w:w="0" w:type="dxa"/>
-        <w:tblLayout w:type="fixed"/>
-        <w:tblCellMar>
-          <w:top w:w="0" w:type="dxa"/>
-          <w:left w:w="108" w:type="dxa"/>
-          <w:bottom w:w="0" w:type="dxa"/>
-          <w:right w:w="108" w:type="dxa"/>
-        </w:tblCellMar>
-        <w:tblLook w:val="04a0" w:noHBand="0" w:noVBand="1" w:firstColumn="1" w:lastRow="0" w:lastColumn="0" w:firstRow="1"/>
-      </w:tblPr>
-      <w:tblGrid>
-        <w:gridCol w:w="2831"/>
-        <w:gridCol w:w="2831"/>
-        <w:gridCol w:w="2832"/>
-      </w:tblGrid>
-      <w:tr>
-        <w:trPr>
-          <w:trHeight w:val="557" w:hRule="atLeast"/>
-        </w:trPr>
-        <w:tc>
-          <w:tcPr>
-            <w:tcW w:w="2831" w:type="dxa"/>
-            <w:tcBorders/>
-          </w:tcPr>
-          <w:p>
-            <w:pPr>
-              <w:pStyle w:val="Normal"/>
-              <w:widowControl/>
-              <w:suppressAutoHyphens w:val="true"/>
-              <w:spacing w:lineRule="auto" w:line="240" w:before="0" w:after="0"/>
-              <w:jc w:val="center"/>
-              <w:rPr>
-                <w:b/>
-                <w:bCs/>
-              </w:rPr>
-            </w:pPr>
-            <w:r>
-              <w:rPr>
-                <w:rFonts w:eastAsia="Aptos" w:cs=""/>
-                <w:b/>
-                <w:bCs/>
-                <w:kern w:val="2"/>
-                <w:sz w:val="24"/>
-                <w:szCs w:val="24"/>
-                <w:lang w:val="pt-BR" w:eastAsia="en-US" w:bidi="ar-SA"/>
-              </w:rPr>
-              <w:t>PROCESSO</w:t>
-            </w:r>
-          </w:p>
-          <w:p>
-            <w:pPr>
-              <w:pStyle w:val="Normal"/>
-              <w:widowControl/>
-              <w:suppressAutoHyphens w:val="true"/>
-              <w:spacing w:lineRule="auto" w:line="240" w:before="0" w:after="0"/>
-              <w:jc w:val="center"/>
-              <w:rPr>
-                <w:b/>
-                <w:bCs/>
-              </w:rPr>
-            </w:pPr>
-            <w:r>
-              <w:rPr>
-                <w:rFonts w:eastAsia="Aptos" w:cs=""/>
-                <w:b/>
-                <w:bCs/>
-                <w:kern w:val="2"/>
-                <w:sz w:val="24"/>
-                <w:szCs w:val="24"/>
-                <w:lang w:val="pt-BR" w:eastAsia="en-US" w:bidi="ar-SA"/>
-              </w:rPr>
-              <w:t>{{NumeroPericia}}</w:t>
-            </w:r>
-          </w:p>
-        </w:tc>
-        <w:tc>
-          <w:tcPr>
-            <w:tcW w:w="2831" w:type="dxa"/>
-            <w:tcBorders/>
-          </w:tcPr>
-          <w:p>
-            <w:pPr>
-              <w:pStyle w:val="Normal"/>
-              <w:widowControl/>
-              <w:suppressAutoHyphens w:val="true"/>
-              <w:spacing w:lineRule="auto" w:line="240" w:before="0" w:after="0"/>
-              <w:jc w:val="center"/>
-              <w:rPr>
-                <w:b/>
-                <w:bCs/>
-              </w:rPr>
-            </w:pPr>
-            <w:r>
-              <w:rPr>
-                <w:rFonts w:eastAsia="Aptos" w:cs=""/>
-                <w:b/>
-                <w:bCs/>
-                <w:kern w:val="2"/>
-                <w:sz w:val="24"/>
-                <w:szCs w:val="24"/>
-                <w:lang w:val="pt-BR" w:eastAsia="en-US" w:bidi="ar-SA"/>
-              </w:rPr>
-              <w:t>Notificação</w:t>
-            </w:r>
-          </w:p>
-          <w:p>
-            <w:pPr>
-              <w:pStyle w:val="Normal"/>
-              <w:widowControl/>
-              <w:suppressAutoHyphens w:val="true"/>
-              <w:spacing w:lineRule="auto" w:line="240" w:before="0" w:after="0"/>
-              <w:jc w:val="center"/>
-              <w:rPr>
-                <w:b/>
-                <w:bCs/>
-              </w:rPr>
-            </w:pPr>
-            <w:r>
-              <w:rPr>
-                <w:rFonts w:eastAsia="Aptos" w:cs=""/>
-                <w:b/>
-                <w:bCs/>
-                <w:kern w:val="2"/>
-                <w:sz w:val="24"/>
-                <w:szCs w:val="24"/>
-                <w:lang w:val="pt-BR" w:eastAsia="en-US" w:bidi="ar-SA"/>
-              </w:rPr>
-              <w:t>Realização de Perícia Técnica</w:t>
-            </w:r>
-          </w:p>
-        </w:tc>
-        <w:tc>
-          <w:tcPr>
-            <w:tcW w:w="2832" w:type="dxa"/>
-            <w:tcBorders/>
-          </w:tcPr>
-          <w:p>
-            <w:pPr>
-              <w:pStyle w:val="Normal"/>
-              <w:widowControl/>
-              <w:suppressAutoHyphens w:val="true"/>
-              <w:spacing w:lineRule="auto" w:line="240" w:before="0" w:after="0"/>
-              <w:jc w:val="left"/>
-              <w:rPr>
-                <w:rFonts w:ascii="Aptos" w:hAnsi="Aptos" w:eastAsia="Aptos" w:cs=""/>
-                <w:kern w:val="2"/>
-                <w:sz w:val="24"/>
-                <w:szCs w:val="24"/>
-                <w:lang w:val="pt-BR" w:eastAsia="en-US" w:bidi="ar-SA"/>
-              </w:rPr>
-            </w:pPr>
-            <w:r>
-              <w:rPr>
-                <w:rFonts w:eastAsia="Aptos" w:cs=""/>
-                <w:kern w:val="2"/>
-                <w:sz w:val="24"/>
-                <w:szCs w:val="24"/>
-                <w:lang w:val="pt-BR" w:eastAsia="en-US" w:bidi="ar-SA"/>
-              </w:rPr>
-            </w:r>
-          </w:p>
-        </w:tc>
-      </w:tr>
-    </w:tbl>
+        <w:rPr>
+          <w:rFonts w:ascii="Arial" w:hAnsi="Arial" w:cs="Arial"/>
+          <w:b/>
+          <w:bCs/>
+        </w:rPr>
+      </w:pPr>
+      <w:r>
+        <w:rPr>
+          <w:rFonts w:cs="Arial" w:ascii="Arial" w:hAnsi="Arial"/>
+          <w:b/>
+          <w:bCs/>
+        </w:rPr>
+      </w:r>
+    </w:p>
     <w:p>
       <w:pPr>
         <w:pStyle w:val="Normal"/>
@@ -1335,7 +792,17 @@
           <w:sz w:val="22"/>
           <w:szCs w:val="22"/>
         </w:rPr>
-        <w:t>{{NumeroPericia}}</w:t>
+        <w:t>{</w:t>
+      </w:r>
+      <w:r>
+        <w:rPr>
+          <w:rFonts w:cs="Arial" w:ascii="Arial" w:hAnsi="Arial"/>
+          <w:b w:val="false"/>
+          <w:bCs w:val="false"/>
+          <w:sz w:val="22"/>
+          <w:szCs w:val="22"/>
+        </w:rPr>
+        <w:t>{NumeroPericia}}</w:t>
       </w:r>
     </w:p>
     <w:p>
@@ -1370,12 +837,12 @@
       <w:r>
         <w:rPr>
           <w:rFonts w:cs="Arial" w:ascii="Arial" w:hAnsi="Arial"/>
-          <w:b/>
-          <w:bCs/>
-          <w:sz w:val="22"/>
-          <w:szCs w:val="22"/>
-        </w:rPr>
-        <w:t>{{Reclamantes}}</w:t>
+          <w:b w:val="false"/>
+          <w:bCs w:val="false"/>
+          <w:sz w:val="22"/>
+          <w:szCs w:val="22"/>
+        </w:rPr>
+        <w:t xml:space="preserve">{{Reclamantes}} </w:t>
       </w:r>
     </w:p>
     <w:p>
@@ -1410,8 +877,8 @@
       <w:r>
         <w:rPr>
           <w:rFonts w:cs="Arial" w:ascii="Arial" w:hAnsi="Arial"/>
-          <w:b/>
-          <w:bCs/>
+          <w:b w:val="false"/>
+          <w:bCs w:val="false"/>
           <w:sz w:val="22"/>
           <w:szCs w:val="22"/>
         </w:rPr>
@@ -1437,7 +904,17 @@
           <w:sz w:val="22"/>
           <w:szCs w:val="22"/>
         </w:rPr>
-        <w:t>OBJETO DA PERÍCIA: {{TipoDoLaudo}}</w:t>
+        <w:t xml:space="preserve">OBJETO DA PERÍCIA: </w:t>
+      </w:r>
+      <w:r>
+        <w:rPr>
+          <w:rFonts w:cs="Arial" w:ascii="Arial" w:hAnsi="Arial"/>
+          <w:b w:val="false"/>
+          <w:bCs w:val="false"/>
+          <w:sz w:val="22"/>
+          <w:szCs w:val="22"/>
+        </w:rPr>
+        <w:t>{{Objetivo}}</w:t>
       </w:r>
     </w:p>
     <w:p>
@@ -1588,6 +1065,8 @@
       </w:r>
       <w:r>
         <w:rPr>
+          <w:b w:val="false"/>
+          <w:bCs w:val="false"/>
           <w:sz w:val="22"/>
           <w:szCs w:val="22"/>
         </w:rPr>
@@ -1628,12 +1107,14 @@
         <w:pStyle w:val="meusumrio"/>
         <w:ind w:left="708"/>
         <w:rPr>
-          <w:sz w:val="22"/>
-          <w:szCs w:val="22"/>
-        </w:rPr>
-      </w:pPr>
-      <w:r>
-        <w:rPr>
+          <w:b w:val="false"/>
+          <w:bCs w:val="false"/>
+        </w:rPr>
+      </w:pPr>
+      <w:r>
+        <w:rPr>
+          <w:b w:val="false"/>
+          <w:bCs w:val="false"/>
           <w:sz w:val="22"/>
           <w:szCs w:val="22"/>
         </w:rPr>
@@ -1680,195 +1161,6 @@
         <w:rPr/>
       </w:r>
     </w:p>
-    <w:p>
-      <w:pPr>
-        <w:pStyle w:val="meusumrio"/>
-        <w:ind w:left="708"/>
-        <w:rPr/>
-      </w:pPr>
-      <w:r>
-        <w:rPr/>
-      </w:r>
-    </w:p>
-    <w:p>
-      <w:pPr>
-        <w:pStyle w:val="meusumrio"/>
-        <w:ind w:left="708"/>
-        <w:rPr/>
-      </w:pPr>
-      <w:r>
-        <w:rPr/>
-      </w:r>
-    </w:p>
-    <w:tbl>
-      <w:tblPr>
-        <w:tblStyle w:val="Tabelacomgrade"/>
-        <w:tblW w:w="8494" w:type="dxa"/>
-        <w:jc w:val="center"/>
-        <w:tblInd w:w="0" w:type="dxa"/>
-        <w:tblLayout w:type="fixed"/>
-        <w:tblCellMar>
-          <w:top w:w="0" w:type="dxa"/>
-          <w:left w:w="108" w:type="dxa"/>
-          <w:bottom w:w="0" w:type="dxa"/>
-          <w:right w:w="108" w:type="dxa"/>
-        </w:tblCellMar>
-        <w:tblLook w:val="04a0" w:noHBand="0" w:noVBand="1" w:firstColumn="1" w:lastRow="0" w:lastColumn="0" w:firstRow="1"/>
-      </w:tblPr>
-      <w:tblGrid>
-        <w:gridCol w:w="2831"/>
-        <w:gridCol w:w="2831"/>
-        <w:gridCol w:w="2832"/>
-      </w:tblGrid>
-      <w:tr>
-        <w:trPr>
-          <w:trHeight w:val="557" w:hRule="atLeast"/>
-        </w:trPr>
-        <w:tc>
-          <w:tcPr>
-            <w:tcW w:w="2831" w:type="dxa"/>
-            <w:tcBorders/>
-          </w:tcPr>
-          <w:p>
-            <w:pPr>
-              <w:pStyle w:val="Normal"/>
-              <w:widowControl/>
-              <w:suppressAutoHyphens w:val="true"/>
-              <w:spacing w:lineRule="auto" w:line="240" w:before="0" w:after="0"/>
-              <w:jc w:val="center"/>
-              <w:rPr>
-                <w:b/>
-                <w:bCs/>
-              </w:rPr>
-            </w:pPr>
-            <w:r>
-              <w:rPr>
-                <w:rFonts w:eastAsia="Aptos" w:cs=""/>
-                <w:b/>
-                <w:bCs/>
-                <w:kern w:val="2"/>
-                <w:sz w:val="24"/>
-                <w:szCs w:val="24"/>
-                <w:lang w:val="pt-BR" w:eastAsia="en-US" w:bidi="ar-SA"/>
-              </w:rPr>
-              <w:t>PROCESSO</w:t>
-            </w:r>
-          </w:p>
-          <w:p>
-            <w:pPr>
-              <w:pStyle w:val="Normal"/>
-              <w:widowControl/>
-              <w:suppressAutoHyphens w:val="true"/>
-              <w:spacing w:lineRule="auto" w:line="240" w:before="0" w:after="0"/>
-              <w:jc w:val="center"/>
-              <w:rPr>
-                <w:b/>
-                <w:bCs/>
-              </w:rPr>
-            </w:pPr>
-            <w:r>
-              <w:rPr>
-                <w:rFonts w:eastAsia="Aptos" w:cs=""/>
-                <w:b/>
-                <w:bCs/>
-                <w:kern w:val="2"/>
-                <w:sz w:val="24"/>
-                <w:szCs w:val="24"/>
-                <w:lang w:val="pt-BR" w:eastAsia="en-US" w:bidi="ar-SA"/>
-              </w:rPr>
-              <w:t>{{NumeroPericia}}</w:t>
-            </w:r>
-          </w:p>
-        </w:tc>
-        <w:tc>
-          <w:tcPr>
-            <w:tcW w:w="2831" w:type="dxa"/>
-            <w:tcBorders/>
-          </w:tcPr>
-          <w:p>
-            <w:pPr>
-              <w:pStyle w:val="Normal"/>
-              <w:widowControl/>
-              <w:suppressAutoHyphens w:val="true"/>
-              <w:spacing w:lineRule="auto" w:line="240" w:before="0" w:after="0"/>
-              <w:jc w:val="center"/>
-              <w:rPr>
-                <w:b/>
-                <w:bCs/>
-              </w:rPr>
-            </w:pPr>
-            <w:r>
-              <w:rPr>
-                <w:rFonts w:eastAsia="Aptos" w:cs=""/>
-                <w:b/>
-                <w:bCs/>
-                <w:kern w:val="2"/>
-                <w:sz w:val="24"/>
-                <w:szCs w:val="24"/>
-                <w:lang w:val="pt-BR" w:eastAsia="en-US" w:bidi="ar-SA"/>
-              </w:rPr>
-              <w:t>Notificação</w:t>
-            </w:r>
-          </w:p>
-          <w:p>
-            <w:pPr>
-              <w:pStyle w:val="Normal"/>
-              <w:widowControl/>
-              <w:suppressAutoHyphens w:val="true"/>
-              <w:spacing w:lineRule="auto" w:line="240" w:before="0" w:after="0"/>
-              <w:jc w:val="center"/>
-              <w:rPr>
-                <w:b/>
-                <w:bCs/>
-              </w:rPr>
-            </w:pPr>
-            <w:r>
-              <w:rPr>
-                <w:rFonts w:eastAsia="Aptos" w:cs=""/>
-                <w:b/>
-                <w:bCs/>
-                <w:kern w:val="2"/>
-                <w:sz w:val="24"/>
-                <w:szCs w:val="24"/>
-                <w:lang w:val="pt-BR" w:eastAsia="en-US" w:bidi="ar-SA"/>
-              </w:rPr>
-              <w:t>Realização de Perícia Técnica</w:t>
-            </w:r>
-          </w:p>
-        </w:tc>
-        <w:tc>
-          <w:tcPr>
-            <w:tcW w:w="2832" w:type="dxa"/>
-            <w:tcBorders/>
-          </w:tcPr>
-          <w:p>
-            <w:pPr>
-              <w:pStyle w:val="Normal"/>
-              <w:widowControl/>
-              <w:suppressAutoHyphens w:val="true"/>
-              <w:spacing w:lineRule="auto" w:line="240" w:before="0" w:after="0"/>
-              <w:jc w:val="left"/>
-              <w:rPr>
-                <w:rFonts w:ascii="Aptos" w:hAnsi="Aptos" w:eastAsia="Aptos" w:cs=""/>
-                <w:kern w:val="2"/>
-                <w:sz w:val="24"/>
-                <w:szCs w:val="24"/>
-                <w:lang w:val="pt-BR" w:eastAsia="en-US" w:bidi="ar-SA"/>
-              </w:rPr>
-            </w:pPr>
-            <w:r>
-              <w:rPr>
-                <w:rFonts w:eastAsia="Aptos" w:cs=""/>
-                <w:kern w:val="2"/>
-                <w:sz w:val="24"/>
-                <w:szCs w:val="24"/>
-                <w:lang w:val="pt-BR" w:eastAsia="en-US" w:bidi="ar-SA"/>
-              </w:rPr>
-            </w:r>
-          </w:p>
-        </w:tc>
-      </w:tr>
-    </w:tbl>
     <w:p>
       <w:pPr>
         <w:pStyle w:val="meusumrio"/>
@@ -2129,7 +1421,16 @@
           <w:sz w:val="22"/>
           <w:szCs w:val="22"/>
         </w:rPr>
-        <w:t>Data:{{DataPericia}}</w:t>
+        <w:t>Data:{</w:t>
+      </w:r>
+      <w:r>
+        <w:rPr>
+          <w:b w:val="false"/>
+          <w:bCs w:val="false"/>
+          <w:sz w:val="22"/>
+          <w:szCs w:val="22"/>
+        </w:rPr>
+        <w:t>{DataPericia}}</w:t>
       </w:r>
     </w:p>
     <w:p>
@@ -2146,7 +1447,16 @@
           <w:sz w:val="22"/>
           <w:szCs w:val="22"/>
         </w:rPr>
-        <w:t>Horário:{{HoraPericia}}</w:t>
+        <w:t>Horário:</w:t>
+      </w:r>
+      <w:r>
+        <w:rPr>
+          <w:b w:val="false"/>
+          <w:bCs w:val="false"/>
+          <w:sz w:val="22"/>
+          <w:szCs w:val="22"/>
+        </w:rPr>
+        <w:t>{{HoraPericia}}</w:t>
       </w:r>
     </w:p>
     <w:p>
@@ -2163,7 +1473,45 @@
           <w:sz w:val="22"/>
           <w:szCs w:val="22"/>
         </w:rPr>
-        <w:t>Local:{{LocalDeTrabalho}}</w:t>
+        <w:t>Local:{</w:t>
+      </w:r>
+      <w:r>
+        <w:rPr>
+          <w:b w:val="false"/>
+          <w:bCs w:val="false"/>
+          <w:sz w:val="22"/>
+          <w:szCs w:val="22"/>
+        </w:rPr>
+        <w:t xml:space="preserve">{LocalDeTrabalho}} – </w:t>
+      </w:r>
+      <w:r>
+        <w:rPr>
+          <w:b w:val="false"/>
+          <w:bCs w:val="false"/>
+          <w:sz w:val="22"/>
+          <w:szCs w:val="22"/>
+        </w:rPr>
+        <w:t>{{Rua}}, {{Numero}}, {{Bairro}}.</w:t>
+      </w:r>
+    </w:p>
+    <w:p>
+      <w:pPr>
+        <w:pStyle w:val="meusumrio"/>
+        <w:ind w:left="360"/>
+        <w:rPr>
+          <w:sz w:val="22"/>
+          <w:szCs w:val="22"/>
+        </w:rPr>
+      </w:pPr>
+      <w:r>
+        <w:rPr>
+          <w:b w:val="false"/>
+          <w:bCs w:val="false"/>
+          <w:sz w:val="22"/>
+          <w:szCs w:val="22"/>
+        </w:rPr>
+        <w:tab/>
+        <w:t>{{Cidade}}</w:t>
       </w:r>
     </w:p>
     <w:p>
@@ -2409,257 +1757,6 @@
     </w:p>
     <w:p>
       <w:pPr>
-        <w:pStyle w:val="meusumrio"/>
-        <w:ind w:left="360"/>
-        <w:rPr>
-          <w:sz w:val="22"/>
-          <w:szCs w:val="22"/>
-        </w:rPr>
-      </w:pPr>
-      <w:r>
-        <w:rPr>
-          <w:sz w:val="22"/>
-          <w:szCs w:val="22"/>
-        </w:rPr>
-      </w:r>
-    </w:p>
-    <w:p>
-      <w:pPr>
-        <w:pStyle w:val="ListParagraph"/>
-        <w:ind w:left="360"/>
-        <w:rPr>
-          <w:rFonts w:ascii="Arial" w:hAnsi="Arial" w:cs="Arial"/>
-          <w:b/>
-          <w:bCs/>
-          <w:sz w:val="28"/>
-          <w:szCs w:val="28"/>
-        </w:rPr>
-      </w:pPr>
-      <w:r>
-        <w:rPr>
-          <w:rFonts w:cs="Arial" w:ascii="Arial" w:hAnsi="Arial"/>
-          <w:b/>
-          <w:bCs/>
-          <w:sz w:val="28"/>
-          <w:szCs w:val="28"/>
-        </w:rPr>
-      </w:r>
-    </w:p>
-    <w:p>
-      <w:pPr>
-        <w:pStyle w:val="ListParagraph"/>
-        <w:ind w:left="360"/>
-        <w:rPr>
-          <w:rFonts w:ascii="Arial" w:hAnsi="Arial" w:cs="Arial"/>
-          <w:b/>
-          <w:bCs/>
-          <w:sz w:val="28"/>
-          <w:szCs w:val="28"/>
-        </w:rPr>
-      </w:pPr>
-      <w:r>
-        <w:rPr>
-          <w:rFonts w:cs="Arial" w:ascii="Arial" w:hAnsi="Arial"/>
-          <w:b/>
-          <w:bCs/>
-          <w:sz w:val="28"/>
-          <w:szCs w:val="28"/>
-        </w:rPr>
-      </w:r>
-    </w:p>
-    <w:tbl>
-      <w:tblPr>
-        <w:tblStyle w:val="Tabelacomgrade"/>
-        <w:tblW w:w="8494" w:type="dxa"/>
-        <w:jc w:val="center"/>
-        <w:tblInd w:w="0" w:type="dxa"/>
-        <w:tblLayout w:type="fixed"/>
-        <w:tblCellMar>
-          <w:top w:w="0" w:type="dxa"/>
-          <w:left w:w="108" w:type="dxa"/>
-          <w:bottom w:w="0" w:type="dxa"/>
-          <w:right w:w="108" w:type="dxa"/>
-        </w:tblCellMar>
-        <w:tblLook w:val="04a0" w:noHBand="0" w:noVBand="1" w:firstColumn="1" w:lastRow="0" w:lastColumn="0" w:firstRow="1"/>
-      </w:tblPr>
-      <w:tblGrid>
-        <w:gridCol w:w="2831"/>
-        <w:gridCol w:w="2831"/>
-        <w:gridCol w:w="2832"/>
-      </w:tblGrid>
-      <w:tr>
-        <w:trPr>
-          <w:trHeight w:val="557" w:hRule="atLeast"/>
-        </w:trPr>
-        <w:tc>
-          <w:tcPr>
-            <w:tcW w:w="2831" w:type="dxa"/>
-            <w:tcBorders/>
-          </w:tcPr>
-          <w:p>
-            <w:pPr>
-              <w:pStyle w:val="Normal"/>
-              <w:widowControl/>
-              <w:suppressAutoHyphens w:val="true"/>
-              <w:spacing w:lineRule="auto" w:line="240" w:before="0" w:after="0"/>
-              <w:jc w:val="center"/>
-              <w:rPr>
-                <w:b/>
-                <w:bCs/>
-              </w:rPr>
-            </w:pPr>
-            <w:r>
-              <w:rPr>
-                <w:rFonts w:eastAsia="Aptos" w:cs=""/>
-                <w:b/>
-                <w:bCs/>
-                <w:kern w:val="2"/>
-                <w:sz w:val="24"/>
-                <w:szCs w:val="24"/>
-                <w:lang w:val="pt-BR" w:eastAsia="en-US" w:bidi="ar-SA"/>
-              </w:rPr>
-              <w:t>PROCESSO</w:t>
-            </w:r>
-          </w:p>
-          <w:p>
-            <w:pPr>
-              <w:pStyle w:val="Normal"/>
-              <w:widowControl/>
-              <w:suppressAutoHyphens w:val="true"/>
-              <w:spacing w:lineRule="auto" w:line="240" w:before="0" w:after="0"/>
-              <w:jc w:val="center"/>
-              <w:rPr>
-                <w:b/>
-                <w:bCs/>
-              </w:rPr>
-            </w:pPr>
-            <w:r>
-              <w:rPr>
-                <w:rFonts w:eastAsia="Aptos" w:cs=""/>
-                <w:b/>
-                <w:bCs/>
-                <w:kern w:val="2"/>
-                <w:sz w:val="24"/>
-                <w:szCs w:val="24"/>
-                <w:lang w:val="pt-BR" w:eastAsia="en-US" w:bidi="ar-SA"/>
-              </w:rPr>
-              <w:t>{{NumeroPericia}}</w:t>
-            </w:r>
-          </w:p>
-        </w:tc>
-        <w:tc>
-          <w:tcPr>
-            <w:tcW w:w="2831" w:type="dxa"/>
-            <w:tcBorders/>
-          </w:tcPr>
-          <w:p>
-            <w:pPr>
-              <w:pStyle w:val="Normal"/>
-              <w:widowControl/>
-              <w:suppressAutoHyphens w:val="true"/>
-              <w:spacing w:lineRule="auto" w:line="240" w:before="0" w:after="0"/>
-              <w:jc w:val="center"/>
-              <w:rPr>
-                <w:b/>
-                <w:bCs/>
-              </w:rPr>
-            </w:pPr>
-            <w:r>
-              <w:rPr>
-                <w:rFonts w:eastAsia="Aptos" w:cs=""/>
-                <w:b/>
-                <w:bCs/>
-                <w:kern w:val="2"/>
-                <w:sz w:val="24"/>
-                <w:szCs w:val="24"/>
-                <w:lang w:val="pt-BR" w:eastAsia="en-US" w:bidi="ar-SA"/>
-              </w:rPr>
-              <w:t>Notificação</w:t>
-            </w:r>
-          </w:p>
-          <w:p>
-            <w:pPr>
-              <w:pStyle w:val="Normal"/>
-              <w:widowControl/>
-              <w:suppressAutoHyphens w:val="true"/>
-              <w:spacing w:lineRule="auto" w:line="240" w:before="0" w:after="0"/>
-              <w:jc w:val="center"/>
-              <w:rPr>
-                <w:b/>
-                <w:bCs/>
-              </w:rPr>
-            </w:pPr>
-            <w:r>
-              <w:rPr>
-                <w:rFonts w:eastAsia="Aptos" w:cs=""/>
-                <w:b/>
-                <w:bCs/>
-                <w:kern w:val="2"/>
-                <w:sz w:val="24"/>
-                <w:szCs w:val="24"/>
-                <w:lang w:val="pt-BR" w:eastAsia="en-US" w:bidi="ar-SA"/>
-              </w:rPr>
-              <w:t>Realização de Perícia Técnica</w:t>
-            </w:r>
-          </w:p>
-        </w:tc>
-        <w:tc>
-          <w:tcPr>
-            <w:tcW w:w="2832" w:type="dxa"/>
-            <w:tcBorders/>
-          </w:tcPr>
-          <w:p>
-            <w:pPr>
-              <w:pStyle w:val="Normal"/>
-              <w:widowControl/>
-              <w:suppressAutoHyphens w:val="true"/>
-              <w:spacing w:lineRule="auto" w:line="240" w:before="0" w:after="0"/>
-              <w:jc w:val="left"/>
-              <w:rPr>
-                <w:rFonts w:ascii="Aptos" w:hAnsi="Aptos" w:eastAsia="Aptos" w:cs=""/>
-                <w:kern w:val="2"/>
-                <w:sz w:val="24"/>
-                <w:szCs w:val="24"/>
-                <w:lang w:val="pt-BR" w:eastAsia="en-US" w:bidi="ar-SA"/>
-              </w:rPr>
-            </w:pPr>
-            <w:r>
-              <w:rPr>
-                <w:rFonts w:eastAsia="Aptos" w:cs=""/>
-                <w:kern w:val="2"/>
-                <w:sz w:val="24"/>
-                <w:szCs w:val="24"/>
-                <w:lang w:val="pt-BR" w:eastAsia="en-US" w:bidi="ar-SA"/>
-              </w:rPr>
-            </w:r>
-          </w:p>
-        </w:tc>
-      </w:tr>
-    </w:tbl>
-    <w:p>
-      <w:pPr>
-        <w:pStyle w:val="ListParagraph"/>
-        <w:ind w:left="360"/>
-        <w:rPr>
-          <w:rFonts w:ascii="Arial" w:hAnsi="Arial" w:cs="Arial"/>
-          <w:b/>
-          <w:bCs/>
-          <w:sz w:val="28"/>
-          <w:szCs w:val="28"/>
-        </w:rPr>
-      </w:pPr>
-      <w:r>
-        <w:rPr>
-          <w:rFonts w:cs="Arial" w:ascii="Arial" w:hAnsi="Arial"/>
-          <w:b/>
-          <w:bCs/>
-          <w:sz w:val="28"/>
-          <w:szCs w:val="28"/>
-        </w:rPr>
-      </w:r>
-    </w:p>
-    <w:p>
-      <w:pPr>
         <w:pStyle w:val="ListParagraph"/>
         <w:ind w:left="360"/>
         <w:rPr>
@@ -2749,7 +1846,8 @@
       <w:r>
         <w:rPr>
           <w:rFonts w:cs="Arial" w:ascii="Arial" w:hAnsi="Arial"/>
-          <w:b/>
+          <w:b w:val="false"/>
+          <w:bCs w:val="false"/>
           <w:sz w:val="22"/>
           <w:szCs w:val="22"/>
         </w:rPr>
@@ -2767,7 +1865,8 @@
       <w:r>
         <w:rPr>
           <w:rFonts w:cs="Arial" w:ascii="Arial" w:hAnsi="Arial"/>
-          <w:b/>
+          <w:b w:val="false"/>
+          <w:bCs w:val="false"/>
           <w:sz w:val="22"/>
           <w:szCs w:val="22"/>
         </w:rPr>
@@ -2785,25 +1884,29 @@
       <w:r>
         <w:rPr>
           <w:rFonts w:cs="Arial" w:ascii="Arial" w:hAnsi="Arial"/>
-          <w:b/>
-          <w:sz w:val="22"/>
-          <w:szCs w:val="22"/>
-        </w:rPr>
-        <w:t>{{Pisos}}</w:t>
-      </w:r>
-      <w:r>
-        <w:rPr>
-          <w:rFonts w:cs="Arial" w:ascii="Arial" w:hAnsi="Arial"/>
-          <w:bCs/>
-          <w:sz w:val="22"/>
-          <w:szCs w:val="22"/>
-        </w:rPr>
-        <w:t xml:space="preserve">, iluminação </w:t>
-      </w:r>
-      <w:r>
-        <w:rPr>
-          <w:rFonts w:cs="Arial" w:ascii="Arial" w:hAnsi="Arial"/>
-          <w:b/>
+          <w:b w:val="false"/>
+          <w:bCs w:val="false"/>
+          <w:i w:val="false"/>
+          <w:iCs w:val="false"/>
+          <w:sz w:val="22"/>
+          <w:szCs w:val="22"/>
+        </w:rPr>
+        <w:t>{{Pisos}},</w:t>
+      </w:r>
+      <w:r>
+        <w:rPr>
+          <w:rFonts w:cs="Arial" w:ascii="Arial" w:hAnsi="Arial"/>
+          <w:bCs/>
+          <w:sz w:val="22"/>
+          <w:szCs w:val="22"/>
+        </w:rPr>
+        <w:t xml:space="preserve"> iluminação </w:t>
+      </w:r>
+      <w:r>
+        <w:rPr>
+          <w:rFonts w:cs="Arial" w:ascii="Arial" w:hAnsi="Arial"/>
+          <w:b w:val="false"/>
+          <w:bCs w:val="false"/>
           <w:sz w:val="22"/>
           <w:szCs w:val="22"/>
         </w:rPr>
@@ -2821,7 +1924,8 @@
       <w:r>
         <w:rPr>
           <w:rFonts w:cs="Arial" w:ascii="Arial" w:hAnsi="Arial"/>
-          <w:b/>
+          <w:b w:val="false"/>
+          <w:bCs w:val="false"/>
           <w:sz w:val="22"/>
           <w:szCs w:val="22"/>
         </w:rPr>
@@ -3057,8 +2161,8 @@
       <w:r>
         <w:rPr>
           <w:rFonts w:cs="Arial" w:ascii="Arial" w:hAnsi="Arial"/>
-          <w:b/>
-          <w:bCs/>
+          <w:b w:val="false"/>
+          <w:bCs w:val="false"/>
           <w:sz w:val="22"/>
           <w:szCs w:val="22"/>
         </w:rPr>
@@ -3144,179 +2248,11 @@
         <w:br w:type="page"/>
       </w:r>
     </w:p>
-    <w:tbl>
-      <w:tblPr>
-        <w:tblStyle w:val="Tabelacomgrade"/>
-        <w:tblW w:w="8494" w:type="dxa"/>
-        <w:jc w:val="center"/>
-        <w:tblInd w:w="0" w:type="dxa"/>
-        <w:tblLayout w:type="fixed"/>
-        <w:tblCellMar>
-          <w:top w:w="0" w:type="dxa"/>
-          <w:left w:w="108" w:type="dxa"/>
-          <w:bottom w:w="0" w:type="dxa"/>
-          <w:right w:w="108" w:type="dxa"/>
-        </w:tblCellMar>
-        <w:tblLook w:val="04a0" w:noHBand="0" w:noVBand="1" w:firstColumn="1" w:lastRow="0" w:lastColumn="0" w:firstRow="1"/>
-      </w:tblPr>
-      <w:tblGrid>
-        <w:gridCol w:w="2831"/>
-        <w:gridCol w:w="2831"/>
-        <w:gridCol w:w="2832"/>
-      </w:tblGrid>
-      <w:tr>
-        <w:trPr>
-          <w:trHeight w:val="557" w:hRule="atLeast"/>
-        </w:trPr>
-        <w:tc>
-          <w:tcPr>
-            <w:tcW w:w="2831" w:type="dxa"/>
-            <w:tcBorders/>
-          </w:tcPr>
-          <w:p>
-            <w:pPr>
-              <w:pStyle w:val="Normal"/>
-              <w:pageBreakBefore/>
-              <w:widowControl/>
-              <w:suppressAutoHyphens w:val="true"/>
-              <w:spacing w:lineRule="auto" w:line="240" w:before="0" w:after="0"/>
-              <w:jc w:val="center"/>
-              <w:rPr>
-                <w:b/>
-                <w:bCs/>
-              </w:rPr>
-            </w:pPr>
-            <w:r>
-              <w:rPr>
-                <w:rFonts w:eastAsia="Aptos" w:cs=""/>
-                <w:b/>
-                <w:bCs/>
-                <w:kern w:val="2"/>
-                <w:sz w:val="24"/>
-                <w:szCs w:val="24"/>
-                <w:lang w:val="pt-BR" w:eastAsia="en-US" w:bidi="ar-SA"/>
-              </w:rPr>
-              <w:t>PROCESSO</w:t>
-            </w:r>
-          </w:p>
-          <w:p>
-            <w:pPr>
-              <w:pStyle w:val="Normal"/>
-              <w:widowControl/>
-              <w:suppressAutoHyphens w:val="true"/>
-              <w:spacing w:lineRule="auto" w:line="240" w:before="0" w:after="0"/>
-              <w:jc w:val="center"/>
-              <w:rPr>
-                <w:b/>
-                <w:bCs/>
-              </w:rPr>
-            </w:pPr>
-            <w:r>
-              <w:rPr>
-                <w:rFonts w:eastAsia="Aptos" w:cs=""/>
-                <w:b/>
-                <w:bCs/>
-                <w:kern w:val="2"/>
-                <w:sz w:val="24"/>
-                <w:szCs w:val="24"/>
-                <w:lang w:val="pt-BR" w:eastAsia="en-US" w:bidi="ar-SA"/>
-              </w:rPr>
-              <w:t>{{NumeroPericia}}</w:t>
-            </w:r>
-          </w:p>
-        </w:tc>
-        <w:tc>
-          <w:tcPr>
-            <w:tcW w:w="2831" w:type="dxa"/>
-            <w:tcBorders/>
-          </w:tcPr>
-          <w:p>
-            <w:pPr>
-              <w:pStyle w:val="Normal"/>
-              <w:widowControl/>
-              <w:suppressAutoHyphens w:val="true"/>
-              <w:spacing w:lineRule="auto" w:line="240" w:before="0" w:after="0"/>
-              <w:jc w:val="center"/>
-              <w:rPr>
-                <w:b/>
-                <w:bCs/>
-              </w:rPr>
-            </w:pPr>
-            <w:r>
-              <w:rPr>
-                <w:rFonts w:eastAsia="Aptos" w:cs=""/>
-                <w:b/>
-                <w:bCs/>
-                <w:kern w:val="2"/>
-                <w:sz w:val="24"/>
-                <w:szCs w:val="24"/>
-                <w:lang w:val="pt-BR" w:eastAsia="en-US" w:bidi="ar-SA"/>
-              </w:rPr>
-              <w:t>Notificação</w:t>
-            </w:r>
-          </w:p>
-          <w:p>
-            <w:pPr>
-              <w:pStyle w:val="Normal"/>
-              <w:widowControl/>
-              <w:suppressAutoHyphens w:val="true"/>
-              <w:spacing w:lineRule="auto" w:line="240" w:before="0" w:after="0"/>
-              <w:jc w:val="center"/>
-              <w:rPr>
-                <w:b/>
-                <w:bCs/>
-              </w:rPr>
-            </w:pPr>
-            <w:r>
-              <w:rPr>
-                <w:rFonts w:eastAsia="Aptos" w:cs=""/>
-                <w:b/>
-                <w:bCs/>
-                <w:kern w:val="2"/>
-                <w:sz w:val="24"/>
-                <w:szCs w:val="24"/>
-                <w:lang w:val="pt-BR" w:eastAsia="en-US" w:bidi="ar-SA"/>
-              </w:rPr>
-              <w:t>Realização de Perícia Técnica</w:t>
-            </w:r>
-          </w:p>
-        </w:tc>
-        <w:tc>
-          <w:tcPr>
-            <w:tcW w:w="2832" w:type="dxa"/>
-            <w:tcBorders/>
-          </w:tcPr>
-          <w:p>
-            <w:pPr>
-              <w:pStyle w:val="Normal"/>
-              <w:widowControl/>
-              <w:suppressAutoHyphens w:val="true"/>
-              <w:spacing w:lineRule="auto" w:line="240" w:before="0" w:after="0"/>
-              <w:jc w:val="left"/>
-              <w:rPr>
-                <w:rFonts w:ascii="Aptos" w:hAnsi="Aptos" w:eastAsia="Aptos" w:cs=""/>
-                <w:kern w:val="2"/>
-                <w:sz w:val="24"/>
-                <w:szCs w:val="24"/>
-                <w:lang w:val="pt-BR" w:eastAsia="en-US" w:bidi="ar-SA"/>
-              </w:rPr>
-            </w:pPr>
-            <w:r>
-              <w:rPr>
-                <w:rFonts w:eastAsia="Aptos" w:cs=""/>
-                <w:kern w:val="2"/>
-                <w:sz w:val="24"/>
-                <w:szCs w:val="24"/>
-                <w:lang w:val="pt-BR" w:eastAsia="en-US" w:bidi="ar-SA"/>
-              </w:rPr>
-            </w:r>
-          </w:p>
-        </w:tc>
-      </w:tr>
-    </w:tbl>
     <w:p>
       <w:pPr>
         <w:pStyle w:val="ListParagraph"/>
+        <w:spacing w:before="0" w:after="160"/>
+        <w:contextualSpacing/>
         <w:jc w:val="both"/>
         <w:rPr>
           <w:rFonts w:ascii="Arial" w:hAnsi="Arial" w:cs="Arial"/>
@@ -3639,13 +2575,35 @@
       </w:r>
       <w:r>
         <w:rPr>
-          <w:sz w:val="22"/>
-          <w:szCs w:val="22"/>
-        </w:rPr>
-        <w:t>{{TipoDeLaudo}}</w:t>
-      </w:r>
-      <w:r>
-        <w:rPr>
+          <w:b w:val="false"/>
+          <w:bCs w:val="false"/>
+          <w:sz w:val="22"/>
+          <w:szCs w:val="22"/>
+        </w:rPr>
+        <w:t>{{</w:t>
+      </w:r>
+      <w:r>
+        <w:rPr>
+          <w:b w:val="false"/>
+          <w:bCs w:val="false"/>
+          <w:sz w:val="22"/>
+          <w:szCs w:val="22"/>
+        </w:rPr>
+        <w:t>Classificacao</w:t>
+      </w:r>
+      <w:r>
+        <w:rPr>
+          <w:b w:val="false"/>
+          <w:bCs w:val="false"/>
+          <w:sz w:val="22"/>
+          <w:szCs w:val="22"/>
+        </w:rPr>
+        <w:t>}}</w:t>
+      </w:r>
+      <w:r>
+        <w:rPr>
+          <w:b w:val="false"/>
+          <w:bCs w:val="false"/>
           <w:sz w:val="22"/>
           <w:szCs w:val="22"/>
           <w:u w:val="single"/>
@@ -3663,10 +2621,12 @@
       </w:r>
       <w:r>
         <w:rPr>
-          <w:sz w:val="22"/>
-          <w:szCs w:val="22"/>
-        </w:rPr>
-        <w:t xml:space="preserve">{{TipoDaNorma}} </w:t>
+          <w:b w:val="false"/>
+          <w:bCs w:val="false"/>
+          <w:sz w:val="22"/>
+          <w:szCs w:val="22"/>
+        </w:rPr>
+        <w:t xml:space="preserve">{{TipoNorma}} </w:t>
       </w:r>
       <w:r>
         <w:rPr>
@@ -3768,9 +2728,12 @@
       </w:r>
     </w:p>
     <w:sectPr>
+      <w:headerReference w:type="even" r:id="rId2"/>
+      <w:headerReference w:type="default" r:id="rId3"/>
+      <w:headerReference w:type="first" r:id="rId4"/>
       <w:type w:val="nextPage"/>
       <w:pgSz w:w="11906" w:h="16838"/>
-      <w:pgMar w:left="1701" w:right="1701" w:gutter="0" w:header="0" w:top="1417" w:footer="0" w:bottom="1417"/>
+      <w:pgMar w:left="1701" w:right="1701" w:gutter="0" w:header="1417" w:top="3076" w:footer="0" w:bottom="1417"/>
       <w:pgNumType w:fmt="decimal"/>
       <w:formProt w:val="false"/>
       <w:textDirection w:val="lrTb"/>
@@ -3778,6 +2741,392 @@
     </w:sectPr>
   </w:body>
 </w:document>
+</file>
+
+<file path=word/header1.xml><?xml version="1.0" encoding="utf-8"?>
+<w:hdr xmlns:o="urn:schemas-microsoft-com:office:office" xmlns:r="http://schemas.openxmlformats.org/officeDocument/2006/relationships" xmlns:v="urn:schemas-microsoft-com:vml" xmlns:w="http://schemas.openxmlformats.org/wordprocessingml/2006/main" xmlns:w10="urn:schemas-microsoft-com:office:word" xmlns:wp="http://schemas.openxmlformats.org/drawingml/2006/wordprocessingDrawing" xmlns:wps="http://schemas.microsoft.com/office/word/2010/wordprocessingShape" xmlns:wpg="http://schemas.microsoft.com/office/word/2010/wordprocessingGroup" xmlns:mc="http://schemas.openxmlformats.org/markup-compatibility/2006" xmlns:wp14="http://schemas.microsoft.com/office/word/2010/wordprocessingDrawing" xmlns:w14="http://schemas.microsoft.com/office/word/2010/wordml" xmlns:w15="http://schemas.microsoft.com/office/word/2012/wordml" mc:Ignorable="w14 wp14 w15">
+  <w:p>
+    <w:pPr>
+      <w:pStyle w:val="Header"/>
+      <w:rPr/>
+    </w:pPr>
+    <w:r>
+      <w:rPr/>
+    </w:r>
+  </w:p>
+</w:hdr>
+</file>
+
+<file path=word/header2.xml><?xml version="1.0" encoding="utf-8"?>
+<w:hdr xmlns:o="urn:schemas-microsoft-com:office:office" xmlns:r="http://schemas.openxmlformats.org/officeDocument/2006/relationships" xmlns:v="urn:schemas-microsoft-com:vml" xmlns:w="http://schemas.openxmlformats.org/wordprocessingml/2006/main" xmlns:w10="urn:schemas-microsoft-com:office:word" xmlns:wp="http://schemas.openxmlformats.org/drawingml/2006/wordprocessingDrawing" xmlns:wps="http://schemas.microsoft.com/office/word/2010/wordprocessingShape" xmlns:wpg="http://schemas.microsoft.com/office/word/2010/wordprocessingGroup" xmlns:mc="http://schemas.openxmlformats.org/markup-compatibility/2006" xmlns:wp14="http://schemas.microsoft.com/office/word/2010/wordprocessingDrawing" xmlns:w14="http://schemas.microsoft.com/office/word/2010/wordml" xmlns:w15="http://schemas.microsoft.com/office/word/2012/wordml" mc:Ignorable="w14 wp14 w15">
+  <w:tbl>
+    <w:tblPr>
+      <w:tblStyle w:val="Tabelacomgrade"/>
+      <w:tblW w:w="8494" w:type="dxa"/>
+      <w:jc w:val="center"/>
+      <w:tblInd w:w="0" w:type="dxa"/>
+      <w:tblLayout w:type="fixed"/>
+      <w:tblCellMar>
+        <w:top w:w="0" w:type="dxa"/>
+        <w:left w:w="108" w:type="dxa"/>
+        <w:bottom w:w="0" w:type="dxa"/>
+        <w:right w:w="108" w:type="dxa"/>
+      </w:tblCellMar>
+      <w:tblLook w:val="04a0" w:noHBand="0" w:noVBand="1" w:firstColumn="1" w:lastRow="0" w:lastColumn="0" w:firstRow="1"/>
+    </w:tblPr>
+    <w:tblGrid>
+      <w:gridCol w:w="2831"/>
+      <w:gridCol w:w="2831"/>
+      <w:gridCol w:w="2832"/>
+    </w:tblGrid>
+    <w:tr>
+      <w:trPr>
+        <w:trHeight w:val="557" w:hRule="atLeast"/>
+      </w:trPr>
+      <w:tc>
+        <w:tcPr>
+          <w:tcW w:w="2831" w:type="dxa"/>
+          <w:tcBorders/>
+        </w:tcPr>
+        <w:p>
+          <w:pPr>
+            <w:pStyle w:val="Normal"/>
+            <w:widowControl/>
+            <w:suppressAutoHyphens w:val="true"/>
+            <w:spacing w:lineRule="auto" w:line="240" w:before="0" w:after="0"/>
+            <w:jc w:val="center"/>
+            <w:rPr>
+              <w:rFonts w:ascii="Arial" w:hAnsi="Arial" w:cs="Arial"/>
+              <w:b/>
+              <w:bCs/>
+            </w:rPr>
+          </w:pPr>
+          <w:r>
+            <w:rPr>
+              <w:rFonts w:eastAsia="Aptos" w:cs="Arial" w:ascii="Arial" w:hAnsi="Arial"/>
+              <w:b/>
+              <w:bCs/>
+              <w:kern w:val="2"/>
+              <w:sz w:val="24"/>
+              <w:szCs w:val="24"/>
+              <w:lang w:val="pt-BR" w:eastAsia="en-US" w:bidi="ar-SA"/>
+            </w:rPr>
+            <w:t>PROCESSO</w:t>
+          </w:r>
+        </w:p>
+        <w:p>
+          <w:pPr>
+            <w:pStyle w:val="Normal"/>
+            <w:widowControl/>
+            <w:suppressAutoHyphens w:val="true"/>
+            <w:spacing w:lineRule="auto" w:line="240" w:before="0" w:after="0"/>
+            <w:jc w:val="center"/>
+            <w:rPr>
+              <w:b/>
+              <w:bCs/>
+            </w:rPr>
+          </w:pPr>
+          <w:r>
+            <w:rPr>
+              <w:rFonts w:eastAsia="Aptos" w:cs="Arial" w:ascii="Arial" w:hAnsi="Arial"/>
+              <w:b/>
+              <w:bCs/>
+              <w:kern w:val="2"/>
+              <w:sz w:val="24"/>
+              <w:szCs w:val="24"/>
+              <w:lang w:val="pt-BR" w:eastAsia="en-US" w:bidi="ar-SA"/>
+            </w:rPr>
+            <w:t>{{NumeroPericia}}</w:t>
+          </w:r>
+        </w:p>
+      </w:tc>
+      <w:tc>
+        <w:tcPr>
+          <w:tcW w:w="2831" w:type="dxa"/>
+          <w:tcBorders/>
+        </w:tcPr>
+        <w:p>
+          <w:pPr>
+            <w:pStyle w:val="Normal"/>
+            <w:widowControl/>
+            <w:suppressAutoHyphens w:val="true"/>
+            <w:spacing w:lineRule="auto" w:line="240" w:before="0" w:after="0"/>
+            <w:jc w:val="center"/>
+            <w:rPr>
+              <w:rFonts w:ascii="Arial" w:hAnsi="Arial" w:cs="Arial"/>
+              <w:b/>
+              <w:bCs/>
+            </w:rPr>
+          </w:pPr>
+          <w:r>
+            <w:rPr>
+              <w:rFonts w:eastAsia="Aptos" w:cs="Arial" w:ascii="Arial" w:hAnsi="Arial"/>
+              <w:b/>
+              <w:bCs/>
+              <w:kern w:val="2"/>
+              <w:sz w:val="24"/>
+              <w:szCs w:val="24"/>
+              <w:lang w:val="pt-BR" w:eastAsia="en-US" w:bidi="ar-SA"/>
+            </w:rPr>
+            <w:t>Notificação</w:t>
+          </w:r>
+        </w:p>
+        <w:p>
+          <w:pPr>
+            <w:pStyle w:val="Normal"/>
+            <w:widowControl/>
+            <w:suppressAutoHyphens w:val="true"/>
+            <w:spacing w:lineRule="auto" w:line="240" w:before="0" w:after="0"/>
+            <w:jc w:val="center"/>
+            <w:rPr>
+              <w:b/>
+              <w:bCs/>
+            </w:rPr>
+          </w:pPr>
+          <w:r>
+            <w:rPr>
+              <w:rFonts w:eastAsia="Aptos" w:cs="Arial" w:ascii="Arial" w:hAnsi="Arial"/>
+              <w:b/>
+              <w:bCs/>
+              <w:kern w:val="2"/>
+              <w:sz w:val="24"/>
+              <w:szCs w:val="24"/>
+              <w:lang w:val="pt-BR" w:eastAsia="en-US" w:bidi="ar-SA"/>
+            </w:rPr>
+            <w:t>Realização de Perícia Técnica</w:t>
+          </w:r>
+        </w:p>
+      </w:tc>
+      <w:tc>
+        <w:tcPr>
+          <w:tcW w:w="2832" w:type="dxa"/>
+          <w:tcBorders/>
+        </w:tcPr>
+        <w:p>
+          <w:pPr>
+            <w:pStyle w:val="Normal"/>
+            <w:widowControl/>
+            <w:suppressAutoHyphens w:val="true"/>
+            <w:spacing w:lineRule="auto" w:line="240" w:before="0" w:after="0"/>
+            <w:jc w:val="left"/>
+            <w:rPr>
+              <w:rFonts w:ascii="Aptos" w:hAnsi="Aptos" w:eastAsia="Aptos" w:cs=""/>
+              <w:kern w:val="2"/>
+              <w:sz w:val="24"/>
+              <w:szCs w:val="24"/>
+              <w:lang w:val="pt-BR" w:eastAsia="en-US" w:bidi="ar-SA"/>
+            </w:rPr>
+          </w:pPr>
+          <w:r>
+            <w:rPr>
+              <w:rFonts w:eastAsia="Aptos" w:cs=""/>
+              <w:kern w:val="2"/>
+              <w:sz w:val="24"/>
+              <w:szCs w:val="24"/>
+              <w:lang w:val="pt-BR" w:eastAsia="en-US" w:bidi="ar-SA"/>
+            </w:rPr>
+          </w:r>
+        </w:p>
+      </w:tc>
+    </w:tr>
+  </w:tbl>
+  <w:p>
+    <w:pPr>
+      <w:pStyle w:val="Normal"/>
+      <w:spacing w:before="0" w:after="160"/>
+      <w:rPr/>
+    </w:pPr>
+    <w:r>
+      <w:rPr/>
+    </w:r>
+  </w:p>
+</w:hdr>
+</file>
+
+<file path=word/header3.xml><?xml version="1.0" encoding="utf-8"?>
+<w:hdr xmlns:o="urn:schemas-microsoft-com:office:office" xmlns:r="http://schemas.openxmlformats.org/officeDocument/2006/relationships" xmlns:v="urn:schemas-microsoft-com:vml" xmlns:w="http://schemas.openxmlformats.org/wordprocessingml/2006/main" xmlns:w10="urn:schemas-microsoft-com:office:word" xmlns:wp="http://schemas.openxmlformats.org/drawingml/2006/wordprocessingDrawing" xmlns:wps="http://schemas.microsoft.com/office/word/2010/wordprocessingShape" xmlns:wpg="http://schemas.microsoft.com/office/word/2010/wordprocessingGroup" xmlns:mc="http://schemas.openxmlformats.org/markup-compatibility/2006" xmlns:wp14="http://schemas.microsoft.com/office/word/2010/wordprocessingDrawing" xmlns:w14="http://schemas.microsoft.com/office/word/2010/wordml" xmlns:w15="http://schemas.microsoft.com/office/word/2012/wordml" mc:Ignorable="w14 wp14 w15">
+  <w:tbl>
+    <w:tblPr>
+      <w:tblStyle w:val="Tabelacomgrade"/>
+      <w:tblW w:w="8494" w:type="dxa"/>
+      <w:jc w:val="center"/>
+      <w:tblInd w:w="0" w:type="dxa"/>
+      <w:tblLayout w:type="fixed"/>
+      <w:tblCellMar>
+        <w:top w:w="0" w:type="dxa"/>
+        <w:left w:w="108" w:type="dxa"/>
+        <w:bottom w:w="0" w:type="dxa"/>
+        <w:right w:w="108" w:type="dxa"/>
+      </w:tblCellMar>
+      <w:tblLook w:val="04a0" w:noHBand="0" w:noVBand="1" w:firstColumn="1" w:lastRow="0" w:lastColumn="0" w:firstRow="1"/>
+    </w:tblPr>
+    <w:tblGrid>
+      <w:gridCol w:w="2831"/>
+      <w:gridCol w:w="2831"/>
+      <w:gridCol w:w="2832"/>
+    </w:tblGrid>
+    <w:tr>
+      <w:trPr>
+        <w:trHeight w:val="557" w:hRule="atLeast"/>
+      </w:trPr>
+      <w:tc>
+        <w:tcPr>
+          <w:tcW w:w="2831" w:type="dxa"/>
+          <w:tcBorders/>
+        </w:tcPr>
+        <w:p>
+          <w:pPr>
+            <w:pStyle w:val="Normal"/>
+            <w:widowControl/>
+            <w:suppressAutoHyphens w:val="true"/>
+            <w:spacing w:lineRule="auto" w:line="240" w:before="0" w:after="0"/>
+            <w:jc w:val="center"/>
+            <w:rPr>
+              <w:rFonts w:ascii="Arial" w:hAnsi="Arial" w:cs="Arial"/>
+              <w:b/>
+              <w:bCs/>
+            </w:rPr>
+          </w:pPr>
+          <w:r>
+            <w:rPr>
+              <w:rFonts w:eastAsia="Aptos" w:cs="Arial" w:ascii="Arial" w:hAnsi="Arial"/>
+              <w:b/>
+              <w:bCs/>
+              <w:kern w:val="2"/>
+              <w:sz w:val="24"/>
+              <w:szCs w:val="24"/>
+              <w:lang w:val="pt-BR" w:eastAsia="en-US" w:bidi="ar-SA"/>
+            </w:rPr>
+            <w:t>PROCESSO</w:t>
+          </w:r>
+        </w:p>
+        <w:p>
+          <w:pPr>
+            <w:pStyle w:val="Normal"/>
+            <w:widowControl/>
+            <w:suppressAutoHyphens w:val="true"/>
+            <w:spacing w:lineRule="auto" w:line="240" w:before="0" w:after="0"/>
+            <w:jc w:val="center"/>
+            <w:rPr>
+              <w:b/>
+              <w:bCs/>
+            </w:rPr>
+          </w:pPr>
+          <w:r>
+            <w:rPr>
+              <w:rFonts w:eastAsia="Aptos" w:cs="Arial" w:ascii="Arial" w:hAnsi="Arial"/>
+              <w:b/>
+              <w:bCs/>
+              <w:kern w:val="2"/>
+              <w:sz w:val="24"/>
+              <w:szCs w:val="24"/>
+              <w:lang w:val="pt-BR" w:eastAsia="en-US" w:bidi="ar-SA"/>
+            </w:rPr>
+            <w:t>{{NumeroPericia}}</w:t>
+          </w:r>
+        </w:p>
+      </w:tc>
+      <w:tc>
+        <w:tcPr>
+          <w:tcW w:w="2831" w:type="dxa"/>
+          <w:tcBorders/>
+        </w:tcPr>
+        <w:p>
+          <w:pPr>
+            <w:pStyle w:val="Normal"/>
+            <w:widowControl/>
+            <w:suppressAutoHyphens w:val="true"/>
+            <w:spacing w:lineRule="auto" w:line="240" w:before="0" w:after="0"/>
+            <w:jc w:val="center"/>
+            <w:rPr>
+              <w:rFonts w:ascii="Arial" w:hAnsi="Arial" w:cs="Arial"/>
+              <w:b/>
+              <w:bCs/>
+            </w:rPr>
+          </w:pPr>
+          <w:r>
+            <w:rPr>
+              <w:rFonts w:eastAsia="Aptos" w:cs="Arial" w:ascii="Arial" w:hAnsi="Arial"/>
+              <w:b/>
+              <w:bCs/>
+              <w:kern w:val="2"/>
+              <w:sz w:val="24"/>
+              <w:szCs w:val="24"/>
+              <w:lang w:val="pt-BR" w:eastAsia="en-US" w:bidi="ar-SA"/>
+            </w:rPr>
+            <w:t>Notificação</w:t>
+          </w:r>
+        </w:p>
+        <w:p>
+          <w:pPr>
+            <w:pStyle w:val="Normal"/>
+            <w:widowControl/>
+            <w:suppressAutoHyphens w:val="true"/>
+            <w:spacing w:lineRule="auto" w:line="240" w:before="0" w:after="0"/>
+            <w:jc w:val="center"/>
+            <w:rPr>
+              <w:b/>
+              <w:bCs/>
+            </w:rPr>
+          </w:pPr>
+          <w:r>
+            <w:rPr>
+              <w:rFonts w:eastAsia="Aptos" w:cs="Arial" w:ascii="Arial" w:hAnsi="Arial"/>
+              <w:b/>
+              <w:bCs/>
+              <w:kern w:val="2"/>
+              <w:sz w:val="24"/>
+              <w:szCs w:val="24"/>
+              <w:lang w:val="pt-BR" w:eastAsia="en-US" w:bidi="ar-SA"/>
+            </w:rPr>
+            <w:t>Realização de Perícia Técnica</w:t>
+          </w:r>
+        </w:p>
+      </w:tc>
+      <w:tc>
+        <w:tcPr>
+          <w:tcW w:w="2832" w:type="dxa"/>
+          <w:tcBorders/>
+        </w:tcPr>
+        <w:p>
+          <w:pPr>
+            <w:pStyle w:val="Normal"/>
+            <w:widowControl/>
+            <w:suppressAutoHyphens w:val="true"/>
+            <w:spacing w:lineRule="auto" w:line="240" w:before="0" w:after="0"/>
+            <w:jc w:val="left"/>
+            <w:rPr>
+              <w:rFonts w:ascii="Aptos" w:hAnsi="Aptos" w:eastAsia="Aptos" w:cs=""/>
+              <w:kern w:val="2"/>
+              <w:sz w:val="24"/>
+              <w:szCs w:val="24"/>
+              <w:lang w:val="pt-BR" w:eastAsia="en-US" w:bidi="ar-SA"/>
+            </w:rPr>
+          </w:pPr>
+          <w:r>
+            <w:rPr>
+              <w:rFonts w:eastAsia="Aptos" w:cs=""/>
+              <w:kern w:val="2"/>
+              <w:sz w:val="24"/>
+              <w:szCs w:val="24"/>
+              <w:lang w:val="pt-BR" w:eastAsia="en-US" w:bidi="ar-SA"/>
+            </w:rPr>
+          </w:r>
+        </w:p>
+      </w:tc>
+    </w:tr>
+  </w:tbl>
+  <w:p>
+    <w:pPr>
+      <w:pStyle w:val="Normal"/>
+      <w:spacing w:before="0" w:after="160"/>
+      <w:rPr/>
+    </w:pPr>
+    <w:r>
+      <w:rPr/>
+    </w:r>
+  </w:p>
+</w:hdr>
 </file>
 
 <file path=word/numbering.xml><?xml version="1.0" encoding="utf-8"?>
@@ -5103,6 +4452,29 @@
       <w:b/>
     </w:rPr>
   </w:style>
+  <w:style w:type="paragraph" w:styleId="Contedodatabela">
+    <w:name w:val="Conteúdo da tabela"/>
+    <w:basedOn w:val="Normal"/>
+    <w:qFormat/>
+    <w:pPr>
+      <w:widowControl w:val="false"/>
+      <w:suppressLineNumbers/>
+    </w:pPr>
+    <w:rPr/>
+  </w:style>
+  <w:style w:type="paragraph" w:styleId="Ttulodetabela">
+    <w:name w:val="Título de tabela"/>
+    <w:basedOn w:val="Contedodatabela"/>
+    <w:qFormat/>
+    <w:pPr>
+      <w:suppressLineNumbers/>
+      <w:jc w:val="center"/>
+    </w:pPr>
+    <w:rPr>
+      <w:b/>
+      <w:bCs/>
+    </w:rPr>
+  </w:style>
   <w:style w:type="numbering" w:styleId="Semlista" w:default="1">
     <w:name w:val="Sem lista"/>
     <w:uiPriority w:val="99"/>

--- a/ApiWeb/bin/Debug/net8.0/Modelos/ESQUELETO.docx
+++ b/ApiWeb/bin/Debug/net8.0/Modelos/ESQUELETO.docx
@@ -63,34 +63,22 @@
       <w:r>
         <w:rPr>
           <w:rFonts w:cs="Arial" w:ascii="Arial" w:hAnsi="Arial"/>
-          <w:b/>
-          <w:bCs/>
+          <w:b w:val="false"/>
+          <w:bCs w:val="false"/>
         </w:rPr>
         <w:t>{{</w:t>
       </w:r>
       <w:r>
         <w:rPr>
           <w:rFonts w:eastAsia="Aptos" w:cs="Arial" w:ascii="Arial" w:hAnsi="Arial"/>
-          <w:b/>
-          <w:bCs/>
+          <w:b w:val="false"/>
+          <w:bCs w:val="false"/>
           <w:kern w:val="2"/>
           <w:sz w:val="24"/>
           <w:szCs w:val="24"/>
           <w:lang w:val="pt-BR" w:eastAsia="en-US" w:bidi="ar-SA"/>
         </w:rPr>
-        <w:t>NumeroPericia</w:t>
-      </w:r>
-      <w:r>
-        <w:rPr>
-          <w:rFonts w:eastAsia="Aptos" w:cs="Arial" w:ascii="Arial" w:hAnsi="Arial"/>
-          <w:b/>
-          <w:bCs/>
-          <w:kern w:val="2"/>
-          <w:sz w:val="24"/>
-          <w:szCs w:val="24"/>
-          <w:lang w:val="pt-BR" w:eastAsia="en-US" w:bidi="ar-SA"/>
-        </w:rPr>
-        <w:t>}}</w:t>
+        <w:t>NumeroPericia}}</w:t>
       </w:r>
     </w:p>
     <w:p>
@@ -106,7 +94,15 @@
           <w:b/>
           <w:bCs/>
         </w:rPr>
-        <w:t xml:space="preserve">AUTOR: {{Reclamantes}} </w:t>
+        <w:t xml:space="preserve">AUTOR: </w:t>
+      </w:r>
+      <w:r>
+        <w:rPr>
+          <w:rFonts w:cs="Arial" w:ascii="Arial" w:hAnsi="Arial"/>
+          <w:b w:val="false"/>
+          <w:bCs w:val="false"/>
+        </w:rPr>
+        <w:t xml:space="preserve">{{Reclamantes}} </w:t>
       </w:r>
     </w:p>
     <w:p>
@@ -135,8 +131,8 @@
       <w:r>
         <w:rPr>
           <w:rFonts w:cs="Arial" w:ascii="Arial" w:hAnsi="Arial"/>
-          <w:b/>
-          <w:bCs/>
+          <w:b w:val="false"/>
+          <w:bCs w:val="false"/>
         </w:rPr>
         <w:t>{{Reclamada}}</w:t>
       </w:r>
@@ -232,11 +228,36 @@
       <w:r>
         <w:rPr>
           <w:rFonts w:cs="Arial"/>
-          <w:b/>
-          <w:bCs/>
-          <w:sz w:val="22"/>
-        </w:rPr>
-        <w:t>{</w:t>
+          <w:b w:val="false"/>
+          <w:bCs w:val="false"/>
+          <w:sz w:val="22"/>
+        </w:rPr>
+        <w:t>{{RUA}}, {{NUMERO}},</w:t>
+      </w:r>
+      <w:r>
+        <w:rPr>
+          <w:rFonts w:cs="Arial"/>
+          <w:b/>
+          <w:bCs/>
+          <w:sz w:val="22"/>
+        </w:rPr>
+        <w:t xml:space="preserve"> </w:t>
+      </w:r>
+      <w:r>
+        <w:rPr>
+          <w:rFonts w:cs="Arial"/>
+          <w:sz w:val="22"/>
+        </w:rPr>
+        <w:t>bairro</w:t>
+      </w:r>
+      <w:r>
+        <w:rPr>
+          <w:rFonts w:cs="Arial"/>
+          <w:b/>
+          <w:bCs/>
+          <w:sz w:val="22"/>
+        </w:rPr>
+        <w:t xml:space="preserve"> </w:t>
       </w:r>
       <w:r>
         <w:rPr>
@@ -245,7 +266,7 @@
           <w:bCs w:val="false"/>
           <w:sz w:val="22"/>
         </w:rPr>
-        <w:t>{RUA}}, {{NUMERO}}, bairro {{BAIRRO}}, {{CIDADE}}</w:t>
+        <w:t>{{BAIRRO}}, {{CIDADE}}</w:t>
       </w:r>
       <w:r>
         <w:rPr>
@@ -357,18 +378,15 @@
         <w:pStyle w:val="Normal"/>
         <w:spacing w:lineRule="auto" w:line="360"/>
         <w:rPr>
-          <w:rFonts w:ascii="Arial" w:hAnsi="Arial" w:cs="Arial"/>
-          <w:b/>
-          <w:bCs/>
-          <w:sz w:val="22"/>
-          <w:szCs w:val="22"/>
-        </w:rPr>
-      </w:pPr>
-      <w:r>
-        <w:rPr>
-          <w:rFonts w:cs="Arial" w:ascii="Arial" w:hAnsi="Arial"/>
-          <w:b/>
-          <w:bCs/>
+          <w:b w:val="false"/>
+          <w:bCs w:val="false"/>
+        </w:rPr>
+      </w:pPr>
+      <w:r>
+        <w:rPr>
+          <w:rFonts w:cs="Arial" w:ascii="Arial" w:hAnsi="Arial"/>
+          <w:b w:val="false"/>
+          <w:bCs w:val="false"/>
           <w:sz w:val="22"/>
           <w:szCs w:val="22"/>
         </w:rPr>
@@ -585,130 +603,116 @@
           <w:b/>
           <w:bCs/>
         </w:rPr>
-        <w:t>14. BIBLIOGRAFIA CONSULTADA ................................................................ 15. ENCENRRAMENTO.................................................................................</w:t>
+        <w:t>14. BIBLIOGRAFIA CONSULTADA ................................................................ 15. ENCENRRAMENTO..............................................................................…</w:t>
       </w:r>
     </w:p>
     <w:p>
       <w:pPr>
         <w:pStyle w:val="Normal"/>
-        <w:rPr/>
-      </w:pPr>
-      <w:r>
-        <w:rPr/>
+        <w:spacing w:lineRule="auto" w:line="360"/>
+        <w:rPr>
+          <w:rFonts w:cs="Arial"/>
+          <w:b/>
+          <w:bCs/>
+        </w:rPr>
+      </w:pPr>
+      <w:r>
+        <w:rPr>
+          <w:rFonts w:cs="Arial"/>
+          <w:b/>
+          <w:bCs/>
+        </w:rPr>
       </w:r>
     </w:p>
     <w:p>
       <w:pPr>
         <w:pStyle w:val="Normal"/>
-        <w:rPr/>
-      </w:pPr>
-      <w:r>
-        <w:rPr/>
+        <w:spacing w:lineRule="auto" w:line="360"/>
+        <w:rPr>
+          <w:rFonts w:cs="Arial"/>
+          <w:b/>
+          <w:bCs/>
+        </w:rPr>
+      </w:pPr>
+      <w:r>
+        <w:rPr>
+          <w:rFonts w:cs="Arial"/>
+          <w:b/>
+          <w:bCs/>
+        </w:rPr>
       </w:r>
     </w:p>
     <w:p>
       <w:pPr>
         <w:pStyle w:val="Normal"/>
-        <w:rPr/>
-      </w:pPr>
-      <w:r>
-        <w:rPr/>
+        <w:spacing w:lineRule="auto" w:line="360"/>
+        <w:rPr>
+          <w:rFonts w:cs="Arial"/>
+          <w:b/>
+          <w:bCs/>
+        </w:rPr>
+      </w:pPr>
+      <w:r>
+        <w:rPr>
+          <w:rFonts w:cs="Arial"/>
+          <w:b/>
+          <w:bCs/>
+        </w:rPr>
       </w:r>
     </w:p>
     <w:p>
       <w:pPr>
         <w:pStyle w:val="Normal"/>
-        <w:rPr/>
-      </w:pPr>
-      <w:r>
-        <w:rPr/>
+        <w:spacing w:lineRule="auto" w:line="360"/>
+        <w:rPr>
+          <w:rFonts w:cs="Arial"/>
+          <w:b/>
+          <w:bCs/>
+        </w:rPr>
+      </w:pPr>
+      <w:r>
+        <w:rPr>
+          <w:rFonts w:cs="Arial"/>
+          <w:b/>
+          <w:bCs/>
+        </w:rPr>
       </w:r>
     </w:p>
     <w:p>
       <w:pPr>
         <w:pStyle w:val="Normal"/>
-        <w:rPr>
-          <w:rFonts w:ascii="Arial" w:hAnsi="Arial" w:cs="Arial"/>
-        </w:rPr>
-      </w:pPr>
-      <w:r>
-        <w:rPr>
-          <w:rFonts w:cs="Arial" w:ascii="Arial" w:hAnsi="Arial"/>
+        <w:spacing w:lineRule="auto" w:line="360"/>
+        <w:rPr>
+          <w:rFonts w:cs="Arial"/>
+          <w:b/>
+          <w:bCs/>
+        </w:rPr>
+      </w:pPr>
+      <w:r>
+        <w:rPr>
+          <w:rFonts w:cs="Arial"/>
+          <w:b/>
+          <w:bCs/>
         </w:rPr>
       </w:r>
     </w:p>
     <w:p>
       <w:pPr>
         <w:pStyle w:val="Normal"/>
-        <w:jc w:val="center"/>
-        <w:rPr>
-          <w:rFonts w:ascii="Arial" w:hAnsi="Arial" w:cs="Arial"/>
-          <w:b/>
-          <w:bCs/>
-        </w:rPr>
-      </w:pPr>
-      <w:r>
-        <w:rPr>
-          <w:rFonts w:cs="Arial" w:ascii="Arial" w:hAnsi="Arial"/>
-          <w:b/>
-          <w:bCs/>
-        </w:rPr>
-      </w:r>
-    </w:p>
-    <w:p>
-      <w:pPr>
-        <w:pStyle w:val="Normal"/>
-        <w:jc w:val="center"/>
-        <w:rPr>
-          <w:rFonts w:ascii="Arial" w:hAnsi="Arial" w:cs="Arial"/>
-          <w:b/>
-          <w:bCs/>
-        </w:rPr>
-      </w:pPr>
-      <w:r>
-        <w:rPr>
-          <w:rFonts w:cs="Arial" w:ascii="Arial" w:hAnsi="Arial"/>
-          <w:b/>
-          <w:bCs/>
-        </w:rPr>
-      </w:r>
-    </w:p>
-    <w:p>
-      <w:pPr>
-        <w:pStyle w:val="Normal"/>
-        <w:jc w:val="center"/>
-        <w:rPr>
-          <w:rFonts w:ascii="Arial" w:hAnsi="Arial" w:cs="Arial"/>
-          <w:b/>
-          <w:bCs/>
-        </w:rPr>
-      </w:pPr>
-      <w:r>
-        <w:rPr>
-          <w:rFonts w:cs="Arial" w:ascii="Arial" w:hAnsi="Arial"/>
-          <w:b/>
-          <w:bCs/>
-        </w:rPr>
-        <w:t>EXMO (A). SR (A). DR (A). JUIZ (A) DA {{NumeroVara}}ª. VARA DO TRABALHO DE</w:t>
-      </w:r>
-    </w:p>
-    <w:p>
-      <w:pPr>
-        <w:pStyle w:val="Normal"/>
-        <w:jc w:val="center"/>
-        <w:rPr>
-          <w:rFonts w:ascii="Arial" w:hAnsi="Arial" w:cs="Arial"/>
-          <w:b/>
-          <w:bCs/>
-        </w:rPr>
-      </w:pPr>
-      <w:r>
-        <w:rPr>
-          <w:rFonts w:cs="Arial" w:ascii="Arial" w:hAnsi="Arial"/>
-          <w:b/>
-          <w:bCs/>
-        </w:rPr>
-        <w:t>MACEIÓ-AL</w:t>
+        <w:spacing w:lineRule="auto" w:line="360"/>
+        <w:rPr>
+          <w:rFonts w:cs="Arial"/>
+          <w:b/>
+          <w:bCs/>
+        </w:rPr>
+      </w:pPr>
+      <w:r>
+        <w:rPr>
+          <w:rFonts w:cs="Arial" w:ascii="Arial" w:hAnsi="Arial"/>
+          <w:b/>
+          <w:bCs/>
+        </w:rPr>
+        <w:t>EXMO (A). SR (A). DR (A). JUIZ (A) DA {{NumeroVara}}ª. VARA DO TRABALHO DE MACEIÓ-AL</w:t>
       </w:r>
     </w:p>
     <w:p>
@@ -787,22 +791,12 @@
       <w:r>
         <w:rPr>
           <w:rFonts w:cs="Arial" w:ascii="Arial" w:hAnsi="Arial"/>
-          <w:b/>
-          <w:bCs/>
-          <w:sz w:val="22"/>
-          <w:szCs w:val="22"/>
-        </w:rPr>
-        <w:t>{</w:t>
-      </w:r>
-      <w:r>
-        <w:rPr>
-          <w:rFonts w:cs="Arial" w:ascii="Arial" w:hAnsi="Arial"/>
           <w:b w:val="false"/>
           <w:bCs w:val="false"/>
           <w:sz w:val="22"/>
           <w:szCs w:val="22"/>
         </w:rPr>
-        <w:t>{NumeroPericia}}</w:t>
+        <w:t>{{NumeroPericia}}</w:t>
       </w:r>
     </w:p>
     <w:p>
@@ -1174,97 +1168,17 @@
     <w:p>
       <w:pPr>
         <w:pStyle w:val="meusumrio"/>
-        <w:numPr>
-          <w:ilvl w:val="0"/>
-          <w:numId w:val="1"/>
-        </w:numPr>
-        <w:rPr>
-          <w:sz w:val="28"/>
-          <w:szCs w:val="28"/>
-        </w:rPr>
-      </w:pPr>
-      <w:r>
-        <w:rPr>
-          <w:sz w:val="28"/>
-          <w:szCs w:val="28"/>
-        </w:rPr>
-        <w:t>Síntese da Inicial:</w:t>
+        <w:ind w:left="708"/>
+        <w:rPr/>
+      </w:pPr>
+      <w:r>
+        <w:rPr/>
       </w:r>
     </w:p>
     <w:p>
       <w:pPr>
         <w:pStyle w:val="meusumrio"/>
-        <w:ind w:left="360"/>
-        <w:rPr/>
-      </w:pPr>
-      <w:r>
-        <w:rPr/>
-      </w:r>
-    </w:p>
-    <w:p>
-      <w:pPr>
-        <w:pStyle w:val="meusumrio"/>
-        <w:ind w:left="360"/>
-        <w:rPr/>
-      </w:pPr>
-      <w:r>
-        <w:rPr/>
-      </w:r>
-    </w:p>
-    <w:p>
-      <w:pPr>
-        <w:pStyle w:val="meusumrio"/>
-        <w:ind w:left="360"/>
-        <w:rPr/>
-      </w:pPr>
-      <w:r>
-        <w:rPr/>
-      </w:r>
-    </w:p>
-    <w:p>
-      <w:pPr>
-        <w:pStyle w:val="meusumrio"/>
-        <w:ind w:left="360"/>
-        <w:rPr/>
-      </w:pPr>
-      <w:r>
-        <w:rPr/>
-      </w:r>
-    </w:p>
-    <w:p>
-      <w:pPr>
-        <w:pStyle w:val="meusumrio"/>
-        <w:ind w:left="360"/>
-        <w:rPr/>
-      </w:pPr>
-      <w:r>
-        <w:rPr/>
-      </w:r>
-    </w:p>
-    <w:p>
-      <w:pPr>
-        <w:pStyle w:val="meusumrio"/>
-        <w:ind w:left="360"/>
-        <w:rPr/>
-      </w:pPr>
-      <w:r>
-        <w:rPr/>
-      </w:r>
-    </w:p>
-    <w:p>
-      <w:pPr>
-        <w:pStyle w:val="meusumrio"/>
-        <w:ind w:left="360"/>
-        <w:rPr/>
-      </w:pPr>
-      <w:r>
-        <w:rPr/>
-      </w:r>
-    </w:p>
-    <w:p>
-      <w:pPr>
-        <w:pStyle w:val="meusumrio"/>
-        <w:ind w:left="360"/>
+        <w:ind w:left="708"/>
         <w:rPr/>
       </w:pPr>
       <w:r>
@@ -1288,87 +1202,87 @@
           <w:sz w:val="28"/>
           <w:szCs w:val="28"/>
         </w:rPr>
-        <w:t>Síntese da Contestação:</w:t>
+        <w:t>Síntese da Inicial:</w:t>
       </w:r>
     </w:p>
     <w:p>
       <w:pPr>
         <w:pStyle w:val="meusumrio"/>
         <w:ind w:left="360"/>
-        <w:rPr>
-          <w:sz w:val="28"/>
-          <w:szCs w:val="28"/>
-        </w:rPr>
-      </w:pPr>
-      <w:r>
-        <w:rPr>
-          <w:sz w:val="28"/>
-          <w:szCs w:val="28"/>
-        </w:rPr>
+        <w:rPr/>
+      </w:pPr>
+      <w:r>
+        <w:rPr/>
       </w:r>
     </w:p>
     <w:p>
       <w:pPr>
         <w:pStyle w:val="meusumrio"/>
         <w:ind w:left="360"/>
-        <w:rPr>
-          <w:sz w:val="28"/>
-          <w:szCs w:val="28"/>
-        </w:rPr>
-      </w:pPr>
-      <w:r>
-        <w:rPr>
-          <w:sz w:val="28"/>
-          <w:szCs w:val="28"/>
-        </w:rPr>
+        <w:rPr/>
+      </w:pPr>
+      <w:r>
+        <w:rPr/>
       </w:r>
     </w:p>
     <w:p>
       <w:pPr>
         <w:pStyle w:val="meusumrio"/>
         <w:ind w:left="360"/>
-        <w:rPr>
-          <w:sz w:val="28"/>
-          <w:szCs w:val="28"/>
-        </w:rPr>
-      </w:pPr>
-      <w:r>
-        <w:rPr>
-          <w:sz w:val="28"/>
-          <w:szCs w:val="28"/>
-        </w:rPr>
+        <w:rPr/>
+      </w:pPr>
+      <w:r>
+        <w:rPr/>
       </w:r>
     </w:p>
     <w:p>
       <w:pPr>
         <w:pStyle w:val="meusumrio"/>
         <w:ind w:left="360"/>
-        <w:rPr>
-          <w:sz w:val="28"/>
-          <w:szCs w:val="28"/>
-        </w:rPr>
-      </w:pPr>
-      <w:r>
-        <w:rPr>
-          <w:sz w:val="28"/>
-          <w:szCs w:val="28"/>
-        </w:rPr>
+        <w:rPr/>
+      </w:pPr>
+      <w:r>
+        <w:rPr/>
       </w:r>
     </w:p>
     <w:p>
       <w:pPr>
         <w:pStyle w:val="meusumrio"/>
         <w:ind w:left="360"/>
-        <w:rPr>
-          <w:sz w:val="28"/>
-          <w:szCs w:val="28"/>
-        </w:rPr>
-      </w:pPr>
-      <w:r>
-        <w:rPr>
-          <w:sz w:val="28"/>
-          <w:szCs w:val="28"/>
-        </w:rPr>
+        <w:rPr/>
+      </w:pPr>
+      <w:r>
+        <w:rPr/>
+      </w:r>
+    </w:p>
+    <w:p>
+      <w:pPr>
+        <w:pStyle w:val="meusumrio"/>
+        <w:ind w:left="360"/>
+        <w:rPr/>
+      </w:pPr>
+      <w:r>
+        <w:rPr/>
+      </w:r>
+    </w:p>
+    <w:p>
+      <w:pPr>
+        <w:pStyle w:val="meusumrio"/>
+        <w:ind w:left="360"/>
+        <w:rPr/>
+      </w:pPr>
+      <w:r>
+        <w:rPr/>
+      </w:r>
+    </w:p>
+    <w:p>
+      <w:pPr>
+        <w:pStyle w:val="meusumrio"/>
+        <w:ind w:left="360"/>
+        <w:rPr/>
+      </w:pPr>
+      <w:r>
+        <w:rPr/>
       </w:r>
     </w:p>
     <w:p>
@@ -1388,7 +1302,7 @@
           <w:sz w:val="28"/>
           <w:szCs w:val="28"/>
         </w:rPr>
-        <w:t>DILIGÊNCIA PERICIAL:</w:t>
+        <w:t>Síntese da Contestação:</w:t>
       </w:r>
     </w:p>
     <w:p>
@@ -1412,25 +1326,15 @@
         <w:pStyle w:val="meusumrio"/>
         <w:ind w:left="360"/>
         <w:rPr>
-          <w:sz w:val="22"/>
-          <w:szCs w:val="22"/>
-        </w:rPr>
-      </w:pPr>
-      <w:r>
-        <w:rPr>
-          <w:sz w:val="22"/>
-          <w:szCs w:val="22"/>
-        </w:rPr>
-        <w:t>Data:{</w:t>
-      </w:r>
-      <w:r>
-        <w:rPr>
-          <w:b w:val="false"/>
-          <w:bCs w:val="false"/>
-          <w:sz w:val="22"/>
-          <w:szCs w:val="22"/>
-        </w:rPr>
-        <w:t>{DataPericia}}</w:t>
+          <w:sz w:val="28"/>
+          <w:szCs w:val="28"/>
+        </w:rPr>
+      </w:pPr>
+      <w:r>
+        <w:rPr>
+          <w:sz w:val="28"/>
+          <w:szCs w:val="28"/>
+        </w:rPr>
       </w:r>
     </w:p>
     <w:p>
@@ -1438,25 +1342,15 @@
         <w:pStyle w:val="meusumrio"/>
         <w:ind w:left="360"/>
         <w:rPr>
-          <w:sz w:val="22"/>
-          <w:szCs w:val="22"/>
-        </w:rPr>
-      </w:pPr>
-      <w:r>
-        <w:rPr>
-          <w:sz w:val="22"/>
-          <w:szCs w:val="22"/>
-        </w:rPr>
-        <w:t>Horário:</w:t>
-      </w:r>
-      <w:r>
-        <w:rPr>
-          <w:b w:val="false"/>
-          <w:bCs w:val="false"/>
-          <w:sz w:val="22"/>
-          <w:szCs w:val="22"/>
-        </w:rPr>
-        <w:t>{{HoraPericia}}</w:t>
+          <w:sz w:val="28"/>
+          <w:szCs w:val="28"/>
+        </w:rPr>
+      </w:pPr>
+      <w:r>
+        <w:rPr>
+          <w:sz w:val="28"/>
+          <w:szCs w:val="28"/>
+        </w:rPr>
       </w:r>
     </w:p>
     <w:p>
@@ -1464,34 +1358,15 @@
         <w:pStyle w:val="meusumrio"/>
         <w:ind w:left="360"/>
         <w:rPr>
-          <w:sz w:val="22"/>
-          <w:szCs w:val="22"/>
-        </w:rPr>
-      </w:pPr>
-      <w:r>
-        <w:rPr>
-          <w:sz w:val="22"/>
-          <w:szCs w:val="22"/>
-        </w:rPr>
-        <w:t>Local:{</w:t>
-      </w:r>
-      <w:r>
-        <w:rPr>
-          <w:b w:val="false"/>
-          <w:bCs w:val="false"/>
-          <w:sz w:val="22"/>
-          <w:szCs w:val="22"/>
-        </w:rPr>
-        <w:t xml:space="preserve">{LocalDeTrabalho}} – </w:t>
-      </w:r>
-      <w:r>
-        <w:rPr>
-          <w:b w:val="false"/>
-          <w:bCs w:val="false"/>
-          <w:sz w:val="22"/>
-          <w:szCs w:val="22"/>
-        </w:rPr>
-        <w:t>{{Rua}}, {{Numero}}, {{Bairro}}.</w:t>
+          <w:sz w:val="28"/>
+          <w:szCs w:val="28"/>
+        </w:rPr>
+      </w:pPr>
+      <w:r>
+        <w:rPr>
+          <w:sz w:val="28"/>
+          <w:szCs w:val="28"/>
+        </w:rPr>
       </w:r>
     </w:p>
     <w:p>
@@ -1499,34 +1374,14 @@
         <w:pStyle w:val="meusumrio"/>
         <w:ind w:left="360"/>
         <w:rPr>
-          <w:sz w:val="22"/>
-          <w:szCs w:val="22"/>
-        </w:rPr>
-      </w:pPr>
-      <w:r>
-        <w:rPr>
-          <w:b w:val="false"/>
-          <w:bCs w:val="false"/>
-          <w:sz w:val="22"/>
-          <w:szCs w:val="22"/>
-        </w:rPr>
-        <w:tab/>
-        <w:t>{{Cidade}}</w:t>
-      </w:r>
-    </w:p>
-    <w:p>
-      <w:pPr>
-        <w:pStyle w:val="meusumrio"/>
-        <w:ind w:left="360"/>
-        <w:rPr>
-          <w:sz w:val="22"/>
-          <w:szCs w:val="22"/>
-        </w:rPr>
-      </w:pPr>
-      <w:r>
-        <w:rPr>
-          <w:sz w:val="22"/>
-          <w:szCs w:val="22"/>
+          <w:sz w:val="28"/>
+          <w:szCs w:val="28"/>
+        </w:rPr>
+      </w:pPr>
+      <w:r>
+        <w:rPr>
+          <w:sz w:val="28"/>
+          <w:szCs w:val="28"/>
         </w:rPr>
       </w:r>
     </w:p>
@@ -1547,198 +1402,9 @@
           <w:sz w:val="28"/>
           <w:szCs w:val="28"/>
         </w:rPr>
-        <w:t>PRESENTES À DILIGÊNCIA PERICIAL:</w:t>
-      </w:r>
-    </w:p>
-    <w:tbl>
-      <w:tblPr>
-        <w:tblStyle w:val="Tabelacomgrade"/>
-        <w:tblW w:w="8134" w:type="dxa"/>
-        <w:jc w:val="left"/>
-        <w:tblInd w:w="360" w:type="dxa"/>
-        <w:tblLayout w:type="fixed"/>
-        <w:tblCellMar>
-          <w:top w:w="0" w:type="dxa"/>
-          <w:left w:w="108" w:type="dxa"/>
-          <w:bottom w:w="0" w:type="dxa"/>
-          <w:right w:w="108" w:type="dxa"/>
-        </w:tblCellMar>
-        <w:tblLook w:val="04a0" w:noHBand="0" w:noVBand="1" w:firstColumn="1" w:lastRow="0" w:lastColumn="0" w:firstRow="1"/>
-      </w:tblPr>
-      <w:tblGrid>
-        <w:gridCol w:w="4058"/>
-        <w:gridCol w:w="4075"/>
-      </w:tblGrid>
-      <w:tr>
-        <w:trPr/>
-        <w:tc>
-          <w:tcPr>
-            <w:tcW w:w="4058" w:type="dxa"/>
-            <w:tcBorders/>
-          </w:tcPr>
-          <w:p>
-            <w:pPr>
-              <w:pStyle w:val="meusumrio"/>
-              <w:widowControl/>
-              <w:suppressAutoHyphens w:val="true"/>
-              <w:spacing w:before="0" w:after="0"/>
-              <w:jc w:val="center"/>
-              <w:rPr>
-                <w:rFonts w:eastAsia="Aptos"/>
-                <w:kern w:val="2"/>
-                <w:sz w:val="24"/>
-                <w:szCs w:val="24"/>
-                <w:lang w:val="pt-BR" w:eastAsia="en-US" w:bidi="ar-SA"/>
-              </w:rPr>
-            </w:pPr>
-            <w:r>
-              <w:rPr>
-                <w:rFonts w:eastAsia="Aptos"/>
-                <w:kern w:val="2"/>
-                <w:sz w:val="24"/>
-                <w:szCs w:val="24"/>
-                <w:lang w:val="pt-BR" w:eastAsia="en-US" w:bidi="ar-SA"/>
-              </w:rPr>
-              <w:t>NOME</w:t>
-            </w:r>
-          </w:p>
-        </w:tc>
-        <w:tc>
-          <w:tcPr>
-            <w:tcW w:w="4075" w:type="dxa"/>
-            <w:tcBorders/>
-          </w:tcPr>
-          <w:p>
-            <w:pPr>
-              <w:pStyle w:val="meusumrio"/>
-              <w:widowControl/>
-              <w:suppressAutoHyphens w:val="true"/>
-              <w:spacing w:before="0" w:after="0"/>
-              <w:jc w:val="center"/>
-              <w:rPr>
-                <w:rFonts w:eastAsia="Aptos"/>
-                <w:kern w:val="2"/>
-                <w:sz w:val="24"/>
-                <w:szCs w:val="24"/>
-                <w:lang w:val="pt-BR" w:eastAsia="en-US" w:bidi="ar-SA"/>
-              </w:rPr>
-            </w:pPr>
-            <w:r>
-              <w:rPr>
-                <w:rFonts w:eastAsia="Aptos"/>
-                <w:kern w:val="2"/>
-                <w:sz w:val="24"/>
-                <w:szCs w:val="24"/>
-                <w:lang w:val="pt-BR" w:eastAsia="en-US" w:bidi="ar-SA"/>
-              </w:rPr>
-              <w:t>FUNÇÃO</w:t>
-            </w:r>
-          </w:p>
-        </w:tc>
-      </w:tr>
-      <w:tr>
-        <w:trPr/>
-        <w:tc>
-          <w:tcPr>
-            <w:tcW w:w="4058" w:type="dxa"/>
-            <w:tcBorders/>
-          </w:tcPr>
-          <w:p>
-            <w:pPr>
-              <w:pStyle w:val="meusumrio"/>
-              <w:widowControl/>
-              <w:suppressAutoHyphens w:val="true"/>
-              <w:spacing w:before="0" w:after="0"/>
-              <w:rPr>
-                <w:sz w:val="28"/>
-                <w:szCs w:val="28"/>
-              </w:rPr>
-            </w:pPr>
-            <w:r>
-              <w:rPr>
-                <w:sz w:val="28"/>
-                <w:szCs w:val="28"/>
-              </w:rPr>
-            </w:r>
-          </w:p>
-        </w:tc>
-        <w:tc>
-          <w:tcPr>
-            <w:tcW w:w="4075" w:type="dxa"/>
-            <w:tcBorders/>
-          </w:tcPr>
-          <w:p>
-            <w:pPr>
-              <w:pStyle w:val="meusumrio"/>
-              <w:widowControl/>
-              <w:suppressAutoHyphens w:val="true"/>
-              <w:spacing w:before="0" w:after="0"/>
-              <w:rPr>
-                <w:sz w:val="28"/>
-                <w:szCs w:val="28"/>
-              </w:rPr>
-            </w:pPr>
-            <w:r>
-              <w:rPr>
-                <w:sz w:val="28"/>
-                <w:szCs w:val="28"/>
-              </w:rPr>
-            </w:r>
-          </w:p>
-        </w:tc>
-      </w:tr>
-      <w:tr>
-        <w:trPr/>
-        <w:tc>
-          <w:tcPr>
-            <w:tcW w:w="4058" w:type="dxa"/>
-            <w:tcBorders/>
-          </w:tcPr>
-          <w:p>
-            <w:pPr>
-              <w:pStyle w:val="meusumrio"/>
-              <w:widowControl/>
-              <w:suppressAutoHyphens w:val="true"/>
-              <w:spacing w:before="0" w:after="0"/>
-              <w:rPr>
-                <w:sz w:val="28"/>
-                <w:szCs w:val="28"/>
-              </w:rPr>
-            </w:pPr>
-            <w:r>
-              <w:rPr>
-                <w:sz w:val="28"/>
-                <w:szCs w:val="28"/>
-              </w:rPr>
-            </w:r>
-          </w:p>
-        </w:tc>
-        <w:tc>
-          <w:tcPr>
-            <w:tcW w:w="4075" w:type="dxa"/>
-            <w:tcBorders/>
-          </w:tcPr>
-          <w:p>
-            <w:pPr>
-              <w:pStyle w:val="meusumrio"/>
-              <w:widowControl/>
-              <w:suppressAutoHyphens w:val="true"/>
-              <w:spacing w:before="0" w:after="0"/>
-              <w:rPr>
-                <w:sz w:val="28"/>
-                <w:szCs w:val="28"/>
-              </w:rPr>
-            </w:pPr>
-            <w:r>
-              <w:rPr>
-                <w:sz w:val="28"/>
-                <w:szCs w:val="28"/>
-              </w:rPr>
-            </w:r>
-          </w:p>
-        </w:tc>
-      </w:tr>
-    </w:tbl>
+        <w:t>DILIGÊNCIA PERICIAL:</w:t>
+      </w:r>
+    </w:p>
     <w:p>
       <w:pPr>
         <w:pStyle w:val="meusumrio"/>
@@ -1753,6 +1419,162 @@
           <w:sz w:val="28"/>
           <w:szCs w:val="28"/>
         </w:rPr>
+      </w:r>
+    </w:p>
+    <w:p>
+      <w:pPr>
+        <w:pStyle w:val="meusumrio"/>
+        <w:ind w:left="360"/>
+        <w:rPr>
+          <w:sz w:val="22"/>
+          <w:szCs w:val="22"/>
+        </w:rPr>
+      </w:pPr>
+      <w:r>
+        <w:rPr>
+          <w:sz w:val="22"/>
+          <w:szCs w:val="22"/>
+        </w:rPr>
+        <w:t>Data:</w:t>
+      </w:r>
+      <w:r>
+        <w:rPr>
+          <w:b w:val="false"/>
+          <w:bCs w:val="false"/>
+          <w:sz w:val="22"/>
+          <w:szCs w:val="22"/>
+        </w:rPr>
+        <w:t>{{DataPericia}}</w:t>
+      </w:r>
+    </w:p>
+    <w:p>
+      <w:pPr>
+        <w:pStyle w:val="meusumrio"/>
+        <w:ind w:left="360"/>
+        <w:rPr>
+          <w:sz w:val="22"/>
+          <w:szCs w:val="22"/>
+        </w:rPr>
+      </w:pPr>
+      <w:r>
+        <w:rPr>
+          <w:sz w:val="22"/>
+          <w:szCs w:val="22"/>
+        </w:rPr>
+        <w:t>Horário:</w:t>
+      </w:r>
+      <w:r>
+        <w:rPr>
+          <w:rFonts w:eastAsia="Aptos" w:cs="" w:ascii="Aptos" w:hAnsi="Aptos" w:asciiTheme="minorHAnsi" w:cstheme="minorBidi" w:eastAsiaTheme="minorHAnsi" w:hAnsiTheme="minorHAnsi"/>
+          <w:sz w:val="22"/>
+          <w:szCs w:val="22"/>
+          <w:shd w:fill="FFFF00" w:val="clear"/>
+          <w14:ligatures w14:val="standardContextual"/>
+        </w:rPr>
+        <w:t>{{HoraPericia}}</w:t>
+      </w:r>
+    </w:p>
+    <w:p>
+      <w:pPr>
+        <w:pStyle w:val="meusumrio"/>
+        <w:ind w:left="360"/>
+        <w:rPr>
+          <w:sz w:val="22"/>
+          <w:szCs w:val="22"/>
+        </w:rPr>
+      </w:pPr>
+      <w:r>
+        <w:rPr>
+          <w:sz w:val="22"/>
+          <w:szCs w:val="22"/>
+        </w:rPr>
+        <w:t>Local:</w:t>
+      </w:r>
+      <w:r>
+        <w:rPr>
+          <w:b w:val="false"/>
+          <w:bCs w:val="false"/>
+          <w:sz w:val="22"/>
+          <w:szCs w:val="22"/>
+        </w:rPr>
+        <w:t>{{LocalDeTrabalho}}</w:t>
+      </w:r>
+    </w:p>
+    <w:p>
+      <w:pPr>
+        <w:pStyle w:val="meusumrio"/>
+        <w:ind w:left="360"/>
+        <w:rPr>
+          <w:sz w:val="22"/>
+          <w:szCs w:val="22"/>
+        </w:rPr>
+      </w:pPr>
+      <w:r>
+        <w:rPr>
+          <w:sz w:val="22"/>
+          <w:szCs w:val="22"/>
+        </w:rPr>
+      </w:r>
+    </w:p>
+    <w:p>
+      <w:pPr>
+        <w:pStyle w:val="meusumrio"/>
+        <w:numPr>
+          <w:ilvl w:val="0"/>
+          <w:numId w:val="1"/>
+        </w:numPr>
+        <w:rPr>
+          <w:sz w:val="28"/>
+          <w:szCs w:val="28"/>
+        </w:rPr>
+      </w:pPr>
+      <w:r>
+        <w:rPr>
+          <w:sz w:val="28"/>
+          <w:szCs w:val="28"/>
+        </w:rPr>
+        <w:t>PRESENTES À DILIGÊNCIA PERICIAL:</w:t>
+      </w:r>
+    </w:p>
+    <w:p>
+      <w:pPr>
+        <w:pStyle w:val="meusumrio"/>
+        <w:numPr>
+          <w:ilvl w:val="0"/>
+          <w:numId w:val="0"/>
+        </w:numPr>
+        <w:ind w:hanging="0" w:left="360"/>
+        <w:rPr>
+          <w:sz w:val="28"/>
+          <w:szCs w:val="28"/>
+        </w:rPr>
+      </w:pPr>
+      <w:r>
+        <w:rPr>
+          <w:b w:val="false"/>
+          <w:bCs w:val="false"/>
+          <w:sz w:val="24"/>
+          <w:szCs w:val="24"/>
+        </w:rPr>
+        <w:t>{{</w:t>
+      </w:r>
+      <w:r>
+        <w:rPr>
+          <w:b w:val="false"/>
+          <w:bCs w:val="false"/>
+          <w:sz w:val="24"/>
+          <w:szCs w:val="24"/>
+        </w:rPr>
+        <w:t>presentes</w:t>
+      </w:r>
+      <w:r>
+        <w:rPr>
+          <w:b w:val="false"/>
+          <w:bCs w:val="false"/>
+          <w:sz w:val="24"/>
+          <w:szCs w:val="24"/>
+        </w:rPr>
+        <w:t>}}</w:t>
       </w:r>
     </w:p>
     <w:p>
@@ -1886,21 +1708,19 @@
           <w:rFonts w:cs="Arial" w:ascii="Arial" w:hAnsi="Arial"/>
           <w:b w:val="false"/>
           <w:bCs w:val="false"/>
-          <w:i w:val="false"/>
-          <w:iCs w:val="false"/>
-          <w:sz w:val="22"/>
-          <w:szCs w:val="22"/>
-        </w:rPr>
-        <w:t>{{Pisos}},</w:t>
-      </w:r>
-      <w:r>
-        <w:rPr>
-          <w:rFonts w:cs="Arial" w:ascii="Arial" w:hAnsi="Arial"/>
-          <w:bCs/>
-          <w:sz w:val="22"/>
-          <w:szCs w:val="22"/>
-        </w:rPr>
-        <w:t xml:space="preserve"> iluminação </w:t>
+          <w:sz w:val="22"/>
+          <w:szCs w:val="22"/>
+        </w:rPr>
+        <w:t>{{Pisos}}</w:t>
+      </w:r>
+      <w:r>
+        <w:rPr>
+          <w:rFonts w:cs="Arial" w:ascii="Arial" w:hAnsi="Arial"/>
+          <w:bCs/>
+          <w:sz w:val="22"/>
+          <w:szCs w:val="22"/>
+        </w:rPr>
+        <w:t xml:space="preserve">, iluminação </w:t>
       </w:r>
       <w:r>
         <w:rPr>
@@ -2147,6 +1967,8 @@
           <w:bCs/>
           <w:sz w:val="22"/>
           <w:szCs w:val="22"/>
+          <w:shd w:fill="FFFF00" w:val="clear"/>
+          <w14:ligatures w14:val="standardContextual"/>
         </w:rPr>
         <w:t>{{HoraPericia}}</w:t>
       </w:r>
@@ -2229,31 +2051,6 @@
     <w:p>
       <w:pPr>
         <w:pStyle w:val="Normal"/>
-        <w:rPr>
-          <w:rFonts w:ascii="Arial" w:hAnsi="Arial" w:cs="Arial"/>
-          <w:bCs/>
-          <w:sz w:val="22"/>
-          <w:szCs w:val="22"/>
-        </w:rPr>
-      </w:pPr>
-      <w:r>
-        <w:rPr>
-          <w:rFonts w:cs="Arial" w:ascii="Arial" w:hAnsi="Arial"/>
-          <w:bCs/>
-          <w:sz w:val="22"/>
-          <w:szCs w:val="22"/>
-        </w:rPr>
-      </w:r>
-      <w:r>
-        <w:br w:type="page"/>
-      </w:r>
-    </w:p>
-    <w:p>
-      <w:pPr>
-        <w:pStyle w:val="ListParagraph"/>
-        <w:spacing w:before="0" w:after="160"/>
-        <w:contextualSpacing/>
-        <w:jc w:val="both"/>
         <w:rPr>
           <w:rFonts w:ascii="Arial" w:hAnsi="Arial" w:cs="Arial"/>
           <w:bCs/>
@@ -2580,7 +2377,7 @@
           <w:sz w:val="22"/>
           <w:szCs w:val="22"/>
         </w:rPr>
-        <w:t>{{</w:t>
+        <w:t>{{Classificacao}}</w:t>
       </w:r>
       <w:r>
         <w:rPr>
@@ -2588,8 +2385,18 @@
           <w:bCs w:val="false"/>
           <w:sz w:val="22"/>
           <w:szCs w:val="22"/>
-        </w:rPr>
-        <w:t>Classificacao</w:t>
+          <w:u w:val="single"/>
+        </w:rPr>
+        <w:t>,</w:t>
+      </w:r>
+      <w:r>
+        <w:rPr>
+          <w:b w:val="false"/>
+          <w:bCs/>
+          <w:sz w:val="22"/>
+          <w:szCs w:val="22"/>
+        </w:rPr>
+        <w:t xml:space="preserve"> nos termos dos anexos (indicados na metodologia) da </w:t>
       </w:r>
       <w:r>
         <w:rPr>
@@ -2598,35 +2405,14 @@
           <w:sz w:val="22"/>
           <w:szCs w:val="22"/>
         </w:rPr>
-        <w:t>}}</w:t>
-      </w:r>
-      <w:r>
-        <w:rPr>
-          <w:b w:val="false"/>
-          <w:bCs w:val="false"/>
-          <w:sz w:val="22"/>
-          <w:szCs w:val="22"/>
-          <w:u w:val="single"/>
-        </w:rPr>
-        <w:t>,</w:t>
-      </w:r>
-      <w:r>
-        <w:rPr>
-          <w:b w:val="false"/>
-          <w:bCs/>
-          <w:sz w:val="22"/>
-          <w:szCs w:val="22"/>
-        </w:rPr>
-        <w:t xml:space="preserve"> nos termos dos anexos (indicados na metodologia) da </w:t>
-      </w:r>
-      <w:r>
-        <w:rPr>
-          <w:b w:val="false"/>
-          <w:bCs w:val="false"/>
-          <w:sz w:val="22"/>
-          <w:szCs w:val="22"/>
-        </w:rPr>
-        <w:t xml:space="preserve">{{TipoNorma}} </w:t>
+        <w:t>{{TipoNorma}}</w:t>
+      </w:r>
+      <w:r>
+        <w:rPr>
+          <w:sz w:val="22"/>
+          <w:szCs w:val="22"/>
+        </w:rPr>
+        <w:t xml:space="preserve"> </w:t>
       </w:r>
       <w:r>
         <w:rPr>
@@ -2733,7 +2519,7 @@
       <w:headerReference w:type="first" r:id="rId4"/>
       <w:type w:val="nextPage"/>
       <w:pgSz w:w="11906" w:h="16838"/>
-      <w:pgMar w:left="1701" w:right="1701" w:gutter="0" w:header="1417" w:top="3076" w:footer="0" w:bottom="1417"/>
+      <w:pgMar w:left="1701" w:right="1701" w:gutter="0" w:header="1417" w:top="3229" w:footer="0" w:bottom="1417"/>
       <w:pgNumType w:fmt="decimal"/>
       <w:formProt w:val="false"/>
       <w:textDirection w:val="lrTb"/>
@@ -2796,14 +2582,13 @@
             <w:spacing w:lineRule="auto" w:line="240" w:before="0" w:after="0"/>
             <w:jc w:val="center"/>
             <w:rPr>
-              <w:rFonts w:ascii="Arial" w:hAnsi="Arial" w:cs="Arial"/>
               <w:b/>
               <w:bCs/>
             </w:rPr>
           </w:pPr>
           <w:r>
             <w:rPr>
-              <w:rFonts w:eastAsia="Aptos" w:cs="Arial" w:ascii="Arial" w:hAnsi="Arial"/>
+              <w:rFonts w:eastAsia="Aptos" w:cs=""/>
               <w:b/>
               <w:bCs/>
               <w:kern w:val="2"/>
@@ -2828,7 +2613,7 @@
           </w:pPr>
           <w:r>
             <w:rPr>
-              <w:rFonts w:eastAsia="Aptos" w:cs="Arial" w:ascii="Arial" w:hAnsi="Arial"/>
+              <w:rFonts w:eastAsia="Aptos" w:cs=""/>
               <w:b/>
               <w:bCs/>
               <w:kern w:val="2"/>
@@ -2853,14 +2638,13 @@
             <w:spacing w:lineRule="auto" w:line="240" w:before="0" w:after="0"/>
             <w:jc w:val="center"/>
             <w:rPr>
-              <w:rFonts w:ascii="Arial" w:hAnsi="Arial" w:cs="Arial"/>
               <w:b/>
               <w:bCs/>
             </w:rPr>
           </w:pPr>
           <w:r>
             <w:rPr>
-              <w:rFonts w:eastAsia="Aptos" w:cs="Arial" w:ascii="Arial" w:hAnsi="Arial"/>
+              <w:rFonts w:eastAsia="Aptos" w:cs=""/>
               <w:b/>
               <w:bCs/>
               <w:kern w:val="2"/>
@@ -2885,7 +2669,7 @@
           </w:pPr>
           <w:r>
             <w:rPr>
-              <w:rFonts w:eastAsia="Aptos" w:cs="Arial" w:ascii="Arial" w:hAnsi="Arial"/>
+              <w:rFonts w:eastAsia="Aptos" w:cs=""/>
               <w:b/>
               <w:bCs/>
               <w:kern w:val="2"/>
@@ -2982,14 +2766,13 @@
             <w:spacing w:lineRule="auto" w:line="240" w:before="0" w:after="0"/>
             <w:jc w:val="center"/>
             <w:rPr>
-              <w:rFonts w:ascii="Arial" w:hAnsi="Arial" w:cs="Arial"/>
               <w:b/>
               <w:bCs/>
             </w:rPr>
           </w:pPr>
           <w:r>
             <w:rPr>
-              <w:rFonts w:eastAsia="Aptos" w:cs="Arial" w:ascii="Arial" w:hAnsi="Arial"/>
+              <w:rFonts w:eastAsia="Aptos" w:cs=""/>
               <w:b/>
               <w:bCs/>
               <w:kern w:val="2"/>
@@ -3014,7 +2797,7 @@
           </w:pPr>
           <w:r>
             <w:rPr>
-              <w:rFonts w:eastAsia="Aptos" w:cs="Arial" w:ascii="Arial" w:hAnsi="Arial"/>
+              <w:rFonts w:eastAsia="Aptos" w:cs=""/>
               <w:b/>
               <w:bCs/>
               <w:kern w:val="2"/>
@@ -3039,14 +2822,13 @@
             <w:spacing w:lineRule="auto" w:line="240" w:before="0" w:after="0"/>
             <w:jc w:val="center"/>
             <w:rPr>
-              <w:rFonts w:ascii="Arial" w:hAnsi="Arial" w:cs="Arial"/>
               <w:b/>
               <w:bCs/>
             </w:rPr>
           </w:pPr>
           <w:r>
             <w:rPr>
-              <w:rFonts w:eastAsia="Aptos" w:cs="Arial" w:ascii="Arial" w:hAnsi="Arial"/>
+              <w:rFonts w:eastAsia="Aptos" w:cs=""/>
               <w:b/>
               <w:bCs/>
               <w:kern w:val="2"/>
@@ -3071,7 +2853,7 @@
           </w:pPr>
           <w:r>
             <w:rPr>
-              <w:rFonts w:eastAsia="Aptos" w:cs="Arial" w:ascii="Arial" w:hAnsi="Arial"/>
+              <w:rFonts w:eastAsia="Aptos" w:cs=""/>
               <w:b/>
               <w:bCs/>
               <w:kern w:val="2"/>
@@ -4236,6 +4018,13 @@
     <w:rsid w:val="007803a3"/>
     <w:rPr/>
   </w:style>
+  <w:style w:type="character" w:styleId="Marcadores">
+    <w:name w:val="Marcadores"/>
+    <w:qFormat/>
+    <w:rPr>
+      <w:rFonts w:ascii="OpenSymbol" w:hAnsi="OpenSymbol" w:eastAsia="OpenSymbol" w:cs="OpenSymbol"/>
+    </w:rPr>
+  </w:style>
   <w:style w:type="paragraph" w:styleId="Ttulo">
     <w:name w:val="Título"/>
     <w:basedOn w:val="Normal"/>

--- a/ApiWeb/bin/Debug/net8.0/Modelos/ESQUELETO.docx
+++ b/ApiWeb/bin/Debug/net8.0/Modelos/ESQUELETO.docx
@@ -487,20 +487,401 @@
     <w:p>
       <w:pPr>
         <w:pStyle w:val="Normal"/>
+        <w:numPr>
+          <w:ilvl w:val="0"/>
+          <w:numId w:val="1"/>
+        </w:numPr>
         <w:spacing w:lineRule="auto" w:line="360"/>
         <w:rPr>
-          <w:rFonts w:ascii="Arial" w:hAnsi="Arial" w:cs="Arial"/>
-          <w:b/>
-          <w:bCs/>
-        </w:rPr>
-      </w:pPr>
-      <w:r>
-        <w:rPr>
-          <w:rFonts w:cs="Arial" w:ascii="Arial" w:hAnsi="Arial"/>
-          <w:b/>
-          <w:bCs/>
-        </w:rPr>
-        <w:t xml:space="preserve">1. IDENTIFICAÇÃO DO PROCESSO................................................................ </w:t>
+          <w:sz w:val="20"/>
+          <w:szCs w:val="20"/>
+        </w:rPr>
+      </w:pPr>
+      <w:r>
+        <w:rPr>
+          <w:rFonts w:cs="Arial" w:ascii="Arial" w:hAnsi="Arial"/>
+          <w:b/>
+          <w:bCs/>
+          <w:sz w:val="20"/>
+          <w:szCs w:val="20"/>
+        </w:rPr>
+        <w:t>IDENTIFICAÇÃO DO PROCESSO.............................................................…</w:t>
+      </w:r>
+    </w:p>
+    <w:p>
+      <w:pPr>
+        <w:pStyle w:val="Normal"/>
+        <w:numPr>
+          <w:ilvl w:val="0"/>
+          <w:numId w:val="1"/>
+        </w:numPr>
+        <w:spacing w:lineRule="auto" w:line="360"/>
+        <w:rPr>
+          <w:sz w:val="20"/>
+          <w:szCs w:val="20"/>
+        </w:rPr>
+      </w:pPr>
+      <w:r>
+        <w:rPr>
+          <w:rFonts w:cs="Arial" w:ascii="Arial" w:hAnsi="Arial"/>
+          <w:b/>
+          <w:bCs/>
+          <w:sz w:val="20"/>
+          <w:szCs w:val="20"/>
+        </w:rPr>
+        <w:t>QUALIFICAÇÃO DO PERITO........................................................................</w:t>
+      </w:r>
+    </w:p>
+    <w:p>
+      <w:pPr>
+        <w:pStyle w:val="Normal"/>
+        <w:numPr>
+          <w:ilvl w:val="0"/>
+          <w:numId w:val="1"/>
+        </w:numPr>
+        <w:spacing w:lineRule="auto" w:line="360"/>
+        <w:rPr>
+          <w:sz w:val="20"/>
+          <w:szCs w:val="20"/>
+        </w:rPr>
+      </w:pPr>
+      <w:r>
+        <w:rPr>
+          <w:rFonts w:cs="Arial" w:ascii="Arial" w:hAnsi="Arial"/>
+          <w:b/>
+          <w:bCs/>
+          <w:sz w:val="20"/>
+          <w:szCs w:val="20"/>
+        </w:rPr>
+        <w:t xml:space="preserve">  </w:t>
+      </w:r>
+      <w:r>
+        <w:rPr>
+          <w:rFonts w:cs="Arial" w:ascii="Arial" w:hAnsi="Arial"/>
+          <w:b/>
+          <w:bCs/>
+          <w:sz w:val="20"/>
+          <w:szCs w:val="20"/>
+        </w:rPr>
+        <w:t xml:space="preserve">FUNDAMENTAÇÃO LEGAL E TÉCNICA..................................................... </w:t>
+      </w:r>
+    </w:p>
+    <w:p>
+      <w:pPr>
+        <w:pStyle w:val="Normal"/>
+        <w:numPr>
+          <w:ilvl w:val="0"/>
+          <w:numId w:val="1"/>
+        </w:numPr>
+        <w:spacing w:lineRule="auto" w:line="360"/>
+        <w:rPr>
+          <w:sz w:val="20"/>
+          <w:szCs w:val="20"/>
+        </w:rPr>
+      </w:pPr>
+      <w:r>
+        <w:rPr>
+          <w:rFonts w:cs="Arial" w:ascii="Arial" w:hAnsi="Arial"/>
+          <w:b/>
+          <w:bCs/>
+          <w:sz w:val="20"/>
+          <w:szCs w:val="20"/>
+        </w:rPr>
+        <w:t xml:space="preserve"> </w:t>
+      </w:r>
+      <w:r>
+        <w:rPr>
+          <w:rFonts w:cs="Arial" w:ascii="Arial" w:hAnsi="Arial"/>
+          <w:b/>
+          <w:bCs/>
+          <w:sz w:val="20"/>
+          <w:szCs w:val="20"/>
+        </w:rPr>
+        <w:t xml:space="preserve">OBJETO DA PERÍCIA ................................................................................... </w:t>
+      </w:r>
+    </w:p>
+    <w:p>
+      <w:pPr>
+        <w:pStyle w:val="Normal"/>
+        <w:numPr>
+          <w:ilvl w:val="0"/>
+          <w:numId w:val="1"/>
+        </w:numPr>
+        <w:spacing w:lineRule="auto" w:line="360"/>
+        <w:rPr>
+          <w:sz w:val="20"/>
+          <w:szCs w:val="20"/>
+        </w:rPr>
+      </w:pPr>
+      <w:r>
+        <w:rPr>
+          <w:rFonts w:cs="Arial" w:ascii="Arial" w:hAnsi="Arial"/>
+          <w:b/>
+          <w:bCs/>
+          <w:sz w:val="20"/>
+          <w:szCs w:val="20"/>
+        </w:rPr>
+        <w:t xml:space="preserve"> </w:t>
+      </w:r>
+      <w:r>
+        <w:rPr>
+          <w:rFonts w:cs="Arial" w:ascii="Arial" w:hAnsi="Arial"/>
+          <w:b/>
+          <w:bCs/>
+          <w:sz w:val="20"/>
+          <w:szCs w:val="20"/>
+        </w:rPr>
+        <w:t xml:space="preserve">METODOLOGIA UTILIZADA......................................................................... </w:t>
+      </w:r>
+    </w:p>
+    <w:p>
+      <w:pPr>
+        <w:pStyle w:val="Normal"/>
+        <w:numPr>
+          <w:ilvl w:val="0"/>
+          <w:numId w:val="1"/>
+        </w:numPr>
+        <w:spacing w:lineRule="auto" w:line="360"/>
+        <w:rPr>
+          <w:sz w:val="20"/>
+          <w:szCs w:val="20"/>
+        </w:rPr>
+      </w:pPr>
+      <w:r>
+        <w:rPr>
+          <w:rFonts w:cs="Arial" w:ascii="Arial" w:hAnsi="Arial"/>
+          <w:b/>
+          <w:bCs/>
+          <w:sz w:val="20"/>
+          <w:szCs w:val="20"/>
+        </w:rPr>
+        <w:t xml:space="preserve"> </w:t>
+      </w:r>
+      <w:r>
+        <w:rPr>
+          <w:rFonts w:cs="Arial" w:ascii="Arial" w:hAnsi="Arial"/>
+          <w:b/>
+          <w:bCs/>
+          <w:sz w:val="20"/>
+          <w:szCs w:val="20"/>
+        </w:rPr>
+        <w:t xml:space="preserve">PRESENTES À DILIGÊNCIA PERICIAL ....................................................... </w:t>
+      </w:r>
+    </w:p>
+    <w:p>
+      <w:pPr>
+        <w:pStyle w:val="Normal"/>
+        <w:numPr>
+          <w:ilvl w:val="0"/>
+          <w:numId w:val="1"/>
+        </w:numPr>
+        <w:spacing w:lineRule="auto" w:line="360"/>
+        <w:rPr>
+          <w:sz w:val="20"/>
+          <w:szCs w:val="20"/>
+        </w:rPr>
+      </w:pPr>
+      <w:r>
+        <w:rPr>
+          <w:rFonts w:cs="Arial" w:ascii="Arial" w:hAnsi="Arial"/>
+          <w:b/>
+          <w:bCs/>
+          <w:sz w:val="20"/>
+          <w:szCs w:val="20"/>
+        </w:rPr>
+        <w:t xml:space="preserve">AMBIENTE DE TRABALHO DA RECLAMANTE........................................... </w:t>
+      </w:r>
+    </w:p>
+    <w:p>
+      <w:pPr>
+        <w:pStyle w:val="Normal"/>
+        <w:numPr>
+          <w:ilvl w:val="0"/>
+          <w:numId w:val="1"/>
+        </w:numPr>
+        <w:spacing w:lineRule="auto" w:line="360"/>
+        <w:rPr>
+          <w:sz w:val="20"/>
+          <w:szCs w:val="20"/>
+        </w:rPr>
+      </w:pPr>
+      <w:r>
+        <w:rPr>
+          <w:rFonts w:cs="Arial" w:ascii="Arial" w:hAnsi="Arial"/>
+          <w:b/>
+          <w:bCs/>
+          <w:sz w:val="20"/>
+          <w:szCs w:val="20"/>
+        </w:rPr>
+        <w:t xml:space="preserve">DESCRIÇÃO DAS ATIVIDADES DA RECLAMANTE.................................... </w:t>
+      </w:r>
+    </w:p>
+    <w:p>
+      <w:pPr>
+        <w:pStyle w:val="Normal"/>
+        <w:numPr>
+          <w:ilvl w:val="0"/>
+          <w:numId w:val="1"/>
+        </w:numPr>
+        <w:spacing w:lineRule="auto" w:line="360"/>
+        <w:rPr>
+          <w:sz w:val="20"/>
+          <w:szCs w:val="20"/>
+        </w:rPr>
+      </w:pPr>
+      <w:r>
+        <w:rPr>
+          <w:rFonts w:cs="Arial" w:ascii="Arial" w:hAnsi="Arial"/>
+          <w:b/>
+          <w:bCs/>
+          <w:sz w:val="20"/>
+          <w:szCs w:val="20"/>
+        </w:rPr>
+        <w:t xml:space="preserve">ANÁLISE DA EXPOSIÇÃO AOS POSSÍVEIS AGENTES INSALUBRES .... </w:t>
+      </w:r>
+    </w:p>
+    <w:p>
+      <w:pPr>
+        <w:pStyle w:val="Normal"/>
+        <w:numPr>
+          <w:ilvl w:val="0"/>
+          <w:numId w:val="1"/>
+        </w:numPr>
+        <w:spacing w:lineRule="auto" w:line="360"/>
+        <w:rPr>
+          <w:sz w:val="20"/>
+          <w:szCs w:val="20"/>
+        </w:rPr>
+      </w:pPr>
+      <w:r>
+        <w:rPr>
+          <w:rFonts w:cs="Arial" w:ascii="Arial" w:hAnsi="Arial"/>
+          <w:b/>
+          <w:bCs/>
+          <w:sz w:val="20"/>
+          <w:szCs w:val="20"/>
+        </w:rPr>
+        <w:t xml:space="preserve">CONCLUSÃO TÉCNICA ............................................................................ </w:t>
+      </w:r>
+    </w:p>
+    <w:p>
+      <w:pPr>
+        <w:pStyle w:val="Normal"/>
+        <w:numPr>
+          <w:ilvl w:val="0"/>
+          <w:numId w:val="1"/>
+        </w:numPr>
+        <w:spacing w:lineRule="auto" w:line="360"/>
+        <w:rPr>
+          <w:sz w:val="20"/>
+          <w:szCs w:val="20"/>
+        </w:rPr>
+      </w:pPr>
+      <w:r>
+        <w:rPr>
+          <w:rFonts w:cs="Arial" w:ascii="Arial" w:hAnsi="Arial"/>
+          <w:b/>
+          <w:bCs/>
+          <w:sz w:val="20"/>
+          <w:szCs w:val="20"/>
+        </w:rPr>
+        <w:t xml:space="preserve">HONORÁRIOS PERICIAIS ....................................................................... </w:t>
+      </w:r>
+    </w:p>
+    <w:p>
+      <w:pPr>
+        <w:pStyle w:val="Normal"/>
+        <w:numPr>
+          <w:ilvl w:val="0"/>
+          <w:numId w:val="1"/>
+        </w:numPr>
+        <w:spacing w:lineRule="auto" w:line="360"/>
+        <w:rPr>
+          <w:sz w:val="20"/>
+          <w:szCs w:val="20"/>
+        </w:rPr>
+      </w:pPr>
+      <w:r>
+        <w:rPr>
+          <w:rFonts w:cs="Arial" w:ascii="Arial" w:hAnsi="Arial"/>
+          <w:b/>
+          <w:bCs/>
+          <w:sz w:val="20"/>
+          <w:szCs w:val="20"/>
+        </w:rPr>
+        <w:t xml:space="preserve">RESPOSTAS AOS QUESITOS APRESENTADOS PELA RECLAMANTE................................................................................................ </w:t>
+      </w:r>
+    </w:p>
+    <w:p>
+      <w:pPr>
+        <w:pStyle w:val="Normal"/>
+        <w:numPr>
+          <w:ilvl w:val="0"/>
+          <w:numId w:val="1"/>
+        </w:numPr>
+        <w:spacing w:lineRule="auto" w:line="360"/>
+        <w:rPr>
+          <w:sz w:val="20"/>
+          <w:szCs w:val="20"/>
+        </w:rPr>
+      </w:pPr>
+      <w:r>
+        <w:rPr>
+          <w:rFonts w:cs="Arial" w:ascii="Arial" w:hAnsi="Arial"/>
+          <w:b/>
+          <w:bCs/>
+          <w:sz w:val="20"/>
+          <w:szCs w:val="20"/>
+        </w:rPr>
+        <w:t xml:space="preserve">RESPOSTAS AOS QUESITOS APRESENTADOS ELA RECLMADA..................................................................................................... </w:t>
+      </w:r>
+    </w:p>
+    <w:p>
+      <w:pPr>
+        <w:pStyle w:val="Normal"/>
+        <w:numPr>
+          <w:ilvl w:val="0"/>
+          <w:numId w:val="1"/>
+        </w:numPr>
+        <w:spacing w:lineRule="auto" w:line="360"/>
+        <w:rPr>
+          <w:sz w:val="20"/>
+          <w:szCs w:val="20"/>
+        </w:rPr>
+      </w:pPr>
+      <w:r>
+        <w:rPr>
+          <w:rFonts w:cs="Arial" w:ascii="Arial" w:hAnsi="Arial"/>
+          <w:b/>
+          <w:bCs/>
+          <w:sz w:val="20"/>
+          <w:szCs w:val="20"/>
+        </w:rPr>
+        <w:t xml:space="preserve">BIBLIOGRAFIA CONSULTADA ................................................................ </w:t>
+      </w:r>
+    </w:p>
+    <w:p>
+      <w:pPr>
+        <w:pStyle w:val="Normal"/>
+        <w:numPr>
+          <w:ilvl w:val="0"/>
+          <w:numId w:val="1"/>
+        </w:numPr>
+        <w:spacing w:lineRule="auto" w:line="360"/>
+        <w:rPr>
+          <w:sz w:val="20"/>
+          <w:szCs w:val="20"/>
+        </w:rPr>
+      </w:pPr>
+      <w:r>
+        <w:rPr>
+          <w:rFonts w:cs="Arial" w:ascii="Arial" w:hAnsi="Arial"/>
+          <w:b/>
+          <w:bCs/>
+          <w:sz w:val="20"/>
+          <w:szCs w:val="20"/>
+        </w:rPr>
+        <w:t>ENCENRRAMENTO..............................................................................…</w:t>
       </w:r>
     </w:p>
     <w:p>
@@ -508,18 +889,17 @@
         <w:pStyle w:val="Normal"/>
         <w:spacing w:lineRule="auto" w:line="360"/>
         <w:rPr>
-          <w:rFonts w:ascii="Arial" w:hAnsi="Arial" w:cs="Arial"/>
-          <w:b/>
-          <w:bCs/>
-        </w:rPr>
-      </w:pPr>
-      <w:r>
-        <w:rPr>
-          <w:rFonts w:cs="Arial" w:ascii="Arial" w:hAnsi="Arial"/>
-          <w:b/>
-          <w:bCs/>
-        </w:rPr>
-        <w:t>2. QUALIFICAÇÃO DO PERITO........................................................................</w:t>
+          <w:rFonts w:cs="Arial"/>
+          <w:b/>
+          <w:bCs/>
+        </w:rPr>
+      </w:pPr>
+      <w:r>
+        <w:rPr>
+          <w:rFonts w:cs="Arial"/>
+          <w:b/>
+          <w:bCs/>
+        </w:rPr>
       </w:r>
     </w:p>
     <w:p>
@@ -527,26 +907,17 @@
         <w:pStyle w:val="Normal"/>
         <w:spacing w:lineRule="auto" w:line="360"/>
         <w:rPr>
-          <w:rFonts w:ascii="Arial" w:hAnsi="Arial" w:cs="Arial"/>
-          <w:b/>
-          <w:bCs/>
-        </w:rPr>
-      </w:pPr>
-      <w:r>
-        <w:rPr>
-          <w:rFonts w:cs="Arial" w:ascii="Arial" w:hAnsi="Arial"/>
-          <w:b/>
-          <w:bCs/>
-        </w:rPr>
-        <w:t xml:space="preserve"> </w:t>
-      </w:r>
-      <w:r>
-        <w:rPr>
-          <w:rFonts w:cs="Arial" w:ascii="Arial" w:hAnsi="Arial"/>
-          <w:b/>
-          <w:bCs/>
-        </w:rPr>
-        <w:t xml:space="preserve">3. FUNDAMENTAÇÃO LEGAL E TÉCNICA..................................................... 4. OBJETO DA PERÍCIA ................................................................................... 5. METODOLOGIA UTILIZADA......................................................................... 6. PRESENTES À DILIGÊNCIA PERICIAL ....................................................... 7. AMBIENTE DE TRABALHO DA RECLAMANTE........................................... 8. DESCRIÇÃO DAS ATIVIDADES DA RECLAMANTE.................................... 9. ANÁLISE DA EXPOSIÇÃO AOS POSSÍVEIS AGENTES INSALUBRES .... 10. CONCLUSÃO TÉCNICA ............................................................................ </w:t>
+          <w:rFonts w:cs="Arial"/>
+          <w:b/>
+          <w:bCs/>
+        </w:rPr>
+      </w:pPr>
+      <w:r>
+        <w:rPr>
+          <w:rFonts w:cs="Arial"/>
+          <w:b/>
+          <w:bCs/>
+        </w:rPr>
       </w:r>
     </w:p>
     <w:p>
@@ -554,18 +925,17 @@
         <w:pStyle w:val="Normal"/>
         <w:spacing w:lineRule="auto" w:line="360"/>
         <w:rPr>
-          <w:rFonts w:ascii="Arial" w:hAnsi="Arial" w:cs="Arial"/>
-          <w:b/>
-          <w:bCs/>
-        </w:rPr>
-      </w:pPr>
-      <w:r>
-        <w:rPr>
-          <w:rFonts w:cs="Arial" w:ascii="Arial" w:hAnsi="Arial"/>
-          <w:b/>
-          <w:bCs/>
-        </w:rPr>
-        <w:t xml:space="preserve">11. HONORÁRIOS PERICIAIS ....................................................................... 12. RESPOSTAS AOS QUESITOS APRESENTADOS PELA RECLAMANTE................................................................................................ </w:t>
+          <w:rFonts w:cs="Arial"/>
+          <w:b/>
+          <w:bCs/>
+        </w:rPr>
+      </w:pPr>
+      <w:r>
+        <w:rPr>
+          <w:rFonts w:cs="Arial"/>
+          <w:b/>
+          <w:bCs/>
+        </w:rPr>
       </w:r>
     </w:p>
     <w:p>
@@ -573,18 +943,17 @@
         <w:pStyle w:val="Normal"/>
         <w:spacing w:lineRule="auto" w:line="360"/>
         <w:rPr>
-          <w:rFonts w:ascii="Arial" w:hAnsi="Arial" w:cs="Arial"/>
-          <w:b/>
-          <w:bCs/>
-        </w:rPr>
-      </w:pPr>
-      <w:r>
-        <w:rPr>
-          <w:rFonts w:cs="Arial" w:ascii="Arial" w:hAnsi="Arial"/>
-          <w:b/>
-          <w:bCs/>
-        </w:rPr>
-        <w:t xml:space="preserve">13. RESPOSTAS AOS QUESITOS APRESENTADOS ELA RECLMADA..................................................................................................... </w:t>
+          <w:rFonts w:cs="Arial"/>
+          <w:b/>
+          <w:bCs/>
+        </w:rPr>
+      </w:pPr>
+      <w:r>
+        <w:rPr>
+          <w:rFonts w:cs="Arial"/>
+          <w:b/>
+          <w:bCs/>
+        </w:rPr>
       </w:r>
     </w:p>
     <w:p>
@@ -599,11 +968,10 @@
       </w:pPr>
       <w:r>
         <w:rPr>
-          <w:rFonts w:cs="Arial" w:ascii="Arial" w:hAnsi="Arial"/>
-          <w:b/>
-          <w:bCs/>
-        </w:rPr>
-        <w:t>14. BIBLIOGRAFIA CONSULTADA ................................................................ 15. ENCENRRAMENTO..............................................................................…</w:t>
+          <w:rFonts w:cs="Arial"/>
+          <w:b/>
+          <w:bCs/>
+        </w:rPr>
       </w:r>
     </w:p>
     <w:p>
@@ -618,96 +986,6 @@
       </w:pPr>
       <w:r>
         <w:rPr>
-          <w:rFonts w:cs="Arial"/>
-          <w:b/>
-          <w:bCs/>
-        </w:rPr>
-      </w:r>
-    </w:p>
-    <w:p>
-      <w:pPr>
-        <w:pStyle w:val="Normal"/>
-        <w:spacing w:lineRule="auto" w:line="360"/>
-        <w:rPr>
-          <w:rFonts w:cs="Arial"/>
-          <w:b/>
-          <w:bCs/>
-        </w:rPr>
-      </w:pPr>
-      <w:r>
-        <w:rPr>
-          <w:rFonts w:cs="Arial"/>
-          <w:b/>
-          <w:bCs/>
-        </w:rPr>
-      </w:r>
-    </w:p>
-    <w:p>
-      <w:pPr>
-        <w:pStyle w:val="Normal"/>
-        <w:spacing w:lineRule="auto" w:line="360"/>
-        <w:rPr>
-          <w:rFonts w:cs="Arial"/>
-          <w:b/>
-          <w:bCs/>
-        </w:rPr>
-      </w:pPr>
-      <w:r>
-        <w:rPr>
-          <w:rFonts w:cs="Arial"/>
-          <w:b/>
-          <w:bCs/>
-        </w:rPr>
-      </w:r>
-    </w:p>
-    <w:p>
-      <w:pPr>
-        <w:pStyle w:val="Normal"/>
-        <w:spacing w:lineRule="auto" w:line="360"/>
-        <w:rPr>
-          <w:rFonts w:cs="Arial"/>
-          <w:b/>
-          <w:bCs/>
-        </w:rPr>
-      </w:pPr>
-      <w:r>
-        <w:rPr>
-          <w:rFonts w:cs="Arial"/>
-          <w:b/>
-          <w:bCs/>
-        </w:rPr>
-      </w:r>
-    </w:p>
-    <w:p>
-      <w:pPr>
-        <w:pStyle w:val="Normal"/>
-        <w:spacing w:lineRule="auto" w:line="360"/>
-        <w:rPr>
-          <w:rFonts w:cs="Arial"/>
-          <w:b/>
-          <w:bCs/>
-        </w:rPr>
-      </w:pPr>
-      <w:r>
-        <w:rPr>
-          <w:rFonts w:cs="Arial"/>
-          <w:b/>
-          <w:bCs/>
-        </w:rPr>
-      </w:r>
-    </w:p>
-    <w:p>
-      <w:pPr>
-        <w:pStyle w:val="Normal"/>
-        <w:spacing w:lineRule="auto" w:line="360"/>
-        <w:rPr>
-          <w:rFonts w:cs="Arial"/>
-          <w:b/>
-          <w:bCs/>
-        </w:rPr>
-      </w:pPr>
-      <w:r>
-        <w:rPr>
           <w:rFonts w:cs="Arial" w:ascii="Arial" w:hAnsi="Arial"/>
           <w:b/>
           <w:bCs/>
@@ -717,19 +995,10 @@
     </w:p>
     <w:p>
       <w:pPr>
-        <w:pStyle w:val="Normal"/>
-        <w:rPr/>
-      </w:pPr>
-      <w:r>
-        <w:rPr/>
-      </w:r>
-    </w:p>
-    <w:p>
-      <w:pPr>
         <w:pStyle w:val="ListParagraph"/>
         <w:numPr>
           <w:ilvl w:val="0"/>
-          <w:numId w:val="1"/>
+          <w:numId w:val="2"/>
         </w:numPr>
         <w:rPr>
           <w:rFonts w:ascii="Arial" w:hAnsi="Arial" w:cs="Arial"/>
@@ -752,16 +1021,12 @@
     </w:p>
     <w:p>
       <w:pPr>
-        <w:pStyle w:val="Normal"/>
-        <w:rPr/>
-      </w:pPr>
-      <w:r>
-        <w:rPr/>
-      </w:r>
-    </w:p>
-    <w:p>
-      <w:pPr>
         <w:pStyle w:val="ListParagraph"/>
+        <w:numPr>
+          <w:ilvl w:val="0"/>
+          <w:numId w:val="0"/>
+        </w:numPr>
+        <w:ind w:hanging="0" w:left="720"/>
         <w:rPr>
           <w:rFonts w:ascii="Arial" w:hAnsi="Arial" w:cs="Arial"/>
           <w:b/>
@@ -802,6 +1067,11 @@
     <w:p>
       <w:pPr>
         <w:pStyle w:val="ListParagraph"/>
+        <w:numPr>
+          <w:ilvl w:val="0"/>
+          <w:numId w:val="0"/>
+        </w:numPr>
+        <w:ind w:hanging="0" w:left="720"/>
         <w:rPr>
           <w:rFonts w:ascii="Arial" w:hAnsi="Arial" w:cs="Arial"/>
           <w:b/>
@@ -842,6 +1112,11 @@
     <w:p>
       <w:pPr>
         <w:pStyle w:val="ListParagraph"/>
+        <w:numPr>
+          <w:ilvl w:val="0"/>
+          <w:numId w:val="0"/>
+        </w:numPr>
+        <w:ind w:hanging="0" w:left="720"/>
         <w:rPr>
           <w:rFonts w:ascii="Arial" w:hAnsi="Arial" w:cs="Arial"/>
           <w:b/>
@@ -882,6 +1157,11 @@
     <w:p>
       <w:pPr>
         <w:pStyle w:val="ListParagraph"/>
+        <w:numPr>
+          <w:ilvl w:val="0"/>
+          <w:numId w:val="0"/>
+        </w:numPr>
+        <w:ind w:hanging="0" w:left="720"/>
         <w:rPr>
           <w:rFonts w:ascii="Arial" w:hAnsi="Arial" w:cs="Arial"/>
           <w:b/>
@@ -918,19 +1198,21 @@
           <w:rFonts w:ascii="Arial" w:hAnsi="Arial" w:cs="Arial"/>
           <w:b/>
           <w:bCs/>
-        </w:rPr>
-      </w:pPr>
-      <w:r>
-        <w:rPr>
-          <w:rFonts w:cs="Arial" w:ascii="Arial" w:hAnsi="Arial"/>
-          <w:b/>
-          <w:bCs/>
-        </w:rPr>
+          <w:sz w:val="22"/>
+          <w:szCs w:val="22"/>
+        </w:rPr>
+      </w:pPr>
+      <w:r>
+        <w:rPr/>
       </w:r>
     </w:p>
     <w:p>
       <w:pPr>
         <w:pStyle w:val="ListParagraph"/>
+        <w:numPr>
+          <w:ilvl w:val="0"/>
+          <w:numId w:val="2"/>
+        </w:numPr>
         <w:rPr>
           <w:rFonts w:ascii="Arial" w:hAnsi="Arial" w:cs="Arial"/>
           <w:b/>
@@ -947,6 +1229,52 @@
           <w:sz w:val="28"/>
           <w:szCs w:val="28"/>
         </w:rPr>
+        <w:t>QUALIFICAÇÃO DO PERITO:</w:t>
+      </w:r>
+    </w:p>
+    <w:p>
+      <w:pPr>
+        <w:pStyle w:val="Normal"/>
+        <w:numPr>
+          <w:ilvl w:val="0"/>
+          <w:numId w:val="0"/>
+        </w:numPr>
+        <w:ind w:hanging="0" w:left="720"/>
+        <w:jc w:val="both"/>
+        <w:rPr>
+          <w:rFonts w:ascii="Arial" w:hAnsi="Arial" w:cs="Arial"/>
+          <w:sz w:val="22"/>
+          <w:szCs w:val="22"/>
+        </w:rPr>
+      </w:pPr>
+      <w:r>
+        <w:rPr>
+          <w:rFonts w:cs="Arial" w:ascii="Arial" w:hAnsi="Arial"/>
+          <w:b w:val="false"/>
+          <w:bCs w:val="false"/>
+          <w:sz w:val="22"/>
+          <w:szCs w:val="22"/>
+        </w:rPr>
+        <w:t>Helder Chagas Febronio Alves. Engenheiro Químico, especialista em Engenharia de Segurança do Trabalho e em Higiene Ocupacional, auditor interno em Sistema de Gestão Integrada (SGI) inscrito no CREA – Conselho Regional de Engenharia e Agronomia, com registro nacional de nº 020753926-0.</w:t>
+      </w:r>
+    </w:p>
+    <w:p>
+      <w:pPr>
+        <w:pStyle w:val="Normal"/>
+        <w:numPr>
+          <w:ilvl w:val="0"/>
+          <w:numId w:val="0"/>
+        </w:numPr>
+        <w:ind w:hanging="0" w:left="720"/>
+        <w:jc w:val="both"/>
+        <w:rPr>
+          <w:rFonts w:ascii="Arial" w:hAnsi="Arial" w:cs="Arial"/>
+          <w:sz w:val="22"/>
+          <w:szCs w:val="22"/>
+        </w:rPr>
+      </w:pPr>
+      <w:r>
+        <w:rPr/>
       </w:r>
     </w:p>
     <w:p>
@@ -954,7 +1282,7 @@
         <w:pStyle w:val="ListParagraph"/>
         <w:numPr>
           <w:ilvl w:val="0"/>
-          <w:numId w:val="1"/>
+          <w:numId w:val="2"/>
         </w:numPr>
         <w:rPr>
           <w:rFonts w:ascii="Arial" w:hAnsi="Arial" w:cs="Arial"/>
@@ -972,90 +1300,198 @@
           <w:sz w:val="28"/>
           <w:szCs w:val="28"/>
         </w:rPr>
-        <w:t>QUALIFICAÇÃO DO PERITO:</w:t>
-      </w:r>
-    </w:p>
-    <w:p>
-      <w:pPr>
-        <w:pStyle w:val="Normal"/>
-        <w:jc w:val="both"/>
-        <w:rPr>
-          <w:rFonts w:ascii="Arial" w:hAnsi="Arial" w:cs="Arial"/>
-          <w:sz w:val="22"/>
-          <w:szCs w:val="22"/>
-        </w:rPr>
-      </w:pPr>
-      <w:r>
-        <w:rPr>
-          <w:rFonts w:cs="Arial" w:ascii="Arial" w:hAnsi="Arial"/>
-          <w:sz w:val="22"/>
-          <w:szCs w:val="22"/>
-        </w:rPr>
-        <w:t>Helder Chagas Febronio Alves. Engenheiro Químico, especialista em Engenharia de Segurança do Trabalho e em Higiene Ocupacional, auditor interno em Sistema de Gestão Integrada (SGI) inscrito no CREA – Conselho Regional de Engenharia e Agronomia, com registro nacional de nº 020753926-0.</w:t>
-      </w:r>
-    </w:p>
-    <w:p>
-      <w:pPr>
-        <w:pStyle w:val="Normal"/>
-        <w:rPr>
-          <w:rFonts w:ascii="Arial" w:hAnsi="Arial" w:cs="Arial"/>
+        <w:t>METODOLOGIA:</w:t>
+      </w:r>
+    </w:p>
+    <w:p>
+      <w:pPr>
+        <w:pStyle w:val="meusumrio"/>
+        <w:numPr>
+          <w:ilvl w:val="0"/>
+          <w:numId w:val="0"/>
+        </w:numPr>
+        <w:ind w:hanging="0" w:left="708"/>
+        <w:rPr>
+          <w:b w:val="false"/>
+          <w:bCs/>
+          <w:sz w:val="22"/>
+          <w:szCs w:val="22"/>
+        </w:rPr>
+      </w:pPr>
+      <w:r>
+        <w:rPr>
+          <w:b w:val="false"/>
+          <w:bCs/>
+          <w:sz w:val="22"/>
+          <w:szCs w:val="22"/>
+        </w:rPr>
+        <w:t xml:space="preserve">A elaboração deste laudo foi subsidiada por avaliação qualitativa das atividades laborais e fatores de riscos associados às tarefas desenvolvidas pelo(a) reclamante, em conformidade com o prescrito pelas Normas de Higiene Ocupacionais - NHO; Norma Regulamentadora nº. </w:t>
+      </w:r>
+      <w:r>
+        <w:rPr>
+          <w:b w:val="false"/>
+          <w:bCs w:val="false"/>
+          <w:sz w:val="22"/>
+          <w:szCs w:val="22"/>
+        </w:rPr>
+        <w:t>{{TipoNorma}}</w:t>
+      </w:r>
+      <w:r>
+        <w:rPr>
+          <w:b w:val="false"/>
+          <w:bCs/>
+          <w:sz w:val="22"/>
+          <w:szCs w:val="22"/>
+        </w:rPr>
+        <w:t>. Publicada pela Portaria 3.214/78 do Ministério do Trabalho, considerando:</w:t>
+      </w:r>
+    </w:p>
+    <w:p>
+      <w:pPr>
+        <w:pStyle w:val="meusumrio"/>
+        <w:numPr>
+          <w:ilvl w:val="0"/>
+          <w:numId w:val="0"/>
+        </w:numPr>
+        <w:ind w:hanging="0" w:left="708"/>
+        <w:rPr>
+          <w:b w:val="false"/>
+          <w:bCs/>
+          <w:sz w:val="22"/>
+          <w:szCs w:val="22"/>
+        </w:rPr>
+      </w:pPr>
+      <w:r>
+        <w:rPr>
+          <w:b w:val="false"/>
+          <w:bCs/>
+          <w:sz w:val="22"/>
+          <w:szCs w:val="22"/>
+        </w:rPr>
+      </w:r>
+    </w:p>
+    <w:p>
+      <w:pPr>
+        <w:pStyle w:val="meusumrio"/>
+        <w:numPr>
+          <w:ilvl w:val="0"/>
+          <w:numId w:val="0"/>
+        </w:numPr>
+        <w:ind w:hanging="0" w:left="708"/>
+        <w:rPr>
+          <w:b w:val="false"/>
+          <w:bCs w:val="false"/>
+        </w:rPr>
+      </w:pPr>
+      <w:r>
+        <w:rPr>
+          <w:rFonts w:cs="Arial"/>
+          <w:b w:val="false"/>
+          <w:bCs w:val="false"/>
+          <w:sz w:val="22"/>
+          <w:szCs w:val="22"/>
+        </w:rPr>
+        <w:t>{{Anexos}</w:t>
+      </w:r>
+      <w:r>
+        <w:rPr>
+          <w:rFonts w:cs="Arial"/>
+          <w:b w:val="false"/>
+          <w:bCs w:val="false"/>
+          <w:sz w:val="22"/>
+          <w:szCs w:val="22"/>
+        </w:rPr>
+        <w:t>}</w:t>
+      </w:r>
+    </w:p>
+    <w:p>
+      <w:pPr>
+        <w:pStyle w:val="meusumrio"/>
+        <w:numPr>
+          <w:ilvl w:val="0"/>
+          <w:numId w:val="2"/>
+        </w:numPr>
+        <w:ind w:left="708"/>
+        <w:rPr>
           <w:sz w:val="28"/>
           <w:szCs w:val="28"/>
         </w:rPr>
       </w:pPr>
       <w:r>
         <w:rPr>
-          <w:rFonts w:cs="Arial" w:ascii="Arial" w:hAnsi="Arial"/>
+          <w:rFonts w:cs="Arial"/>
+          <w:b w:val="false"/>
+          <w:bCs w:val="false"/>
           <w:sz w:val="28"/>
           <w:szCs w:val="28"/>
         </w:rPr>
-      </w:r>
-    </w:p>
-    <w:p>
-      <w:pPr>
-        <w:pStyle w:val="ListParagraph"/>
-        <w:numPr>
-          <w:ilvl w:val="0"/>
-          <w:numId w:val="1"/>
-        </w:numPr>
-        <w:rPr>
-          <w:rFonts w:ascii="Arial" w:hAnsi="Arial" w:cs="Arial"/>
-          <w:b/>
-          <w:bCs/>
+        <w:t>Síntese da Inicial:</w:t>
+      </w:r>
+    </w:p>
+    <w:p>
+      <w:pPr>
+        <w:pStyle w:val="meusumrio"/>
+        <w:numPr>
+          <w:ilvl w:val="0"/>
+          <w:numId w:val="2"/>
+        </w:numPr>
+        <w:ind w:left="708"/>
+        <w:rPr>
           <w:sz w:val="28"/>
           <w:szCs w:val="28"/>
         </w:rPr>
       </w:pPr>
       <w:r>
         <w:rPr>
-          <w:rFonts w:cs="Arial" w:ascii="Arial" w:hAnsi="Arial"/>
-          <w:b/>
-          <w:bCs/>
+          <w:rFonts w:cs="Arial"/>
+          <w:b w:val="false"/>
+          <w:bCs w:val="false"/>
           <w:sz w:val="28"/>
           <w:szCs w:val="28"/>
         </w:rPr>
-        <w:t>METODOLOGIA:</w:t>
+        <w:t>Síntese da Contestação:</w:t>
       </w:r>
     </w:p>
     <w:p>
       <w:pPr>
         <w:pStyle w:val="meusumrio"/>
+        <w:numPr>
+          <w:ilvl w:val="0"/>
+          <w:numId w:val="2"/>
+        </w:numPr>
         <w:ind w:left="708"/>
         <w:rPr>
-          <w:b w:val="false"/>
-          <w:bCs/>
-          <w:sz w:val="22"/>
-          <w:szCs w:val="22"/>
-        </w:rPr>
-      </w:pPr>
-      <w:r>
-        <w:rPr>
-          <w:b w:val="false"/>
-          <w:bCs/>
-          <w:sz w:val="22"/>
-          <w:szCs w:val="22"/>
-        </w:rPr>
-        <w:t xml:space="preserve">A elaboração deste laudo foi subsidiada por avaliação qualitativa das atividades laborais e fatores de riscos associados às tarefas desenvolvidas pelo(a) reclamante, em conformidade com o prescrito pelas Normas de Higiene Ocupacionais - NHO; Norma Regulamentadora nº. </w:t>
+          <w:sz w:val="28"/>
+          <w:szCs w:val="28"/>
+        </w:rPr>
+      </w:pPr>
+      <w:r>
+        <w:rPr>
+          <w:sz w:val="28"/>
+          <w:szCs w:val="28"/>
+        </w:rPr>
+        <w:t>DILIGÊNCIA PERICIAL:</w:t>
+      </w:r>
+    </w:p>
+    <w:p>
+      <w:pPr>
+        <w:pStyle w:val="meusumrio"/>
+        <w:numPr>
+          <w:ilvl w:val="0"/>
+          <w:numId w:val="0"/>
+        </w:numPr>
+        <w:ind w:hanging="0" w:left="708"/>
+        <w:rPr>
+          <w:sz w:val="22"/>
+          <w:szCs w:val="22"/>
+        </w:rPr>
+      </w:pPr>
+      <w:r>
+        <w:rPr>
+          <w:sz w:val="22"/>
+          <w:szCs w:val="22"/>
+        </w:rPr>
+        <w:t>Data:</w:t>
       </w:r>
       <w:r>
         <w:rPr>
@@ -1064,134 +1500,72 @@
           <w:sz w:val="22"/>
           <w:szCs w:val="22"/>
         </w:rPr>
-        <w:t>{{TipoNorma}}</w:t>
-      </w:r>
-      <w:r>
-        <w:rPr>
-          <w:b w:val="false"/>
-          <w:bCs/>
-          <w:sz w:val="22"/>
-          <w:szCs w:val="22"/>
-        </w:rPr>
-        <w:t>. Publicada pela Portaria 3.214/78 do Ministério do Trabalho, considerando:</w:t>
+        <w:t>{{DataPericia}}</w:t>
       </w:r>
     </w:p>
     <w:p>
       <w:pPr>
         <w:pStyle w:val="meusumrio"/>
-        <w:ind w:left="708"/>
-        <w:rPr>
-          <w:b w:val="false"/>
-          <w:bCs/>
-          <w:sz w:val="22"/>
-          <w:szCs w:val="22"/>
-        </w:rPr>
-      </w:pPr>
-      <w:r>
-        <w:rPr>
-          <w:b w:val="false"/>
-          <w:bCs/>
-          <w:sz w:val="22"/>
-          <w:szCs w:val="22"/>
-        </w:rPr>
+        <w:numPr>
+          <w:ilvl w:val="0"/>
+          <w:numId w:val="0"/>
+        </w:numPr>
+        <w:ind w:hanging="0" w:left="708"/>
+        <w:rPr>
+          <w:sz w:val="22"/>
+          <w:szCs w:val="22"/>
+        </w:rPr>
+      </w:pPr>
+      <w:r>
+        <w:rPr>
+          <w:sz w:val="22"/>
+          <w:szCs w:val="22"/>
+        </w:rPr>
+        <w:t>Horário:</w:t>
+      </w:r>
+      <w:r>
+        <w:rPr>
+          <w:rFonts w:eastAsia="Aptos" w:cs="" w:ascii="Aptos" w:hAnsi="Aptos" w:asciiTheme="minorHAnsi" w:cstheme="minorBidi" w:eastAsiaTheme="minorHAnsi" w:hAnsiTheme="minorHAnsi"/>
+          <w:sz w:val="22"/>
+          <w:szCs w:val="22"/>
+          <w:shd w:fill="FFFF00" w:val="clear"/>
+          <w14:ligatures w14:val="standardContextual"/>
+        </w:rPr>
+        <w:t>{{HoraPericia}}</w:t>
       </w:r>
     </w:p>
     <w:p>
       <w:pPr>
         <w:pStyle w:val="meusumrio"/>
-        <w:ind w:left="708"/>
-        <w:rPr>
+        <w:numPr>
+          <w:ilvl w:val="0"/>
+          <w:numId w:val="0"/>
+        </w:numPr>
+        <w:ind w:hanging="0" w:left="708"/>
+        <w:rPr>
+          <w:sz w:val="22"/>
+          <w:szCs w:val="22"/>
+        </w:rPr>
+      </w:pPr>
+      <w:r>
+        <w:rPr>
+          <w:rFonts w:cs="Arial"/>
           <w:b w:val="false"/>
           <w:bCs w:val="false"/>
-        </w:rPr>
-      </w:pPr>
-      <w:r>
-        <w:rPr>
-          <w:b w:val="false"/>
-          <w:bCs w:val="false"/>
-          <w:sz w:val="22"/>
-          <w:szCs w:val="22"/>
-        </w:rPr>
-        <w:t>{{Anexos}}</w:t>
+          <w:sz w:val="22"/>
+          <w:szCs w:val="22"/>
+        </w:rPr>
+        <w:t>Local:{{LocalDeTrabalho}}</w:t>
       </w:r>
     </w:p>
     <w:p>
       <w:pPr>
         <w:pStyle w:val="meusumrio"/>
+        <w:numPr>
+          <w:ilvl w:val="0"/>
+          <w:numId w:val="2"/>
+        </w:numPr>
         <w:ind w:left="708"/>
-        <w:rPr/>
-      </w:pPr>
-      <w:r>
-        <w:rPr/>
-      </w:r>
-    </w:p>
-    <w:p>
-      <w:pPr>
-        <w:pStyle w:val="meusumrio"/>
-        <w:ind w:left="708"/>
-        <w:rPr/>
-      </w:pPr>
-      <w:r>
-        <w:rPr/>
-      </w:r>
-    </w:p>
-    <w:p>
-      <w:pPr>
-        <w:pStyle w:val="meusumrio"/>
-        <w:ind w:left="708"/>
-        <w:rPr/>
-      </w:pPr>
-      <w:r>
-        <w:rPr/>
-      </w:r>
-    </w:p>
-    <w:p>
-      <w:pPr>
-        <w:pStyle w:val="meusumrio"/>
-        <w:ind w:left="708"/>
-        <w:rPr/>
-      </w:pPr>
-      <w:r>
-        <w:rPr/>
-      </w:r>
-    </w:p>
-    <w:p>
-      <w:pPr>
-        <w:pStyle w:val="meusumrio"/>
-        <w:ind w:left="708"/>
-        <w:rPr/>
-      </w:pPr>
-      <w:r>
-        <w:rPr/>
-      </w:r>
-    </w:p>
-    <w:p>
-      <w:pPr>
-        <w:pStyle w:val="meusumrio"/>
-        <w:ind w:left="708"/>
-        <w:rPr/>
-      </w:pPr>
-      <w:r>
-        <w:rPr/>
-      </w:r>
-    </w:p>
-    <w:p>
-      <w:pPr>
-        <w:pStyle w:val="meusumrio"/>
-        <w:ind w:left="708"/>
-        <w:rPr/>
-      </w:pPr>
-      <w:r>
-        <w:rPr/>
-      </w:r>
-    </w:p>
-    <w:p>
-      <w:pPr>
-        <w:pStyle w:val="meusumrio"/>
-        <w:numPr>
-          <w:ilvl w:val="0"/>
-          <w:numId w:val="1"/>
-        </w:numPr>
         <w:rPr>
           <w:sz w:val="28"/>
           <w:szCs w:val="28"/>
@@ -1202,96 +1576,17 @@
           <w:sz w:val="28"/>
           <w:szCs w:val="28"/>
         </w:rPr>
-        <w:t>Síntese da Inicial:</w:t>
+        <w:t>PRESENTES À DILIGÊNCIA PERICIAL:</w:t>
       </w:r>
     </w:p>
     <w:p>
       <w:pPr>
         <w:pStyle w:val="meusumrio"/>
-        <w:ind w:left="360"/>
-        <w:rPr/>
-      </w:pPr>
-      <w:r>
-        <w:rPr/>
-      </w:r>
-    </w:p>
-    <w:p>
-      <w:pPr>
-        <w:pStyle w:val="meusumrio"/>
-        <w:ind w:left="360"/>
-        <w:rPr/>
-      </w:pPr>
-      <w:r>
-        <w:rPr/>
-      </w:r>
-    </w:p>
-    <w:p>
-      <w:pPr>
-        <w:pStyle w:val="meusumrio"/>
-        <w:ind w:left="360"/>
-        <w:rPr/>
-      </w:pPr>
-      <w:r>
-        <w:rPr/>
-      </w:r>
-    </w:p>
-    <w:p>
-      <w:pPr>
-        <w:pStyle w:val="meusumrio"/>
-        <w:ind w:left="360"/>
-        <w:rPr/>
-      </w:pPr>
-      <w:r>
-        <w:rPr/>
-      </w:r>
-    </w:p>
-    <w:p>
-      <w:pPr>
-        <w:pStyle w:val="meusumrio"/>
-        <w:ind w:left="360"/>
-        <w:rPr/>
-      </w:pPr>
-      <w:r>
-        <w:rPr/>
-      </w:r>
-    </w:p>
-    <w:p>
-      <w:pPr>
-        <w:pStyle w:val="meusumrio"/>
-        <w:ind w:left="360"/>
-        <w:rPr/>
-      </w:pPr>
-      <w:r>
-        <w:rPr/>
-      </w:r>
-    </w:p>
-    <w:p>
-      <w:pPr>
-        <w:pStyle w:val="meusumrio"/>
-        <w:ind w:left="360"/>
-        <w:rPr/>
-      </w:pPr>
-      <w:r>
-        <w:rPr/>
-      </w:r>
-    </w:p>
-    <w:p>
-      <w:pPr>
-        <w:pStyle w:val="meusumrio"/>
-        <w:ind w:left="360"/>
-        <w:rPr/>
-      </w:pPr>
-      <w:r>
-        <w:rPr/>
-      </w:r>
-    </w:p>
-    <w:p>
-      <w:pPr>
-        <w:pStyle w:val="meusumrio"/>
-        <w:numPr>
-          <w:ilvl w:val="0"/>
-          <w:numId w:val="1"/>
-        </w:numPr>
+        <w:numPr>
+          <w:ilvl w:val="0"/>
+          <w:numId w:val="0"/>
+        </w:numPr>
+        <w:ind w:hanging="0" w:left="708"/>
         <w:rPr>
           <w:sz w:val="28"/>
           <w:szCs w:val="28"/>
@@ -1299,292 +1594,368 @@
       </w:pPr>
       <w:r>
         <w:rPr>
-          <w:sz w:val="28"/>
-          <w:szCs w:val="28"/>
-        </w:rPr>
-        <w:t>Síntese da Contestação:</w:t>
-      </w:r>
-    </w:p>
-    <w:p>
-      <w:pPr>
-        <w:pStyle w:val="meusumrio"/>
-        <w:ind w:left="360"/>
-        <w:rPr>
-          <w:sz w:val="28"/>
-          <w:szCs w:val="28"/>
-        </w:rPr>
-      </w:pPr>
-      <w:r>
-        <w:rPr>
-          <w:sz w:val="28"/>
-          <w:szCs w:val="28"/>
-        </w:rPr>
-      </w:r>
-    </w:p>
-    <w:p>
-      <w:pPr>
-        <w:pStyle w:val="meusumrio"/>
-        <w:ind w:left="360"/>
-        <w:rPr>
-          <w:sz w:val="28"/>
-          <w:szCs w:val="28"/>
-        </w:rPr>
-      </w:pPr>
-      <w:r>
-        <w:rPr>
-          <w:sz w:val="28"/>
-          <w:szCs w:val="28"/>
-        </w:rPr>
-      </w:r>
-    </w:p>
-    <w:p>
-      <w:pPr>
-        <w:pStyle w:val="meusumrio"/>
-        <w:ind w:left="360"/>
-        <w:rPr>
-          <w:sz w:val="28"/>
-          <w:szCs w:val="28"/>
-        </w:rPr>
-      </w:pPr>
-      <w:r>
-        <w:rPr>
-          <w:sz w:val="28"/>
-          <w:szCs w:val="28"/>
-        </w:rPr>
-      </w:r>
-    </w:p>
-    <w:p>
-      <w:pPr>
-        <w:pStyle w:val="meusumrio"/>
-        <w:ind w:left="360"/>
-        <w:rPr>
-          <w:sz w:val="28"/>
-          <w:szCs w:val="28"/>
-        </w:rPr>
-      </w:pPr>
-      <w:r>
-        <w:rPr>
-          <w:sz w:val="28"/>
-          <w:szCs w:val="28"/>
-        </w:rPr>
-      </w:r>
-    </w:p>
-    <w:p>
-      <w:pPr>
-        <w:pStyle w:val="meusumrio"/>
-        <w:ind w:left="360"/>
-        <w:rPr>
-          <w:sz w:val="28"/>
-          <w:szCs w:val="28"/>
-        </w:rPr>
-      </w:pPr>
-      <w:r>
-        <w:rPr>
-          <w:sz w:val="28"/>
-          <w:szCs w:val="28"/>
-        </w:rPr>
-      </w:r>
-    </w:p>
-    <w:p>
-      <w:pPr>
-        <w:pStyle w:val="meusumrio"/>
-        <w:numPr>
-          <w:ilvl w:val="0"/>
-          <w:numId w:val="1"/>
-        </w:numPr>
-        <w:rPr>
-          <w:sz w:val="28"/>
-          <w:szCs w:val="28"/>
-        </w:rPr>
-      </w:pPr>
-      <w:r>
-        <w:rPr>
-          <w:sz w:val="28"/>
-          <w:szCs w:val="28"/>
-        </w:rPr>
-        <w:t>DILIGÊNCIA PERICIAL:</w:t>
-      </w:r>
-    </w:p>
-    <w:p>
-      <w:pPr>
-        <w:pStyle w:val="meusumrio"/>
-        <w:ind w:left="360"/>
-        <w:rPr>
-          <w:sz w:val="28"/>
-          <w:szCs w:val="28"/>
-        </w:rPr>
-      </w:pPr>
-      <w:r>
-        <w:rPr>
-          <w:sz w:val="28"/>
-          <w:szCs w:val="28"/>
-        </w:rPr>
-      </w:r>
-    </w:p>
-    <w:p>
-      <w:pPr>
-        <w:pStyle w:val="meusumrio"/>
-        <w:ind w:left="360"/>
-        <w:rPr>
-          <w:sz w:val="22"/>
-          <w:szCs w:val="22"/>
-        </w:rPr>
-      </w:pPr>
-      <w:r>
-        <w:rPr>
-          <w:sz w:val="22"/>
-          <w:szCs w:val="22"/>
-        </w:rPr>
-        <w:t>Data:</w:t>
-      </w:r>
-      <w:r>
-        <w:rPr>
-          <w:b w:val="false"/>
-          <w:bCs w:val="false"/>
-          <w:sz w:val="22"/>
-          <w:szCs w:val="22"/>
-        </w:rPr>
-        <w:t>{{DataPericia}}</w:t>
-      </w:r>
-    </w:p>
-    <w:p>
-      <w:pPr>
-        <w:pStyle w:val="meusumrio"/>
-        <w:ind w:left="360"/>
-        <w:rPr>
-          <w:sz w:val="22"/>
-          <w:szCs w:val="22"/>
-        </w:rPr>
-      </w:pPr>
-      <w:r>
-        <w:rPr>
-          <w:sz w:val="22"/>
-          <w:szCs w:val="22"/>
-        </w:rPr>
-        <w:t>Horário:</w:t>
-      </w:r>
-      <w:r>
-        <w:rPr>
-          <w:rFonts w:eastAsia="Aptos" w:cs="" w:ascii="Aptos" w:hAnsi="Aptos" w:asciiTheme="minorHAnsi" w:cstheme="minorBidi" w:eastAsiaTheme="minorHAnsi" w:hAnsiTheme="minorHAnsi"/>
-          <w:sz w:val="22"/>
-          <w:szCs w:val="22"/>
-          <w:shd w:fill="FFFF00" w:val="clear"/>
-          <w14:ligatures w14:val="standardContextual"/>
-        </w:rPr>
-        <w:t>{{HoraPericia}}</w:t>
-      </w:r>
-    </w:p>
-    <w:p>
-      <w:pPr>
-        <w:pStyle w:val="meusumrio"/>
-        <w:ind w:left="360"/>
-        <w:rPr>
-          <w:sz w:val="22"/>
-          <w:szCs w:val="22"/>
-        </w:rPr>
-      </w:pPr>
-      <w:r>
-        <w:rPr>
-          <w:sz w:val="22"/>
-          <w:szCs w:val="22"/>
-        </w:rPr>
-        <w:t>Local:</w:t>
-      </w:r>
-      <w:r>
-        <w:rPr>
-          <w:b w:val="false"/>
-          <w:bCs w:val="false"/>
-          <w:sz w:val="22"/>
-          <w:szCs w:val="22"/>
-        </w:rPr>
-        <w:t>{{LocalDeTrabalho}}</w:t>
-      </w:r>
-    </w:p>
-    <w:p>
-      <w:pPr>
-        <w:pStyle w:val="meusumrio"/>
-        <w:ind w:left="360"/>
-        <w:rPr>
-          <w:sz w:val="22"/>
-          <w:szCs w:val="22"/>
-        </w:rPr>
-      </w:pPr>
-      <w:r>
-        <w:rPr>
-          <w:sz w:val="22"/>
-          <w:szCs w:val="22"/>
-        </w:rPr>
-      </w:r>
-    </w:p>
-    <w:p>
-      <w:pPr>
-        <w:pStyle w:val="meusumrio"/>
-        <w:numPr>
-          <w:ilvl w:val="0"/>
-          <w:numId w:val="1"/>
-        </w:numPr>
-        <w:rPr>
-          <w:sz w:val="28"/>
-          <w:szCs w:val="28"/>
-        </w:rPr>
-      </w:pPr>
-      <w:r>
-        <w:rPr>
-          <w:sz w:val="28"/>
-          <w:szCs w:val="28"/>
-        </w:rPr>
-        <w:t>PRESENTES À DILIGÊNCIA PERICIAL:</w:t>
-      </w:r>
-    </w:p>
-    <w:p>
-      <w:pPr>
-        <w:pStyle w:val="meusumrio"/>
-        <w:numPr>
-          <w:ilvl w:val="0"/>
-          <w:numId w:val="0"/>
-        </w:numPr>
-        <w:ind w:hanging="0" w:left="360"/>
-        <w:rPr>
-          <w:sz w:val="28"/>
-          <w:szCs w:val="28"/>
-        </w:rPr>
-      </w:pPr>
-      <w:r>
-        <w:rPr>
+          <w:rFonts w:cs="Arial"/>
           <w:b w:val="false"/>
           <w:bCs w:val="false"/>
           <w:sz w:val="24"/>
           <w:szCs w:val="24"/>
         </w:rPr>
-        <w:t>{{</w:t>
-      </w:r>
-      <w:r>
-        <w:rPr>
+        <w:t>{{presentes}}</w:t>
+      </w:r>
+    </w:p>
+    <w:p>
+      <w:pPr>
+        <w:pStyle w:val="ListParagraph"/>
+        <w:numPr>
+          <w:ilvl w:val="0"/>
+          <w:numId w:val="2"/>
+        </w:numPr>
+        <w:spacing w:lineRule="auto" w:line="259"/>
+        <w:jc w:val="both"/>
+        <w:rPr>
+          <w:rFonts w:ascii="Arial" w:hAnsi="Arial" w:cs="Arial"/>
+          <w:b/>
+          <w:bCs/>
+          <w:sz w:val="28"/>
+          <w:szCs w:val="28"/>
+        </w:rPr>
+      </w:pPr>
+      <w:r>
+        <w:rPr>
+          <w:rFonts w:cs="Arial" w:ascii="Arial" w:hAnsi="Arial"/>
+          <w:b/>
+          <w:bCs/>
+          <w:sz w:val="28"/>
+          <w:szCs w:val="28"/>
+        </w:rPr>
+        <w:t>Local de Trabalho</w:t>
+      </w:r>
+    </w:p>
+    <w:p>
+      <w:pPr>
+        <w:pStyle w:val="ListParagraph"/>
+        <w:numPr>
+          <w:ilvl w:val="0"/>
+          <w:numId w:val="0"/>
+        </w:numPr>
+        <w:ind w:hanging="0" w:left="360"/>
+        <w:jc w:val="both"/>
+        <w:rPr>
+          <w:rFonts w:ascii="Arial" w:hAnsi="Arial" w:cs="Arial"/>
+          <w:bCs/>
+        </w:rPr>
+      </w:pPr>
+      <w:r>
+        <w:rPr>
+          <w:rFonts w:cs="Arial" w:ascii="Arial" w:hAnsi="Arial"/>
+          <w:bCs/>
+        </w:rPr>
+      </w:r>
+    </w:p>
+    <w:p>
+      <w:pPr>
+        <w:pStyle w:val="ListParagraph"/>
+        <w:numPr>
+          <w:ilvl w:val="0"/>
+          <w:numId w:val="0"/>
+        </w:numPr>
+        <w:ind w:hanging="0" w:left="360"/>
+        <w:jc w:val="both"/>
+        <w:rPr>
+          <w:rFonts w:ascii="Arial" w:hAnsi="Arial" w:cs="Arial"/>
+          <w:b/>
+          <w:sz w:val="22"/>
+          <w:szCs w:val="22"/>
+        </w:rPr>
+      </w:pPr>
+      <w:r>
+        <w:rPr>
+          <w:rFonts w:cs="Arial" w:ascii="Arial" w:hAnsi="Arial"/>
+          <w:bCs/>
+          <w:sz w:val="22"/>
+          <w:szCs w:val="22"/>
+        </w:rPr>
+        <w:t xml:space="preserve">O autor desenvolveu as suas atividades no(a) </w:t>
+      </w:r>
+      <w:r>
+        <w:rPr>
+          <w:rFonts w:cs="Arial" w:ascii="Arial" w:hAnsi="Arial"/>
           <w:b w:val="false"/>
           <w:bCs w:val="false"/>
-          <w:sz w:val="24"/>
-          <w:szCs w:val="24"/>
-        </w:rPr>
-        <w:t>presentes</w:t>
-      </w:r>
-      <w:r>
-        <w:rPr>
+          <w:sz w:val="22"/>
+          <w:szCs w:val="22"/>
+        </w:rPr>
+        <w:t>{{LocalDeTrabalho}}</w:t>
+      </w:r>
+      <w:r>
+        <w:rPr>
+          <w:rFonts w:cs="Arial" w:ascii="Arial" w:hAnsi="Arial"/>
+          <w:bCs/>
+          <w:sz w:val="22"/>
+          <w:szCs w:val="22"/>
+        </w:rPr>
+        <w:t xml:space="preserve"> do(a) reclamado(a), o ambiente se encontra edificado em concreto armado, fechamento em alvenaria, paredes revestidas </w:t>
+      </w:r>
+      <w:r>
+        <w:rPr>
+          <w:rFonts w:cs="Arial" w:ascii="Arial" w:hAnsi="Arial"/>
           <w:b w:val="false"/>
           <w:bCs w:val="false"/>
-          <w:sz w:val="24"/>
-          <w:szCs w:val="24"/>
-        </w:rPr>
-        <w:t>}}</w:t>
+          <w:sz w:val="22"/>
+          <w:szCs w:val="22"/>
+        </w:rPr>
+        <w:t>{{Paredes}},</w:t>
+      </w:r>
+      <w:r>
+        <w:rPr>
+          <w:rFonts w:cs="Arial" w:ascii="Arial" w:hAnsi="Arial"/>
+          <w:bCs/>
+          <w:sz w:val="22"/>
+          <w:szCs w:val="22"/>
+        </w:rPr>
+        <w:t xml:space="preserve"> piso em material </w:t>
+      </w:r>
+      <w:r>
+        <w:rPr>
+          <w:rFonts w:cs="Arial" w:ascii="Arial" w:hAnsi="Arial"/>
+          <w:b w:val="false"/>
+          <w:bCs w:val="false"/>
+          <w:sz w:val="22"/>
+          <w:szCs w:val="22"/>
+        </w:rPr>
+        <w:t>{{Pisos}}</w:t>
+      </w:r>
+      <w:r>
+        <w:rPr>
+          <w:rFonts w:cs="Arial" w:ascii="Arial" w:hAnsi="Arial"/>
+          <w:bCs/>
+          <w:sz w:val="22"/>
+          <w:szCs w:val="22"/>
+        </w:rPr>
+        <w:t xml:space="preserve">, iluminação </w:t>
+      </w:r>
+      <w:r>
+        <w:rPr>
+          <w:rFonts w:cs="Arial" w:ascii="Arial" w:hAnsi="Arial"/>
+          <w:b w:val="false"/>
+          <w:bCs w:val="false"/>
+          <w:sz w:val="22"/>
+          <w:szCs w:val="22"/>
+        </w:rPr>
+        <w:t>{{Iluminacao}}</w:t>
+      </w:r>
+      <w:r>
+        <w:rPr>
+          <w:rFonts w:cs="Arial" w:ascii="Arial" w:hAnsi="Arial"/>
+          <w:bCs/>
+          <w:sz w:val="22"/>
+          <w:szCs w:val="22"/>
+        </w:rPr>
+        <w:t xml:space="preserve"> , Ventilação </w:t>
+      </w:r>
+      <w:r>
+        <w:rPr>
+          <w:rFonts w:cs="Arial" w:ascii="Arial" w:hAnsi="Arial"/>
+          <w:b w:val="false"/>
+          <w:bCs w:val="false"/>
+          <w:sz w:val="22"/>
+          <w:szCs w:val="22"/>
+        </w:rPr>
+        <w:t>{{Ventilacao}}Descrição das Atividades da Reclamante</w:t>
       </w:r>
     </w:p>
     <w:p>
       <w:pPr>
         <w:pStyle w:val="ListParagraph"/>
+        <w:numPr>
+          <w:ilvl w:val="0"/>
+          <w:numId w:val="0"/>
+        </w:numPr>
+        <w:ind w:hanging="0" w:left="360"/>
+        <w:jc w:val="both"/>
+        <w:rPr>
+          <w:rFonts w:ascii="Arial" w:hAnsi="Arial" w:cs="Arial"/>
+          <w:b/>
+          <w:sz w:val="22"/>
+          <w:szCs w:val="22"/>
+        </w:rPr>
+      </w:pPr>
+      <w:r>
+        <w:rPr/>
+      </w:r>
+    </w:p>
+    <w:p>
+      <w:pPr>
+        <w:pStyle w:val="ListParagraph"/>
+        <w:numPr>
+          <w:ilvl w:val="0"/>
+          <w:numId w:val="0"/>
+        </w:numPr>
+        <w:ind w:hanging="0" w:left="360"/>
+        <w:jc w:val="both"/>
+        <w:rPr>
+          <w:rFonts w:ascii="Arial" w:hAnsi="Arial" w:cs="Arial"/>
+          <w:b/>
+          <w:sz w:val="22"/>
+          <w:szCs w:val="22"/>
+        </w:rPr>
+      </w:pPr>
+      <w:r>
+        <w:rPr/>
+      </w:r>
+    </w:p>
+    <w:p>
+      <w:pPr>
+        <w:pStyle w:val="ListParagraph"/>
+        <w:numPr>
+          <w:ilvl w:val="0"/>
+          <w:numId w:val="0"/>
+        </w:numPr>
+        <w:ind w:hanging="0" w:left="360"/>
+        <w:jc w:val="both"/>
+        <w:rPr>
+          <w:rFonts w:ascii="Arial" w:hAnsi="Arial" w:cs="Arial"/>
+          <w:b/>
+          <w:sz w:val="22"/>
+          <w:szCs w:val="22"/>
+        </w:rPr>
+      </w:pPr>
+      <w:r>
+        <w:rPr/>
+      </w:r>
+    </w:p>
+    <w:p>
+      <w:pPr>
+        <w:pStyle w:val="ListParagraph"/>
+        <w:numPr>
+          <w:ilvl w:val="0"/>
+          <w:numId w:val="0"/>
+        </w:numPr>
+        <w:ind w:hanging="0" w:left="360"/>
+        <w:jc w:val="both"/>
+        <w:rPr>
+          <w:rFonts w:ascii="Arial" w:hAnsi="Arial" w:cs="Arial"/>
+          <w:b/>
+          <w:sz w:val="22"/>
+          <w:szCs w:val="22"/>
+        </w:rPr>
+      </w:pPr>
+      <w:r>
+        <w:rPr/>
+      </w:r>
+    </w:p>
+    <w:p>
+      <w:pPr>
+        <w:pStyle w:val="ListParagraph"/>
+        <w:numPr>
+          <w:ilvl w:val="0"/>
+          <w:numId w:val="0"/>
+        </w:numPr>
+        <w:ind w:hanging="0" w:left="360"/>
+        <w:jc w:val="both"/>
+        <w:rPr>
+          <w:rFonts w:ascii="Arial" w:hAnsi="Arial" w:cs="Arial"/>
+          <w:b/>
+          <w:sz w:val="22"/>
+          <w:szCs w:val="22"/>
+        </w:rPr>
+      </w:pPr>
+      <w:r>
+        <w:rPr/>
+      </w:r>
+    </w:p>
+    <w:p>
+      <w:pPr>
+        <w:pStyle w:val="ListParagraph"/>
+        <w:numPr>
+          <w:ilvl w:val="0"/>
+          <w:numId w:val="0"/>
+        </w:numPr>
+        <w:ind w:hanging="0" w:left="360"/>
+        <w:jc w:val="both"/>
+        <w:rPr>
+          <w:rFonts w:ascii="Arial" w:hAnsi="Arial" w:cs="Arial"/>
+          <w:b/>
+          <w:sz w:val="22"/>
+          <w:szCs w:val="22"/>
+        </w:rPr>
+      </w:pPr>
+      <w:r>
+        <w:rPr>
+          <w:rFonts w:cs="Arial" w:ascii="Arial" w:hAnsi="Arial"/>
+          <w:b w:val="false"/>
+          <w:bCs w:val="false"/>
+          <w:sz w:val="22"/>
+          <w:szCs w:val="22"/>
+        </w:rPr>
+        <w:t xml:space="preserve">Às </w:t>
+      </w:r>
+      <w:r>
+        <w:rPr>
+          <w:rFonts w:cs="Arial" w:ascii="Arial" w:hAnsi="Arial"/>
+          <w:b/>
+          <w:bCs/>
+          <w:sz w:val="22"/>
+          <w:szCs w:val="22"/>
+          <w:shd w:fill="FFFF00" w:val="clear"/>
+          <w14:ligatures w14:val="standardContextual"/>
+        </w:rPr>
+        <w:t>{{HoraPericia}}</w:t>
+      </w:r>
+      <w:r>
+        <w:rPr>
+          <w:rFonts w:cs="Arial" w:ascii="Arial" w:hAnsi="Arial"/>
+          <w:b w:val="false"/>
+          <w:bCs w:val="false"/>
+          <w:sz w:val="22"/>
+          <w:szCs w:val="22"/>
+        </w:rPr>
+        <w:t>h do dia  {{DataPericia}}.</w:t>
+      </w:r>
+      <w:r>
+        <w:rPr>
+          <w:rFonts w:cs="Arial" w:ascii="Arial" w:hAnsi="Arial"/>
+          <w:b w:val="false"/>
+          <w:bCs/>
+          <w:sz w:val="22"/>
+          <w:szCs w:val="22"/>
+        </w:rPr>
+        <w:t>Os procedimentos para avaliar sob quais condições o autor desenvolve as suas atividade laborais foram iniciados com o acompanhamento das partes qualificadas no item 3 deste laudo pericial.</w:t>
+      </w:r>
+    </w:p>
+    <w:p>
+      <w:pPr>
+        <w:pStyle w:val="ListParagraph"/>
+        <w:numPr>
+          <w:ilvl w:val="0"/>
+          <w:numId w:val="0"/>
+        </w:numPr>
+        <w:ind w:hanging="0" w:left="360"/>
+        <w:jc w:val="both"/>
+        <w:rPr>
+          <w:rFonts w:ascii="Arial" w:hAnsi="Arial" w:cs="Arial"/>
+          <w:b/>
+          <w:sz w:val="22"/>
+          <w:szCs w:val="22"/>
+        </w:rPr>
+      </w:pPr>
+      <w:r>
+        <w:rPr/>
+      </w:r>
+    </w:p>
+    <w:p>
+      <w:pPr>
+        <w:pStyle w:val="ListParagraph"/>
+        <w:numPr>
+          <w:ilvl w:val="0"/>
+          <w:numId w:val="2"/>
+        </w:numPr>
+        <w:spacing w:lineRule="auto" w:line="259"/>
         <w:ind w:left="360"/>
+        <w:jc w:val="both"/>
         <w:rPr>
           <w:rFonts w:ascii="Arial" w:hAnsi="Arial" w:cs="Arial"/>
           <w:b/>
-          <w:bCs/>
           <w:sz w:val="28"/>
           <w:szCs w:val="28"/>
         </w:rPr>
@@ -1597,920 +1968,228 @@
           <w:sz w:val="28"/>
           <w:szCs w:val="28"/>
         </w:rPr>
+        <w:t>Análise de Documentos</w:t>
       </w:r>
     </w:p>
     <w:p>
       <w:pPr>
         <w:pStyle w:val="ListParagraph"/>
-        <w:numPr>
-          <w:ilvl w:val="0"/>
-          <w:numId w:val="1"/>
-        </w:numPr>
         <w:spacing w:lineRule="auto" w:line="259"/>
+        <w:ind w:left="360"/>
         <w:jc w:val="both"/>
         <w:rPr>
           <w:rFonts w:ascii="Arial" w:hAnsi="Arial" w:cs="Arial"/>
           <w:b/>
-          <w:bCs/>
           <w:sz w:val="28"/>
           <w:szCs w:val="28"/>
         </w:rPr>
       </w:pPr>
       <w:r>
-        <w:rPr>
-          <w:rFonts w:cs="Arial" w:ascii="Arial" w:hAnsi="Arial"/>
-          <w:b/>
-          <w:bCs/>
+        <w:rPr/>
+      </w:r>
+    </w:p>
+    <w:p>
+      <w:pPr>
+        <w:pStyle w:val="ListParagraph"/>
+        <w:spacing w:lineRule="auto" w:line="259"/>
+        <w:ind w:left="360"/>
+        <w:jc w:val="both"/>
+        <w:rPr>
+          <w:rFonts w:ascii="Arial" w:hAnsi="Arial" w:cs="Arial"/>
+          <w:b/>
           <w:sz w:val="28"/>
           <w:szCs w:val="28"/>
         </w:rPr>
-        <w:t>Local de Trabalho</w:t>
+      </w:pPr>
+      <w:r>
+        <w:rPr/>
       </w:r>
     </w:p>
     <w:p>
       <w:pPr>
         <w:pStyle w:val="ListParagraph"/>
+        <w:numPr>
+          <w:ilvl w:val="0"/>
+          <w:numId w:val="2"/>
+        </w:numPr>
+        <w:spacing w:lineRule="auto" w:line="259"/>
         <w:ind w:left="360"/>
         <w:jc w:val="both"/>
         <w:rPr>
-          <w:rFonts w:ascii="Arial" w:hAnsi="Arial" w:cs="Arial"/>
-          <w:bCs/>
-        </w:rPr>
-      </w:pPr>
-      <w:r>
-        <w:rPr>
-          <w:rFonts w:cs="Arial" w:ascii="Arial" w:hAnsi="Arial"/>
-          <w:bCs/>
-        </w:rPr>
+          <w:sz w:val="26"/>
+          <w:szCs w:val="26"/>
+        </w:rPr>
+      </w:pPr>
+      <w:r>
+        <w:rPr>
+          <w:rFonts w:cs="Arial" w:ascii="Arial" w:hAnsi="Arial"/>
+          <w:b/>
+          <w:bCs/>
+          <w:sz w:val="26"/>
+          <w:szCs w:val="26"/>
+        </w:rPr>
+        <w:t>ANÁLISE TÉCN</w:t>
+      </w:r>
+      <w:r>
+        <w:rPr>
+          <w:rFonts w:cs="Arial" w:ascii="Arial" w:hAnsi="Arial"/>
+          <w:b/>
+          <w:bCs/>
+          <w:sz w:val="26"/>
+          <w:szCs w:val="26"/>
+        </w:rPr>
+        <w:t>I</w:t>
+      </w:r>
+      <w:r>
+        <w:rPr>
+          <w:rFonts w:cs="Arial" w:ascii="Arial" w:hAnsi="Arial"/>
+          <w:b/>
+          <w:bCs/>
+          <w:sz w:val="26"/>
+          <w:szCs w:val="26"/>
+        </w:rPr>
+        <w:t>CIA PERICIAL</w:t>
       </w:r>
     </w:p>
     <w:p>
       <w:pPr>
         <w:pStyle w:val="ListParagraph"/>
+        <w:numPr>
+          <w:ilvl w:val="0"/>
+          <w:numId w:val="2"/>
+        </w:numPr>
+        <w:spacing w:lineRule="auto" w:line="259"/>
         <w:ind w:left="360"/>
         <w:jc w:val="both"/>
         <w:rPr>
           <w:rFonts w:ascii="Arial" w:hAnsi="Arial" w:cs="Arial"/>
           <w:b/>
-          <w:sz w:val="22"/>
-          <w:szCs w:val="22"/>
-        </w:rPr>
-      </w:pPr>
-      <w:r>
-        <w:rPr>
-          <w:rFonts w:cs="Arial" w:ascii="Arial" w:hAnsi="Arial"/>
-          <w:bCs/>
-          <w:sz w:val="22"/>
-          <w:szCs w:val="22"/>
-        </w:rPr>
-        <w:t xml:space="preserve">O autor desenvolveu as suas atividades no(a) </w:t>
-      </w:r>
-      <w:r>
-        <w:rPr>
-          <w:rFonts w:cs="Arial" w:ascii="Arial" w:hAnsi="Arial"/>
+          <w:bCs/>
+          <w:sz w:val="28"/>
+          <w:szCs w:val="28"/>
+        </w:rPr>
+      </w:pPr>
+      <w:r>
+        <w:rPr>
+          <w:rFonts w:cs="Arial" w:ascii="Arial" w:hAnsi="Arial"/>
+          <w:b/>
+          <w:bCs/>
+          <w:sz w:val="28"/>
+          <w:szCs w:val="28"/>
+        </w:rPr>
+        <w:t>CONCLUSÃO</w:t>
+      </w:r>
+    </w:p>
+    <w:p>
+      <w:pPr>
+        <w:pStyle w:val="ListParagraph"/>
+        <w:numPr>
+          <w:ilvl w:val="0"/>
+          <w:numId w:val="0"/>
+        </w:numPr>
+        <w:ind w:hanging="0" w:left="360"/>
+        <w:jc w:val="both"/>
+        <w:rPr>
+          <w:rFonts w:ascii="Arial" w:hAnsi="Arial" w:cs="Arial"/>
+          <w:bCs/>
+          <w:sz w:val="22"/>
+          <w:szCs w:val="22"/>
+        </w:rPr>
+      </w:pPr>
+      <w:r>
+        <w:rPr>
+          <w:rFonts w:cs="Arial" w:ascii="Arial" w:hAnsi="Arial"/>
+          <w:bCs/>
+          <w:sz w:val="22"/>
+          <w:szCs w:val="22"/>
+        </w:rPr>
+      </w:r>
+    </w:p>
+    <w:p>
+      <w:pPr>
+        <w:pStyle w:val="meusumrio"/>
+        <w:numPr>
+          <w:ilvl w:val="0"/>
+          <w:numId w:val="0"/>
+        </w:numPr>
+        <w:ind w:hanging="0" w:left="360"/>
+        <w:rPr>
+          <w:b w:val="false"/>
+          <w:bCs/>
+          <w:sz w:val="22"/>
+          <w:szCs w:val="22"/>
+        </w:rPr>
+      </w:pPr>
+      <w:r>
+        <w:rPr>
+          <w:rFonts w:cs="Arial"/>
+          <w:b w:val="false"/>
+          <w:bCs/>
+          <w:sz w:val="22"/>
+          <w:szCs w:val="22"/>
+        </w:rPr>
+        <w:t xml:space="preserve">Com base no resultado das avaliações realizadas a partir das atividades desenvolvidas pelo reclamante, em que os risco potenciais à saúde dos trabalhadores foram analisados e os fatores relacionados a estes identificados, seguindo as orientações expostas pelos artigos 189, 191, 194 e 195 da CLT. Este Laudo Pericial, com fundamentação legal na Lei 6.514/77 e fundamentação técnica nas Normas Regulamentadoras do Ministério do Trabalho. Com metodologia expressa, isenta de subjetividade, concluímos sob a luz dos aspectos de Segurança do Trabalho e da Higiene Ocupacional que: as atividades desenvolvidas pela reclamante estão classificadas como </w:t>
+      </w:r>
+      <w:r>
+        <w:rPr>
+          <w:rFonts w:cs="Arial"/>
           <w:b w:val="false"/>
           <w:bCs w:val="false"/>
           <w:sz w:val="22"/>
           <w:szCs w:val="22"/>
         </w:rPr>
-        <w:t>{{LocalDeTrabalho}}</w:t>
-      </w:r>
-      <w:r>
-        <w:rPr>
-          <w:rFonts w:cs="Arial" w:ascii="Arial" w:hAnsi="Arial"/>
-          <w:bCs/>
-          <w:sz w:val="22"/>
-          <w:szCs w:val="22"/>
-        </w:rPr>
-        <w:t xml:space="preserve"> do(a) reclamado(a), o ambiente se encontra edificado em concreto armado, fechamento em alvenaria, paredes revestidas </w:t>
-      </w:r>
-      <w:r>
-        <w:rPr>
-          <w:rFonts w:cs="Arial" w:ascii="Arial" w:hAnsi="Arial"/>
+        <w:t>{{Classificacao}}</w:t>
+      </w:r>
+      <w:r>
+        <w:rPr>
+          <w:rFonts w:cs="Arial"/>
           <w:b w:val="false"/>
           <w:bCs w:val="false"/>
           <w:sz w:val="22"/>
           <w:szCs w:val="22"/>
-        </w:rPr>
-        <w:t>{{Paredes}},</w:t>
-      </w:r>
-      <w:r>
-        <w:rPr>
-          <w:rFonts w:cs="Arial" w:ascii="Arial" w:hAnsi="Arial"/>
-          <w:bCs/>
-          <w:sz w:val="22"/>
-          <w:szCs w:val="22"/>
-        </w:rPr>
-        <w:t xml:space="preserve"> piso em material </w:t>
-      </w:r>
-      <w:r>
-        <w:rPr>
-          <w:rFonts w:cs="Arial" w:ascii="Arial" w:hAnsi="Arial"/>
+          <w:u w:val="single"/>
+        </w:rPr>
+        <w:t>,</w:t>
+      </w:r>
+      <w:r>
+        <w:rPr>
+          <w:rFonts w:cs="Arial"/>
+          <w:b w:val="false"/>
+          <w:bCs/>
+          <w:sz w:val="22"/>
+          <w:szCs w:val="22"/>
+        </w:rPr>
+        <w:t xml:space="preserve"> nos termos dos anexos (indicados na metodologia) da </w:t>
+      </w:r>
+      <w:r>
+        <w:rPr>
+          <w:rFonts w:cs="Arial"/>
           <w:b w:val="false"/>
           <w:bCs w:val="false"/>
           <w:sz w:val="22"/>
           <w:szCs w:val="22"/>
         </w:rPr>
-        <w:t>{{Pisos}}</w:t>
-      </w:r>
-      <w:r>
-        <w:rPr>
-          <w:rFonts w:cs="Arial" w:ascii="Arial" w:hAnsi="Arial"/>
-          <w:bCs/>
-          <w:sz w:val="22"/>
-          <w:szCs w:val="22"/>
-        </w:rPr>
-        <w:t xml:space="preserve">, iluminação </w:t>
-      </w:r>
-      <w:r>
-        <w:rPr>
-          <w:rFonts w:cs="Arial" w:ascii="Arial" w:hAnsi="Arial"/>
+        <w:t>{{TipoNorma}}</w:t>
+      </w:r>
+      <w:r>
+        <w:rPr>
+          <w:rFonts w:cs="Arial"/>
+          <w:b/>
+          <w:bCs/>
+          <w:sz w:val="22"/>
+          <w:szCs w:val="22"/>
+        </w:rPr>
+        <w:t xml:space="preserve"> </w:t>
+      </w:r>
+      <w:r>
+        <w:rPr>
+          <w:rFonts w:cs="Arial"/>
           <w:b w:val="false"/>
-          <w:bCs w:val="false"/>
-          <w:sz w:val="22"/>
-          <w:szCs w:val="22"/>
-        </w:rPr>
-        <w:t>{{Iluminacao}}</w:t>
-      </w:r>
-      <w:r>
-        <w:rPr>
-          <w:rFonts w:cs="Arial" w:ascii="Arial" w:hAnsi="Arial"/>
-          <w:bCs/>
-          <w:sz w:val="22"/>
-          <w:szCs w:val="22"/>
-        </w:rPr>
-        <w:t xml:space="preserve"> , Ventilação </w:t>
-      </w:r>
-      <w:r>
-        <w:rPr>
-          <w:rFonts w:cs="Arial" w:ascii="Arial" w:hAnsi="Arial"/>
-          <w:b w:val="false"/>
-          <w:bCs w:val="false"/>
-          <w:sz w:val="22"/>
-          <w:szCs w:val="22"/>
-        </w:rPr>
-        <w:t>{{Ventilacao}}</w:t>
-      </w:r>
-    </w:p>
-    <w:p>
-      <w:pPr>
-        <w:pStyle w:val="ListParagraph"/>
-        <w:ind w:left="360"/>
-        <w:jc w:val="both"/>
-        <w:rPr>
-          <w:rFonts w:ascii="Arial" w:hAnsi="Arial" w:cs="Arial"/>
-          <w:bCs/>
-        </w:rPr>
-      </w:pPr>
-      <w:r>
-        <w:rPr>
-          <w:rFonts w:cs="Arial" w:ascii="Arial" w:hAnsi="Arial"/>
-          <w:bCs/>
-        </w:rPr>
-      </w:r>
-    </w:p>
-    <w:p>
-      <w:pPr>
-        <w:pStyle w:val="ListParagraph"/>
-        <w:ind w:left="360"/>
-        <w:jc w:val="both"/>
-        <w:rPr>
-          <w:rFonts w:ascii="Arial" w:hAnsi="Arial" w:cs="Arial"/>
-          <w:bCs/>
-        </w:rPr>
-      </w:pPr>
-      <w:r>
-        <w:rPr>
-          <w:rFonts w:cs="Arial" w:ascii="Arial" w:hAnsi="Arial"/>
-          <w:bCs/>
-        </w:rPr>
-      </w:r>
-    </w:p>
-    <w:p>
-      <w:pPr>
-        <w:pStyle w:val="ListParagraph"/>
-        <w:ind w:left="360"/>
-        <w:jc w:val="both"/>
-        <w:rPr>
-          <w:rFonts w:ascii="Arial" w:hAnsi="Arial" w:cs="Arial"/>
-          <w:bCs/>
-        </w:rPr>
-      </w:pPr>
-      <w:r>
-        <w:rPr>
-          <w:rFonts w:cs="Arial" w:ascii="Arial" w:hAnsi="Arial"/>
-          <w:bCs/>
-        </w:rPr>
-      </w:r>
-    </w:p>
-    <w:p>
-      <w:pPr>
-        <w:pStyle w:val="ListParagraph"/>
-        <w:ind w:left="360"/>
-        <w:jc w:val="both"/>
-        <w:rPr>
-          <w:rFonts w:ascii="Arial" w:hAnsi="Arial" w:cs="Arial"/>
-          <w:bCs/>
-        </w:rPr>
-      </w:pPr>
-      <w:r>
-        <w:rPr>
-          <w:rFonts w:cs="Arial" w:ascii="Arial" w:hAnsi="Arial"/>
-          <w:bCs/>
-        </w:rPr>
-      </w:r>
-    </w:p>
-    <w:p>
-      <w:pPr>
-        <w:pStyle w:val="ListParagraph"/>
-        <w:ind w:left="360"/>
-        <w:jc w:val="both"/>
-        <w:rPr>
-          <w:rFonts w:ascii="Arial" w:hAnsi="Arial" w:cs="Arial"/>
-          <w:bCs/>
-        </w:rPr>
-      </w:pPr>
-      <w:r>
-        <w:rPr>
-          <w:rFonts w:cs="Arial" w:ascii="Arial" w:hAnsi="Arial"/>
-          <w:bCs/>
-        </w:rPr>
-      </w:r>
-    </w:p>
-    <w:p>
-      <w:pPr>
-        <w:pStyle w:val="ListParagraph"/>
-        <w:ind w:left="360"/>
-        <w:jc w:val="both"/>
-        <w:rPr>
-          <w:rFonts w:ascii="Arial" w:hAnsi="Arial" w:cs="Arial"/>
-          <w:bCs/>
-        </w:rPr>
-      </w:pPr>
-      <w:r>
-        <w:rPr>
-          <w:rFonts w:cs="Arial" w:ascii="Arial" w:hAnsi="Arial"/>
-          <w:bCs/>
-        </w:rPr>
-      </w:r>
-    </w:p>
-    <w:p>
-      <w:pPr>
-        <w:pStyle w:val="ListParagraph"/>
-        <w:ind w:left="360"/>
-        <w:jc w:val="both"/>
-        <w:rPr>
-          <w:rFonts w:ascii="Arial" w:hAnsi="Arial" w:cs="Arial"/>
-          <w:bCs/>
-        </w:rPr>
-      </w:pPr>
-      <w:r>
-        <w:rPr>
-          <w:rFonts w:cs="Arial" w:ascii="Arial" w:hAnsi="Arial"/>
-          <w:bCs/>
-        </w:rPr>
-      </w:r>
-    </w:p>
-    <w:p>
-      <w:pPr>
-        <w:pStyle w:val="ListParagraph"/>
-        <w:ind w:left="360"/>
-        <w:jc w:val="both"/>
-        <w:rPr>
-          <w:rFonts w:ascii="Arial" w:hAnsi="Arial" w:cs="Arial"/>
-          <w:bCs/>
-        </w:rPr>
-      </w:pPr>
-      <w:r>
-        <w:rPr>
-          <w:rFonts w:cs="Arial" w:ascii="Arial" w:hAnsi="Arial"/>
-          <w:bCs/>
-        </w:rPr>
-      </w:r>
-    </w:p>
-    <w:p>
-      <w:pPr>
-        <w:pStyle w:val="ListParagraph"/>
-        <w:ind w:left="360"/>
-        <w:jc w:val="both"/>
-        <w:rPr>
-          <w:rFonts w:ascii="Arial" w:hAnsi="Arial" w:cs="Arial"/>
-          <w:bCs/>
-        </w:rPr>
-      </w:pPr>
-      <w:r>
-        <w:rPr>
-          <w:rFonts w:cs="Arial" w:ascii="Arial" w:hAnsi="Arial"/>
-          <w:bCs/>
-        </w:rPr>
-      </w:r>
-    </w:p>
-    <w:p>
-      <w:pPr>
-        <w:pStyle w:val="ListParagraph"/>
-        <w:ind w:left="360"/>
-        <w:jc w:val="both"/>
-        <w:rPr>
-          <w:rFonts w:ascii="Arial" w:hAnsi="Arial" w:cs="Arial"/>
-          <w:bCs/>
-        </w:rPr>
-      </w:pPr>
-      <w:r>
-        <w:rPr>
-          <w:rFonts w:cs="Arial" w:ascii="Arial" w:hAnsi="Arial"/>
-          <w:bCs/>
-        </w:rPr>
-      </w:r>
-    </w:p>
-    <w:p>
-      <w:pPr>
-        <w:pStyle w:val="ListParagraph"/>
-        <w:jc w:val="both"/>
-        <w:rPr>
-          <w:rFonts w:ascii="Arial" w:hAnsi="Arial" w:cs="Arial"/>
-          <w:sz w:val="22"/>
-          <w:szCs w:val="22"/>
-        </w:rPr>
-      </w:pPr>
-      <w:r>
-        <w:rPr>
-          <w:rFonts w:cs="Arial" w:ascii="Arial" w:hAnsi="Arial"/>
-          <w:sz w:val="22"/>
-          <w:szCs w:val="22"/>
-        </w:rPr>
-        <w:t>Descrição das Atividades da Reclamante</w:t>
-      </w:r>
-    </w:p>
-    <w:p>
-      <w:pPr>
-        <w:pStyle w:val="ListParagraph"/>
-        <w:jc w:val="both"/>
-        <w:rPr>
-          <w:rFonts w:ascii="Arial" w:hAnsi="Arial" w:cs="Arial"/>
-          <w:bCs/>
-          <w:sz w:val="22"/>
-          <w:szCs w:val="22"/>
-        </w:rPr>
-      </w:pPr>
-      <w:r>
-        <w:rPr>
-          <w:rFonts w:cs="Arial" w:ascii="Arial" w:hAnsi="Arial"/>
-          <w:sz w:val="22"/>
-          <w:szCs w:val="22"/>
-        </w:rPr>
-        <w:t xml:space="preserve">Às </w:t>
-      </w:r>
-      <w:r>
-        <w:rPr>
-          <w:rFonts w:cs="Arial" w:ascii="Arial" w:hAnsi="Arial"/>
-          <w:b/>
-          <w:bCs/>
-          <w:sz w:val="22"/>
-          <w:szCs w:val="22"/>
-          <w:shd w:fill="FFFF00" w:val="clear"/>
-          <w14:ligatures w14:val="standardContextual"/>
-        </w:rPr>
-        <w:t>{{HoraPericia}}</w:t>
-      </w:r>
-      <w:r>
-        <w:rPr>
-          <w:rFonts w:cs="Arial" w:ascii="Arial" w:hAnsi="Arial"/>
-          <w:sz w:val="22"/>
-          <w:szCs w:val="22"/>
-        </w:rPr>
-        <w:t xml:space="preserve">h do dia  </w:t>
-      </w:r>
-      <w:r>
-        <w:rPr>
-          <w:rFonts w:cs="Arial" w:ascii="Arial" w:hAnsi="Arial"/>
-          <w:b w:val="false"/>
-          <w:bCs w:val="false"/>
-          <w:sz w:val="22"/>
-          <w:szCs w:val="22"/>
-        </w:rPr>
-        <w:t>{{DataPericia}}</w:t>
-      </w:r>
-      <w:r>
-        <w:rPr>
-          <w:rFonts w:cs="Arial" w:ascii="Arial" w:hAnsi="Arial"/>
-          <w:sz w:val="22"/>
-          <w:szCs w:val="22"/>
-        </w:rPr>
-        <w:t>.</w:t>
-      </w:r>
-      <w:r>
-        <w:rPr>
-          <w:rFonts w:cs="Arial" w:ascii="Arial" w:hAnsi="Arial"/>
-          <w:bCs/>
-          <w:sz w:val="22"/>
-          <w:szCs w:val="22"/>
-        </w:rPr>
-        <w:t>Os procedimentos para avaliar sob quais condições o autor desenvolve as suas atividade laborais foram iniciados com o acompanhamento das partes qualificadas no item 3 deste laudo pericial.</w:t>
-      </w:r>
-    </w:p>
-    <w:p>
-      <w:pPr>
-        <w:pStyle w:val="ListParagraph"/>
-        <w:jc w:val="both"/>
-        <w:rPr>
-          <w:rFonts w:ascii="Arial" w:hAnsi="Arial" w:cs="Arial"/>
-          <w:bCs/>
-          <w:sz w:val="22"/>
-          <w:szCs w:val="22"/>
-        </w:rPr>
-      </w:pPr>
-      <w:r>
-        <w:rPr>
-          <w:rFonts w:cs="Arial" w:ascii="Arial" w:hAnsi="Arial"/>
-          <w:bCs/>
-          <w:sz w:val="22"/>
-          <w:szCs w:val="22"/>
-        </w:rPr>
-      </w:r>
-    </w:p>
-    <w:p>
-      <w:pPr>
-        <w:pStyle w:val="ListParagraph"/>
-        <w:jc w:val="both"/>
-        <w:rPr>
-          <w:rFonts w:ascii="Arial" w:hAnsi="Arial" w:cs="Arial"/>
-          <w:bCs/>
-          <w:sz w:val="22"/>
-          <w:szCs w:val="22"/>
-        </w:rPr>
-      </w:pPr>
-      <w:r>
-        <w:rPr>
-          <w:rFonts w:cs="Arial" w:ascii="Arial" w:hAnsi="Arial"/>
-          <w:bCs/>
-          <w:sz w:val="22"/>
-          <w:szCs w:val="22"/>
-        </w:rPr>
-      </w:r>
-    </w:p>
-    <w:p>
-      <w:pPr>
-        <w:pStyle w:val="Normal"/>
-        <w:rPr>
-          <w:rFonts w:ascii="Arial" w:hAnsi="Arial" w:cs="Arial"/>
-          <w:bCs/>
-          <w:sz w:val="22"/>
-          <w:szCs w:val="22"/>
-        </w:rPr>
-      </w:pPr>
-      <w:r>
-        <w:rPr>
-          <w:rFonts w:cs="Arial" w:ascii="Arial" w:hAnsi="Arial"/>
-          <w:bCs/>
-          <w:sz w:val="22"/>
-          <w:szCs w:val="22"/>
-        </w:rPr>
-      </w:r>
-    </w:p>
-    <w:p>
-      <w:pPr>
-        <w:pStyle w:val="Normal"/>
-        <w:jc w:val="both"/>
-        <w:rPr>
-          <w:rFonts w:ascii="Arial" w:hAnsi="Arial" w:cs="Arial"/>
-          <w:bCs/>
-          <w:sz w:val="22"/>
-          <w:szCs w:val="22"/>
-        </w:rPr>
-      </w:pPr>
-      <w:r>
-        <w:rPr>
-          <w:rFonts w:cs="Arial" w:ascii="Arial" w:hAnsi="Arial"/>
-          <w:bCs/>
-          <w:sz w:val="22"/>
-          <w:szCs w:val="22"/>
-        </w:rPr>
-      </w:r>
-    </w:p>
-    <w:p>
-      <w:pPr>
-        <w:pStyle w:val="ListParagraph"/>
-        <w:numPr>
-          <w:ilvl w:val="0"/>
-          <w:numId w:val="1"/>
-        </w:numPr>
-        <w:spacing w:lineRule="auto" w:line="259"/>
-        <w:jc w:val="both"/>
-        <w:rPr>
-          <w:rFonts w:ascii="Arial" w:hAnsi="Arial" w:cs="Arial"/>
-          <w:b/>
-          <w:sz w:val="28"/>
-          <w:szCs w:val="28"/>
-        </w:rPr>
-      </w:pPr>
-      <w:r>
-        <w:rPr>
-          <w:rFonts w:cs="Arial" w:ascii="Arial" w:hAnsi="Arial"/>
-          <w:b/>
-          <w:sz w:val="28"/>
-          <w:szCs w:val="28"/>
-        </w:rPr>
-        <w:t>Análise de Documentos</w:t>
-      </w:r>
-    </w:p>
-    <w:p>
-      <w:pPr>
-        <w:pStyle w:val="Normal"/>
-        <w:jc w:val="both"/>
-        <w:rPr>
-          <w:rFonts w:ascii="Arial" w:hAnsi="Arial" w:cs="Arial"/>
-          <w:bCs/>
-          <w:sz w:val="22"/>
-          <w:szCs w:val="22"/>
-        </w:rPr>
-      </w:pPr>
-      <w:r>
-        <w:rPr>
-          <w:rFonts w:cs="Arial" w:ascii="Arial" w:hAnsi="Arial"/>
-          <w:bCs/>
-          <w:sz w:val="22"/>
-          <w:szCs w:val="22"/>
-        </w:rPr>
-      </w:r>
-    </w:p>
-    <w:p>
-      <w:pPr>
-        <w:pStyle w:val="Normal"/>
-        <w:jc w:val="both"/>
-        <w:rPr>
-          <w:rFonts w:ascii="Arial" w:hAnsi="Arial" w:cs="Arial"/>
-          <w:bCs/>
-          <w:sz w:val="22"/>
-          <w:szCs w:val="22"/>
-        </w:rPr>
-      </w:pPr>
-      <w:r>
-        <w:rPr>
-          <w:rFonts w:cs="Arial" w:ascii="Arial" w:hAnsi="Arial"/>
-          <w:bCs/>
-          <w:sz w:val="22"/>
-          <w:szCs w:val="22"/>
-        </w:rPr>
-      </w:r>
-    </w:p>
-    <w:p>
-      <w:pPr>
-        <w:pStyle w:val="Normal"/>
-        <w:jc w:val="both"/>
-        <w:rPr>
-          <w:rFonts w:ascii="Arial" w:hAnsi="Arial" w:cs="Arial"/>
-          <w:bCs/>
-          <w:sz w:val="22"/>
-          <w:szCs w:val="22"/>
-        </w:rPr>
-      </w:pPr>
-      <w:r>
-        <w:rPr>
-          <w:rFonts w:cs="Arial" w:ascii="Arial" w:hAnsi="Arial"/>
-          <w:bCs/>
-          <w:sz w:val="22"/>
-          <w:szCs w:val="22"/>
-        </w:rPr>
-      </w:r>
-    </w:p>
-    <w:p>
-      <w:pPr>
-        <w:pStyle w:val="ListParagraph"/>
-        <w:numPr>
-          <w:ilvl w:val="0"/>
-          <w:numId w:val="1"/>
-        </w:numPr>
-        <w:spacing w:lineRule="auto" w:line="259"/>
-        <w:jc w:val="both"/>
-        <w:rPr>
-          <w:rFonts w:ascii="Arial" w:hAnsi="Arial" w:cs="Arial"/>
-          <w:b/>
-          <w:bCs/>
-        </w:rPr>
-      </w:pPr>
-      <w:r>
-        <w:rPr>
-          <w:rFonts w:cs="Arial" w:ascii="Arial" w:hAnsi="Arial"/>
-          <w:b/>
-          <w:bCs/>
-        </w:rPr>
-        <w:t>ANÁLISE TÉCNCIA PERICIAL</w:t>
-      </w:r>
-    </w:p>
-    <w:p>
-      <w:pPr>
-        <w:pStyle w:val="ListParagraph"/>
-        <w:ind w:left="360"/>
-        <w:jc w:val="both"/>
-        <w:rPr>
-          <w:rFonts w:ascii="Arial" w:hAnsi="Arial" w:cs="Arial"/>
-          <w:bCs/>
-          <w:sz w:val="22"/>
-          <w:szCs w:val="22"/>
-        </w:rPr>
-      </w:pPr>
-      <w:r>
-        <w:rPr>
-          <w:rFonts w:cs="Arial" w:ascii="Arial" w:hAnsi="Arial"/>
-          <w:bCs/>
-          <w:sz w:val="22"/>
-          <w:szCs w:val="22"/>
-        </w:rPr>
-      </w:r>
-    </w:p>
-    <w:p>
-      <w:pPr>
-        <w:pStyle w:val="ListParagraph"/>
-        <w:ind w:left="360"/>
-        <w:jc w:val="both"/>
-        <w:rPr>
-          <w:rFonts w:ascii="Arial" w:hAnsi="Arial" w:cs="Arial"/>
-          <w:bCs/>
-          <w:sz w:val="22"/>
-          <w:szCs w:val="22"/>
-        </w:rPr>
-      </w:pPr>
-      <w:r>
-        <w:rPr>
-          <w:rFonts w:cs="Arial" w:ascii="Arial" w:hAnsi="Arial"/>
-          <w:bCs/>
-          <w:sz w:val="22"/>
-          <w:szCs w:val="22"/>
-        </w:rPr>
-      </w:r>
-    </w:p>
-    <w:p>
-      <w:pPr>
-        <w:pStyle w:val="ListParagraph"/>
-        <w:ind w:left="360"/>
-        <w:jc w:val="both"/>
-        <w:rPr>
-          <w:rFonts w:ascii="Arial" w:hAnsi="Arial" w:cs="Arial"/>
-          <w:bCs/>
-          <w:sz w:val="22"/>
-          <w:szCs w:val="22"/>
-        </w:rPr>
-      </w:pPr>
-      <w:r>
-        <w:rPr>
-          <w:rFonts w:cs="Arial" w:ascii="Arial" w:hAnsi="Arial"/>
-          <w:bCs/>
-          <w:sz w:val="22"/>
-          <w:szCs w:val="22"/>
-        </w:rPr>
-      </w:r>
-    </w:p>
-    <w:p>
-      <w:pPr>
-        <w:pStyle w:val="ListParagraph"/>
-        <w:ind w:left="360"/>
-        <w:jc w:val="both"/>
-        <w:rPr>
-          <w:rFonts w:ascii="Arial" w:hAnsi="Arial" w:cs="Arial"/>
-          <w:bCs/>
-          <w:sz w:val="22"/>
-          <w:szCs w:val="22"/>
-        </w:rPr>
-      </w:pPr>
-      <w:r>
-        <w:rPr>
-          <w:rFonts w:cs="Arial" w:ascii="Arial" w:hAnsi="Arial"/>
-          <w:bCs/>
-          <w:sz w:val="22"/>
-          <w:szCs w:val="22"/>
-        </w:rPr>
-      </w:r>
-    </w:p>
-    <w:p>
-      <w:pPr>
-        <w:pStyle w:val="ListParagraph"/>
-        <w:ind w:left="360"/>
-        <w:jc w:val="both"/>
-        <w:rPr>
-          <w:rFonts w:ascii="Arial" w:hAnsi="Arial" w:cs="Arial"/>
-          <w:bCs/>
-          <w:sz w:val="22"/>
-          <w:szCs w:val="22"/>
-        </w:rPr>
-      </w:pPr>
-      <w:r>
-        <w:rPr>
-          <w:rFonts w:cs="Arial" w:ascii="Arial" w:hAnsi="Arial"/>
-          <w:bCs/>
-          <w:sz w:val="22"/>
-          <w:szCs w:val="22"/>
-        </w:rPr>
-      </w:r>
-    </w:p>
-    <w:p>
-      <w:pPr>
-        <w:pStyle w:val="ListParagraph"/>
-        <w:numPr>
-          <w:ilvl w:val="0"/>
-          <w:numId w:val="1"/>
-        </w:numPr>
-        <w:spacing w:lineRule="auto" w:line="259"/>
-        <w:jc w:val="both"/>
-        <w:rPr>
-          <w:rFonts w:ascii="Arial" w:hAnsi="Arial" w:cs="Arial"/>
-          <w:b/>
-          <w:bCs/>
-          <w:sz w:val="28"/>
-          <w:szCs w:val="28"/>
-        </w:rPr>
-      </w:pPr>
-      <w:r>
-        <w:rPr>
-          <w:rFonts w:cs="Arial" w:ascii="Arial" w:hAnsi="Arial"/>
-          <w:b/>
-          <w:bCs/>
-          <w:sz w:val="28"/>
-          <w:szCs w:val="28"/>
-        </w:rPr>
-        <w:t>CONCLUSÃO</w:t>
-      </w:r>
-    </w:p>
-    <w:p>
-      <w:pPr>
-        <w:pStyle w:val="ListParagraph"/>
-        <w:ind w:left="360"/>
-        <w:jc w:val="both"/>
-        <w:rPr>
-          <w:rFonts w:ascii="Arial" w:hAnsi="Arial" w:cs="Arial"/>
-          <w:bCs/>
-          <w:sz w:val="22"/>
-          <w:szCs w:val="22"/>
-        </w:rPr>
-      </w:pPr>
-      <w:r>
-        <w:rPr>
-          <w:rFonts w:cs="Arial" w:ascii="Arial" w:hAnsi="Arial"/>
-          <w:bCs/>
-          <w:sz w:val="22"/>
-          <w:szCs w:val="22"/>
-        </w:rPr>
-      </w:r>
-    </w:p>
-    <w:p>
-      <w:pPr>
-        <w:pStyle w:val="meusumrio"/>
-        <w:rPr>
-          <w:b w:val="false"/>
-          <w:bCs/>
-          <w:sz w:val="22"/>
-          <w:szCs w:val="22"/>
-        </w:rPr>
-      </w:pPr>
-      <w:r>
-        <w:rPr>
-          <w:b w:val="false"/>
-          <w:bCs/>
-          <w:sz w:val="22"/>
-          <w:szCs w:val="22"/>
-        </w:rPr>
-        <w:t xml:space="preserve">Com base no resultado das avaliações realizadas a partir das atividades desenvolvidas pelo reclamante, em que os risco potenciais à saúde dos trabalhadores foram analisados e os fatores relacionados a estes identificados, seguindo as orientações expostas pelos artigos 189, 191, 194 e 195 da CLT. Este Laudo Pericial, com fundamentação legal na Lei 6.514/77 e fundamentação técnica nas Normas Regulamentadoras do Ministério do Trabalho. Com metodologia expressa, isenta de subjetividade, concluímos sob a luz dos aspectos de Segurança do Trabalho e da Higiene Ocupacional que: as atividades desenvolvidas pela reclamante estão classificadas como </w:t>
-      </w:r>
-      <w:r>
-        <w:rPr>
-          <w:b w:val="false"/>
-          <w:bCs w:val="false"/>
-          <w:sz w:val="22"/>
-          <w:szCs w:val="22"/>
-        </w:rPr>
-        <w:t>{{Classificacao}}</w:t>
-      </w:r>
-      <w:r>
-        <w:rPr>
-          <w:b w:val="false"/>
-          <w:bCs w:val="false"/>
-          <w:sz w:val="22"/>
-          <w:szCs w:val="22"/>
-          <w:u w:val="single"/>
-        </w:rPr>
-        <w:t>,</w:t>
-      </w:r>
-      <w:r>
-        <w:rPr>
-          <w:b w:val="false"/>
-          <w:bCs/>
-          <w:sz w:val="22"/>
-          <w:szCs w:val="22"/>
-        </w:rPr>
-        <w:t xml:space="preserve"> nos termos dos anexos (indicados na metodologia) da </w:t>
-      </w:r>
-      <w:r>
-        <w:rPr>
-          <w:b w:val="false"/>
-          <w:bCs w:val="false"/>
-          <w:sz w:val="22"/>
-          <w:szCs w:val="22"/>
-        </w:rPr>
-        <w:t>{{TipoNorma}}</w:t>
-      </w:r>
-      <w:r>
-        <w:rPr>
-          <w:sz w:val="22"/>
-          <w:szCs w:val="22"/>
-        </w:rPr>
-        <w:t xml:space="preserve"> </w:t>
-      </w:r>
-      <w:r>
-        <w:rPr>
-          <w:b w:val="false"/>
           <w:bCs/>
           <w:sz w:val="22"/>
           <w:szCs w:val="22"/>
         </w:rPr>
         <w:t>Portaria 3214/78 do MTb.</w:t>
-      </w:r>
-    </w:p>
-    <w:p>
-      <w:pPr>
-        <w:pStyle w:val="ListParagraph"/>
-        <w:ind w:left="360"/>
-        <w:jc w:val="both"/>
-        <w:rPr>
-          <w:rFonts w:ascii="Arial" w:hAnsi="Arial" w:cs="Arial"/>
-          <w:bCs/>
-          <w:sz w:val="22"/>
-          <w:szCs w:val="22"/>
-        </w:rPr>
-      </w:pPr>
-      <w:r>
-        <w:rPr>
-          <w:rFonts w:cs="Arial" w:ascii="Arial" w:hAnsi="Arial"/>
-          <w:bCs/>
-          <w:sz w:val="22"/>
-          <w:szCs w:val="22"/>
-        </w:rPr>
-      </w:r>
-    </w:p>
-    <w:p>
-      <w:pPr>
-        <w:pStyle w:val="ListParagraph"/>
-        <w:ind w:left="360"/>
-        <w:jc w:val="both"/>
-        <w:rPr>
-          <w:rFonts w:ascii="Arial" w:hAnsi="Arial" w:cs="Arial"/>
-          <w:bCs/>
-        </w:rPr>
-      </w:pPr>
-      <w:r>
-        <w:rPr>
-          <w:rFonts w:cs="Arial" w:ascii="Arial" w:hAnsi="Arial"/>
-          <w:bCs/>
-        </w:rPr>
-      </w:r>
-    </w:p>
-    <w:p>
-      <w:pPr>
-        <w:pStyle w:val="ListParagraph"/>
-        <w:ind w:left="360"/>
-        <w:rPr>
-          <w:rFonts w:ascii="Arial" w:hAnsi="Arial" w:cs="Arial"/>
-          <w:b/>
-          <w:bCs/>
-          <w:sz w:val="28"/>
-          <w:szCs w:val="28"/>
-        </w:rPr>
-      </w:pPr>
-      <w:r>
-        <w:rPr>
-          <w:rFonts w:cs="Arial" w:ascii="Arial" w:hAnsi="Arial"/>
-          <w:b/>
-          <w:bCs/>
-          <w:sz w:val="28"/>
-          <w:szCs w:val="28"/>
-        </w:rPr>
-      </w:r>
-    </w:p>
-    <w:p>
-      <w:pPr>
-        <w:pStyle w:val="Normal"/>
-        <w:rPr>
-          <w:rFonts w:ascii="Arial" w:hAnsi="Arial" w:cs="Arial"/>
-          <w:b/>
-          <w:bCs/>
-        </w:rPr>
-      </w:pPr>
-      <w:r>
-        <w:rPr>
-          <w:rFonts w:cs="Arial" w:ascii="Arial" w:hAnsi="Arial"/>
-          <w:b/>
-          <w:bCs/>
-        </w:rPr>
-      </w:r>
-    </w:p>
-    <w:p>
-      <w:pPr>
-        <w:pStyle w:val="ListParagraph"/>
-        <w:spacing w:before="0" w:after="160"/>
-        <w:ind w:left="720"/>
-        <w:contextualSpacing/>
-        <w:rPr/>
-      </w:pPr>
-      <w:r>
-        <w:rPr/>
       </w:r>
     </w:p>
     <w:sectPr>
@@ -2921,40 +2600,35 @@
       <w:lvlJc w:val="left"/>
       <w:pPr>
         <w:tabs>
-          <w:tab w:val="num" w:pos="0"/>
+          <w:tab w:val="num" w:pos="720"/>
         </w:tabs>
-        <w:ind w:left="360" w:hanging="360"/>
-      </w:pPr>
-      <w:rPr>
-        <w:sz w:val="28"/>
-        <w:b/>
-        <w:szCs w:val="28"/>
-        <w:bCs/>
-      </w:rPr>
+        <w:ind w:left="720" w:hanging="360"/>
+      </w:pPr>
+      <w:rPr/>
     </w:lvl>
     <w:lvl w:ilvl="1">
       <w:start w:val="1"/>
-      <w:numFmt w:val="lowerLetter"/>
+      <w:numFmt w:val="decimal"/>
       <w:lvlText w:val="%2."/>
       <w:lvlJc w:val="left"/>
       <w:pPr>
         <w:tabs>
-          <w:tab w:val="num" w:pos="0"/>
+          <w:tab w:val="num" w:pos="1080"/>
         </w:tabs>
-        <w:ind w:left="1440" w:hanging="360"/>
+        <w:ind w:left="1080" w:hanging="360"/>
       </w:pPr>
       <w:rPr/>
     </w:lvl>
     <w:lvl w:ilvl="2">
       <w:start w:val="1"/>
-      <w:numFmt w:val="lowerRoman"/>
+      <w:numFmt w:val="decimal"/>
       <w:lvlText w:val="%3."/>
-      <w:lvlJc w:val="right"/>
+      <w:lvlJc w:val="left"/>
       <w:pPr>
         <w:tabs>
-          <w:tab w:val="num" w:pos="0"/>
+          <w:tab w:val="num" w:pos="1440"/>
         </w:tabs>
-        <w:ind w:left="2160" w:hanging="180"/>
+        <w:ind w:left="1440" w:hanging="360"/>
       </w:pPr>
       <w:rPr/>
     </w:lvl>
@@ -2965,35 +2639,35 @@
       <w:lvlJc w:val="left"/>
       <w:pPr>
         <w:tabs>
-          <w:tab w:val="num" w:pos="0"/>
+          <w:tab w:val="num" w:pos="1800"/>
         </w:tabs>
-        <w:ind w:left="2880" w:hanging="360"/>
+        <w:ind w:left="1800" w:hanging="360"/>
       </w:pPr>
       <w:rPr/>
     </w:lvl>
     <w:lvl w:ilvl="4">
       <w:start w:val="1"/>
-      <w:numFmt w:val="lowerLetter"/>
+      <w:numFmt w:val="decimal"/>
       <w:lvlText w:val="%5."/>
       <w:lvlJc w:val="left"/>
       <w:pPr>
         <w:tabs>
-          <w:tab w:val="num" w:pos="0"/>
+          <w:tab w:val="num" w:pos="2160"/>
         </w:tabs>
-        <w:ind w:left="3600" w:hanging="360"/>
+        <w:ind w:left="2160" w:hanging="360"/>
       </w:pPr>
       <w:rPr/>
     </w:lvl>
     <w:lvl w:ilvl="5">
       <w:start w:val="1"/>
-      <w:numFmt w:val="lowerRoman"/>
+      <w:numFmt w:val="decimal"/>
       <w:lvlText w:val="%6."/>
-      <w:lvlJc w:val="right"/>
+      <w:lvlJc w:val="left"/>
       <w:pPr>
         <w:tabs>
-          <w:tab w:val="num" w:pos="0"/>
+          <w:tab w:val="num" w:pos="2520"/>
         </w:tabs>
-        <w:ind w:left="4320" w:hanging="180"/>
+        <w:ind w:left="2520" w:hanging="360"/>
       </w:pPr>
       <w:rPr/>
     </w:lvl>
@@ -3004,40 +2678,186 @@
       <w:lvlJc w:val="left"/>
       <w:pPr>
         <w:tabs>
-          <w:tab w:val="num" w:pos="0"/>
+          <w:tab w:val="num" w:pos="2880"/>
         </w:tabs>
-        <w:ind w:left="5040" w:hanging="360"/>
+        <w:ind w:left="2880" w:hanging="360"/>
       </w:pPr>
       <w:rPr/>
     </w:lvl>
     <w:lvl w:ilvl="7">
       <w:start w:val="1"/>
-      <w:numFmt w:val="lowerLetter"/>
+      <w:numFmt w:val="decimal"/>
       <w:lvlText w:val="%8."/>
       <w:lvlJc w:val="left"/>
       <w:pPr>
         <w:tabs>
-          <w:tab w:val="num" w:pos="0"/>
+          <w:tab w:val="num" w:pos="3240"/>
         </w:tabs>
-        <w:ind w:left="5760" w:hanging="360"/>
+        <w:ind w:left="3240" w:hanging="360"/>
       </w:pPr>
       <w:rPr/>
     </w:lvl>
     <w:lvl w:ilvl="8">
       <w:start w:val="1"/>
-      <w:numFmt w:val="lowerRoman"/>
+      <w:numFmt w:val="decimal"/>
       <w:lvlText w:val="%9."/>
-      <w:lvlJc w:val="right"/>
+      <w:lvlJc w:val="left"/>
       <w:pPr>
         <w:tabs>
-          <w:tab w:val="num" w:pos="0"/>
+          <w:tab w:val="num" w:pos="3600"/>
         </w:tabs>
-        <w:ind w:left="6480" w:hanging="180"/>
+        <w:ind w:left="3600" w:hanging="360"/>
       </w:pPr>
       <w:rPr/>
     </w:lvl>
   </w:abstractNum>
   <w:abstractNum w:abstractNumId="2">
+    <w:lvl w:ilvl="0">
+      <w:start w:val="1"/>
+      <w:numFmt w:val="decimal"/>
+      <w:lvlText w:val="%1."/>
+      <w:lvlJc w:val="left"/>
+      <w:pPr>
+        <w:tabs>
+          <w:tab w:val="num" w:pos="720"/>
+        </w:tabs>
+        <w:ind w:left="720" w:hanging="360"/>
+      </w:pPr>
+      <w:rPr>
+        <w:b/>
+        <w:bCs/>
+      </w:rPr>
+    </w:lvl>
+    <w:lvl w:ilvl="1">
+      <w:start w:val="1"/>
+      <w:numFmt w:val="decimal"/>
+      <w:lvlText w:val="%2."/>
+      <w:lvlJc w:val="left"/>
+      <w:pPr>
+        <w:tabs>
+          <w:tab w:val="num" w:pos="1080"/>
+        </w:tabs>
+        <w:ind w:left="1080" w:hanging="360"/>
+      </w:pPr>
+      <w:rPr>
+        <w:b/>
+        <w:bCs/>
+      </w:rPr>
+    </w:lvl>
+    <w:lvl w:ilvl="2">
+      <w:start w:val="1"/>
+      <w:numFmt w:val="decimal"/>
+      <w:lvlText w:val="%3."/>
+      <w:lvlJc w:val="left"/>
+      <w:pPr>
+        <w:tabs>
+          <w:tab w:val="num" w:pos="1440"/>
+        </w:tabs>
+        <w:ind w:left="1440" w:hanging="360"/>
+      </w:pPr>
+      <w:rPr>
+        <w:b/>
+        <w:bCs/>
+      </w:rPr>
+    </w:lvl>
+    <w:lvl w:ilvl="3">
+      <w:start w:val="1"/>
+      <w:numFmt w:val="decimal"/>
+      <w:lvlText w:val="%4."/>
+      <w:lvlJc w:val="left"/>
+      <w:pPr>
+        <w:tabs>
+          <w:tab w:val="num" w:pos="1800"/>
+        </w:tabs>
+        <w:ind w:left="1800" w:hanging="360"/>
+      </w:pPr>
+      <w:rPr>
+        <w:b/>
+        <w:bCs/>
+      </w:rPr>
+    </w:lvl>
+    <w:lvl w:ilvl="4">
+      <w:start w:val="1"/>
+      <w:numFmt w:val="decimal"/>
+      <w:lvlText w:val="%5."/>
+      <w:lvlJc w:val="left"/>
+      <w:pPr>
+        <w:tabs>
+          <w:tab w:val="num" w:pos="2160"/>
+        </w:tabs>
+        <w:ind w:left="2160" w:hanging="360"/>
+      </w:pPr>
+      <w:rPr>
+        <w:b/>
+        <w:bCs/>
+      </w:rPr>
+    </w:lvl>
+    <w:lvl w:ilvl="5">
+      <w:start w:val="1"/>
+      <w:numFmt w:val="decimal"/>
+      <w:lvlText w:val="%6."/>
+      <w:lvlJc w:val="left"/>
+      <w:pPr>
+        <w:tabs>
+          <w:tab w:val="num" w:pos="2520"/>
+        </w:tabs>
+        <w:ind w:left="2520" w:hanging="360"/>
+      </w:pPr>
+      <w:rPr>
+        <w:b/>
+        <w:bCs/>
+      </w:rPr>
+    </w:lvl>
+    <w:lvl w:ilvl="6">
+      <w:start w:val="1"/>
+      <w:numFmt w:val="decimal"/>
+      <w:lvlText w:val="%7."/>
+      <w:lvlJc w:val="left"/>
+      <w:pPr>
+        <w:tabs>
+          <w:tab w:val="num" w:pos="2880"/>
+        </w:tabs>
+        <w:ind w:left="2880" w:hanging="360"/>
+      </w:pPr>
+      <w:rPr>
+        <w:b/>
+        <w:bCs/>
+      </w:rPr>
+    </w:lvl>
+    <w:lvl w:ilvl="7">
+      <w:start w:val="1"/>
+      <w:numFmt w:val="decimal"/>
+      <w:lvlText w:val="%8."/>
+      <w:lvlJc w:val="left"/>
+      <w:pPr>
+        <w:tabs>
+          <w:tab w:val="num" w:pos="3240"/>
+        </w:tabs>
+        <w:ind w:left="3240" w:hanging="360"/>
+      </w:pPr>
+      <w:rPr>
+        <w:b/>
+        <w:bCs/>
+      </w:rPr>
+    </w:lvl>
+    <w:lvl w:ilvl="8">
+      <w:start w:val="1"/>
+      <w:numFmt w:val="decimal"/>
+      <w:lvlText w:val="%9."/>
+      <w:lvlJc w:val="left"/>
+      <w:pPr>
+        <w:tabs>
+          <w:tab w:val="num" w:pos="3600"/>
+        </w:tabs>
+        <w:ind w:left="3600" w:hanging="360"/>
+      </w:pPr>
+      <w:rPr>
+        <w:b/>
+        <w:bCs/>
+      </w:rPr>
+    </w:lvl>
+  </w:abstractNum>
+  <w:abstractNum w:abstractNumId="3">
     <w:lvl w:ilvl="0">
       <w:start w:val="1"/>
       <w:numFmt w:val="none"/>
@@ -3161,6 +2981,9 @@
   </w:num>
   <w:num w:numId="2">
     <w:abstractNumId w:val="2"/>
+  </w:num>
+  <w:num w:numId="3">
+    <w:abstractNumId w:val="3"/>
   </w:num>
 </w:numbering>
 </file>
@@ -4025,6 +3848,14 @@
       <w:rFonts w:ascii="OpenSymbol" w:hAnsi="OpenSymbol" w:eastAsia="OpenSymbol" w:cs="OpenSymbol"/>
     </w:rPr>
   </w:style>
+  <w:style w:type="character" w:styleId="Smbolosdenumerao">
+    <w:name w:val="Símbolos de numeração"/>
+    <w:qFormat/>
+    <w:rPr>
+      <w:b/>
+      <w:bCs/>
+    </w:rPr>
+  </w:style>
   <w:style w:type="paragraph" w:styleId="Ttulo">
     <w:name w:val="Título"/>
     <w:basedOn w:val="Normal"/>
